--- a/docs/01_协议与寄存器/LH协议适配/02_协议映射/二代计量仪modbus使用手册（2026版）（LH协议）.docx
+++ b/docs/01_协议与寄存器/LH协议适配/02_协议映射/二代计量仪modbus使用手册（2026版）（LH协议）.docx
@@ -1150,7 +1150,7 @@
           <w:color w:val="auto"/>
           <w:szCs w:val="30"/>
         </w:rPr>
-        <w:t>六、 写线圈控制协议 [仅支持功能码 0x05 请求]</w:t>
+        <w:t>六、 线圈读写协议 [支持功能码 0x01、0x05]</w:t>
       </w:r>
       <w:r>
         <w:rPr>
@@ -2888,7 +2888,7 @@
           <w:sz w:val="21"/>
           <w:szCs w:val="21"/>
         </w:rPr>
-        <w:t>LH协议直接支持功能码0x03、0x04、0x05、0x10；保持寄存器可直接读写。</w:t>
+        <w:t>LH协议直接支持功能码0x01、0x03、0x04、0x05、0x10；功能码0x01用于兼容读线圈请求，合法范围内的线圈位统一返回0；保持寄存器可直接读写。</w:t>
       </w:r>
     </w:p>
     <w:p>
@@ -7557,7 +7557,7 @@
           <w:sz w:val="21"/>
           <w:szCs w:val="21"/>
         </w:rPr>
-        <w:t>本协议仅支持功能码0x03、0x04、0x05、0x10</w:t>
+        <w:t>本协议仅支持功能码0x01、0x03、0x04、0x05、0x10</w:t>
       </w:r>
     </w:p>
     <w:p>
@@ -8032,7 +8032,7 @@
           <w:sz w:val="30"/>
           <w:szCs w:val="30"/>
         </w:rPr>
-        <w:t>写线圈控制协议 [仅支持功能码 0x05 请求]</w:t>
+        <w:t>线圈读写协议 [支持功能码 0x01、0x05]</w:t>
       </w:r>
       <w:bookmarkEnd w:id="6"/>
     </w:p>
@@ -8083,7 +8083,7 @@
           <w:szCs w:val="21"/>
           <w:lang w:val="en-US" w:eastAsia="zh-CN" w:bidi="ar"/>
         </w:rPr>
-        <w:t xml:space="preserve">写线圈功能码 </w:t>
+        <w:t>读线圈功能码0x01，合法读取范围为0x0000～0x0010，响应位统一为0；写线圈功能码0x05；</w:t>
       </w:r>
       <w:r>
         <w:rPr>
@@ -8097,7 +8097,6 @@
           <w:szCs w:val="21"/>
           <w:lang w:val="en-US" w:eastAsia="zh-CN" w:bidi="ar"/>
         </w:rPr>
-        <w:t>0x05</w:t>
       </w:r>
       <w:r>
         <w:rPr>
@@ -8109,7 +8108,6 @@
           <w:szCs w:val="21"/>
           <w:lang w:val="en-US" w:eastAsia="zh-CN" w:bidi="ar"/>
         </w:rPr>
-        <w:t xml:space="preserve">； </w:t>
       </w:r>
     </w:p>
     <w:p>

--- a/docs/01_协议与寄存器/LH协议适配/02_协议映射/二代计量仪modbus使用手册（2026版）（LH协议）.docx
+++ b/docs/01_协议与寄存器/LH协议适配/02_协议映射/二代计量仪modbus使用手册（2026版）（LH协议）.docx
@@ -1,6 +1,6 @@
 
 <file path=word/document.xml><?xml version="1.0" encoding="utf-8"?>
-<w:document xmlns:wpc="http://schemas.microsoft.com/office/word/2010/wordprocessingCanvas" xmlns:mc="http://schemas.openxmlformats.org/markup-compatibility/2006" xmlns:o="urn:schemas-microsoft-com:office:office" xmlns:r="http://schemas.openxmlformats.org/officeDocument/2006/relationships" xmlns:m="http://schemas.openxmlformats.org/officeDocument/2006/math" xmlns:v="urn:schemas-microsoft-com:vml" xmlns:wp14="http://schemas.microsoft.com/office/word/2010/wordprocessingDrawing" xmlns:wp="http://schemas.openxmlformats.org/drawingml/2006/wordprocessingDrawing" xmlns:w="http://schemas.openxmlformats.org/wordprocessingml/2006/main" xmlns:w14="http://schemas.microsoft.com/office/word/2010/wordml" xmlns:w10="urn:schemas-microsoft-com:office:word" xmlns:w15="http://schemas.microsoft.com/office/word/2012/wordml" xmlns:wpg="http://schemas.microsoft.com/office/word/2010/wordprocessingGroup" xmlns:wpi="http://schemas.microsoft.com/office/word/2010/wordprocessingInk" xmlns:wne="http://schemas.microsoft.com/office/word/2006/wordml" xmlns:wps="http://schemas.microsoft.com/office/word/2010/wordprocessingShape" xmlns:wpsCustomData="http://www.wps.cn/officeDocument/2013/wpsCustomData" mc:Ignorable="w14 w15 wp14">
+<w:document xmlns:wpc="http://schemas.microsoft.com/office/word/2010/wordprocessingCanvas" xmlns:cx="http://schemas.microsoft.com/office/drawing/2014/chartex" xmlns:cx1="http://schemas.microsoft.com/office/drawing/2015/9/8/chartex" xmlns:cx2="http://schemas.microsoft.com/office/drawing/2015/10/21/chartex" xmlns:cx3="http://schemas.microsoft.com/office/drawing/2016/5/9/chartex" xmlns:cx4="http://schemas.microsoft.com/office/drawing/2016/5/10/chartex" xmlns:cx5="http://schemas.microsoft.com/office/drawing/2016/5/11/chartex" xmlns:cx6="http://schemas.microsoft.com/office/drawing/2016/5/12/chartex" xmlns:cx7="http://schemas.microsoft.com/office/drawing/2016/5/13/chartex" xmlns:cx8="http://schemas.microsoft.com/office/drawing/2016/5/14/chartex" xmlns:mc="http://schemas.openxmlformats.org/markup-compatibility/2006" xmlns:o="urn:schemas-microsoft-com:office:office" xmlns:r="http://schemas.openxmlformats.org/officeDocument/2006/relationships" xmlns:m="http://schemas.openxmlformats.org/officeDocument/2006/math" xmlns:v="urn:schemas-microsoft-com:vml" xmlns:wp14="http://schemas.microsoft.com/office/word/2010/wordprocessingDrawing" xmlns:wp="http://schemas.openxmlformats.org/drawingml/2006/wordprocessingDrawing" xmlns:w="http://schemas.openxmlformats.org/wordprocessingml/2006/main" xmlns:w14="http://schemas.microsoft.com/office/word/2010/wordml" xmlns:w10="urn:schemas-microsoft-com:office:word" xmlns:w15="http://schemas.microsoft.com/office/word/2012/wordml" xmlns:wpg="http://schemas.microsoft.com/office/word/2010/wordprocessingGroup" xmlns:wpi="http://schemas.microsoft.com/office/word/2010/wordprocessingInk" xmlns:wne="http://schemas.microsoft.com/office/word/2006/wordml" xmlns:wps="http://schemas.microsoft.com/office/word/2010/wordprocessingShape" xmlns:wpsCustomData="http://www.wps.cn/officeDocument/2013/wpsCustomData" mc:Ignorable="w14 w15 wp14">
   <w:body>
     <w:p>
       <w:pPr>
@@ -20,6 +20,7 @@
           <w:szCs w:val="84"/>
         </w:rPr>
       </w:pPr>
+      <w:bookmarkStart w:id="11" w:name="_GoBack"/>
       <w:r>
         <w:rPr>
           <w:color w:val="auto"/>
@@ -67,6 +68,7 @@
         </w:drawing>
       </w:r>
     </w:p>
+    <w:bookmarkEnd w:id="11"/>
     <w:p>
       <w:pPr>
         <w:jc w:val="center"/>
@@ -8085,30 +8087,6 @@
         </w:rPr>
         <w:t>读线圈功能码0x01，合法读取范围为0x0000～0x0010，响应位统一为0；写线圈功能码0x05；</w:t>
       </w:r>
-      <w:r>
-        <w:rPr>
-          <w:rFonts w:hint="default" w:ascii="Times New Roman" w:hAnsi="Times New Roman" w:eastAsia="宋体" w:cs="Times New Roman"/>
-          <w:b/>
-          <w:bCs/>
-          <w:snapToGrid w:val="0"/>
-          <w:color w:val="auto"/>
-          <w:kern w:val="0"/>
-          <w:sz w:val="21"/>
-          <w:szCs w:val="21"/>
-          <w:lang w:val="en-US" w:eastAsia="zh-CN" w:bidi="ar"/>
-        </w:rPr>
-      </w:r>
-      <w:r>
-        <w:rPr>
-          <w:rFonts w:hint="eastAsia" w:ascii="宋体" w:hAnsi="宋体" w:eastAsia="宋体" w:cs="宋体"/>
-          <w:snapToGrid w:val="0"/>
-          <w:color w:val="auto"/>
-          <w:kern w:val="0"/>
-          <w:sz w:val="21"/>
-          <w:szCs w:val="21"/>
-          <w:lang w:val="en-US" w:eastAsia="zh-CN" w:bidi="ar"/>
-        </w:rPr>
-      </w:r>
     </w:p>
     <w:p>
       <w:pPr>
@@ -8206,7 +8184,7 @@
         <w:rPr>
           <w:rFonts w:hint="eastAsia" w:ascii="宋体" w:hAnsi="宋体" w:cs="宋体"/>
           <w:snapToGrid w:val="0"/>
-          <w:color w:val="FF0000"/>
+          <w:color w:val="auto"/>
           <w:kern w:val="0"/>
           <w:sz w:val="21"/>
           <w:szCs w:val="21"/>
@@ -8485,7 +8463,7 @@
             <w:r>
               <w:rPr>
                 <w:rFonts w:hint="eastAsia" w:ascii="宋体" w:eastAsia="宋体" w:cs="Arial"/>
-                <w:color w:val="FF0000"/>
+                <w:color w:val="auto"/>
                 <w:sz w:val="24"/>
                 <w:szCs w:val="24"/>
                 <w:lang w:val="en-US" w:eastAsia="zh-CN"/>
@@ -8519,7 +8497,7 @@
             <w:r>
               <w:rPr>
                 <w:rFonts w:hint="eastAsia" w:ascii="宋体" w:hAnsi="Arial" w:eastAsia="宋体" w:cs="Arial"/>
-                <w:color w:val="FF0000"/>
+                <w:color w:val="auto"/>
                 <w:sz w:val="24"/>
                 <w:szCs w:val="24"/>
               </w:rPr>
@@ -8553,7 +8531,7 @@
             <w:r>
               <w:rPr>
                 <w:rFonts w:hint="eastAsia" w:ascii="宋体" w:eastAsia="宋体" w:cs="Arial"/>
-                <w:color w:val="FF0000"/>
+                <w:color w:val="auto"/>
                 <w:sz w:val="24"/>
                 <w:szCs w:val="24"/>
                 <w:lang w:val="en-US" w:eastAsia="zh-CN"/>
@@ -8587,7 +8565,7 @@
             <w:r>
               <w:rPr>
                 <w:rFonts w:hint="eastAsia" w:ascii="宋体" w:hAnsi="Arial" w:eastAsia="宋体" w:cs="Arial"/>
-                <w:color w:val="FF0000"/>
+                <w:color w:val="auto"/>
                 <w:sz w:val="24"/>
                 <w:szCs w:val="24"/>
               </w:rPr>
@@ -8620,7 +8598,7 @@
             <w:r>
               <w:rPr>
                 <w:rFonts w:hint="eastAsia" w:ascii="宋体" w:hAnsi="Arial" w:eastAsia="宋体" w:cs="Arial"/>
-                <w:color w:val="FF0000"/>
+                <w:color w:val="auto"/>
                 <w:sz w:val="24"/>
                 <w:szCs w:val="24"/>
               </w:rPr>
@@ -8676,7 +8654,7 @@
             <w:r>
               <w:rPr>
                 <w:rFonts w:hint="eastAsia" w:ascii="宋体" w:eastAsia="宋体" w:cs="Arial"/>
-                <w:color w:val="FF0000"/>
+                <w:color w:val="auto"/>
                 <w:sz w:val="24"/>
                 <w:szCs w:val="24"/>
                 <w:lang w:val="en-US" w:eastAsia="zh-CN"/>
@@ -8710,7 +8688,7 @@
             <w:r>
               <w:rPr>
                 <w:rFonts w:hint="eastAsia" w:ascii="宋体" w:hAnsi="Arial" w:eastAsia="宋体" w:cs="Arial"/>
-                <w:color w:val="FF0000"/>
+                <w:color w:val="auto"/>
                 <w:sz w:val="24"/>
                 <w:szCs w:val="24"/>
               </w:rPr>
@@ -8744,7 +8722,7 @@
             <w:r>
               <w:rPr>
                 <w:rFonts w:hint="eastAsia" w:ascii="宋体" w:eastAsia="宋体" w:cs="Arial"/>
-                <w:color w:val="FF0000"/>
+                <w:color w:val="auto"/>
                 <w:sz w:val="24"/>
                 <w:szCs w:val="24"/>
                 <w:lang w:val="en-US" w:eastAsia="zh-CN"/>
@@ -8778,7 +8756,7 @@
             <w:r>
               <w:rPr>
                 <w:rFonts w:hint="eastAsia" w:ascii="宋体" w:hAnsi="Arial" w:eastAsia="宋体" w:cs="Arial"/>
-                <w:color w:val="FF0000"/>
+                <w:color w:val="auto"/>
                 <w:sz w:val="24"/>
                 <w:szCs w:val="24"/>
               </w:rPr>
@@ -8811,7 +8789,7 @@
             <w:r>
               <w:rPr>
                 <w:rFonts w:hint="eastAsia" w:ascii="宋体" w:hAnsi="Arial" w:eastAsia="宋体" w:cs="Arial"/>
-                <w:color w:val="FF0000"/>
+                <w:color w:val="auto"/>
                 <w:sz w:val="24"/>
                 <w:szCs w:val="24"/>
               </w:rPr>
@@ -8867,7 +8845,7 @@
             <w:r>
               <w:rPr>
                 <w:rFonts w:hint="eastAsia" w:ascii="宋体" w:eastAsia="宋体" w:cs="Arial"/>
-                <w:color w:val="FF0000"/>
+                <w:color w:val="auto"/>
                 <w:sz w:val="24"/>
                 <w:szCs w:val="24"/>
                 <w:lang w:val="en-US" w:eastAsia="zh-CN"/>
@@ -8901,7 +8879,7 @@
             <w:r>
               <w:rPr>
                 <w:rFonts w:hint="eastAsia" w:ascii="宋体" w:hAnsi="Arial" w:eastAsia="宋体" w:cs="Arial"/>
-                <w:color w:val="FF0000"/>
+                <w:color w:val="auto"/>
                 <w:sz w:val="24"/>
                 <w:szCs w:val="24"/>
               </w:rPr>
@@ -8935,7 +8913,7 @@
             <w:r>
               <w:rPr>
                 <w:rFonts w:hint="eastAsia" w:ascii="宋体" w:eastAsia="宋体" w:cs="Arial"/>
-                <w:color w:val="FF0000"/>
+                <w:color w:val="auto"/>
                 <w:sz w:val="24"/>
                 <w:szCs w:val="24"/>
                 <w:lang w:val="en-US" w:eastAsia="zh-CN"/>
@@ -8969,7 +8947,7 @@
             <w:r>
               <w:rPr>
                 <w:rFonts w:hint="eastAsia" w:ascii="宋体" w:hAnsi="Arial" w:eastAsia="宋体" w:cs="Arial"/>
-                <w:color w:val="FF0000"/>
+                <w:color w:val="auto"/>
                 <w:sz w:val="24"/>
                 <w:szCs w:val="24"/>
               </w:rPr>
@@ -9002,7 +8980,7 @@
             <w:r>
               <w:rPr>
                 <w:rFonts w:hint="eastAsia" w:ascii="宋体" w:hAnsi="Arial" w:eastAsia="宋体" w:cs="Arial"/>
-                <w:color w:val="FF0000"/>
+                <w:color w:val="auto"/>
                 <w:sz w:val="24"/>
                 <w:szCs w:val="24"/>
               </w:rPr>
@@ -9058,7 +9036,7 @@
             <w:r>
               <w:rPr>
                 <w:rFonts w:hint="eastAsia" w:ascii="宋体" w:eastAsia="宋体" w:cs="Arial"/>
-                <w:color w:val="FF0000"/>
+                <w:color w:val="auto"/>
                 <w:sz w:val="24"/>
                 <w:szCs w:val="24"/>
                 <w:lang w:val="en-US" w:eastAsia="zh-CN"/>
@@ -9092,7 +9070,7 @@
             <w:r>
               <w:rPr>
                 <w:rFonts w:hint="eastAsia" w:ascii="宋体" w:hAnsi="Arial" w:eastAsia="宋体" w:cs="Arial"/>
-                <w:color w:val="FF0000"/>
+                <w:color w:val="auto"/>
                 <w:sz w:val="24"/>
                 <w:szCs w:val="24"/>
               </w:rPr>
@@ -9126,7 +9104,7 @@
             <w:r>
               <w:rPr>
                 <w:rFonts w:hint="eastAsia" w:ascii="宋体" w:eastAsia="宋体" w:cs="Arial"/>
-                <w:color w:val="FF0000"/>
+                <w:color w:val="auto"/>
                 <w:sz w:val="24"/>
                 <w:szCs w:val="24"/>
                 <w:lang w:val="en-US" w:eastAsia="zh-CN"/>
@@ -9160,7 +9138,7 @@
             <w:r>
               <w:rPr>
                 <w:rFonts w:hint="eastAsia" w:ascii="宋体" w:hAnsi="Arial" w:eastAsia="宋体" w:cs="Arial"/>
-                <w:color w:val="FF0000"/>
+                <w:color w:val="auto"/>
                 <w:sz w:val="24"/>
                 <w:szCs w:val="24"/>
               </w:rPr>
@@ -9193,7 +9171,7 @@
             <w:r>
               <w:rPr>
                 <w:rFonts w:hint="eastAsia" w:ascii="宋体" w:hAnsi="Arial" w:eastAsia="宋体" w:cs="Arial"/>
-                <w:color w:val="FF0000"/>
+                <w:color w:val="auto"/>
                 <w:sz w:val="24"/>
                 <w:szCs w:val="24"/>
               </w:rPr>
@@ -9249,7 +9227,7 @@
             <w:r>
               <w:rPr>
                 <w:rFonts w:hint="eastAsia" w:ascii="宋体" w:eastAsia="宋体" w:cs="Arial"/>
-                <w:color w:val="FF0000"/>
+                <w:color w:val="auto"/>
                 <w:sz w:val="24"/>
                 <w:szCs w:val="24"/>
                 <w:lang w:val="en-US" w:eastAsia="zh-CN"/>
@@ -9283,7 +9261,7 @@
             <w:r>
               <w:rPr>
                 <w:rFonts w:hint="eastAsia" w:ascii="宋体" w:hAnsi="Arial" w:eastAsia="宋体" w:cs="Arial"/>
-                <w:color w:val="FF0000"/>
+                <w:color w:val="auto"/>
                 <w:sz w:val="24"/>
                 <w:szCs w:val="24"/>
               </w:rPr>
@@ -9317,7 +9295,7 @@
             <w:r>
               <w:rPr>
                 <w:rFonts w:hint="eastAsia" w:ascii="宋体" w:eastAsia="宋体" w:cs="Arial"/>
-                <w:color w:val="FF0000"/>
+                <w:color w:val="auto"/>
                 <w:sz w:val="24"/>
                 <w:szCs w:val="24"/>
                 <w:lang w:val="en-US" w:eastAsia="zh-CN"/>
@@ -9351,7 +9329,7 @@
             <w:r>
               <w:rPr>
                 <w:rFonts w:hint="eastAsia" w:ascii="宋体" w:hAnsi="Arial" w:eastAsia="宋体" w:cs="Arial"/>
-                <w:color w:val="FF0000"/>
+                <w:color w:val="auto"/>
                 <w:sz w:val="24"/>
                 <w:szCs w:val="24"/>
               </w:rPr>
@@ -9384,7 +9362,7 @@
             <w:r>
               <w:rPr>
                 <w:rFonts w:hint="eastAsia" w:ascii="宋体" w:hAnsi="Arial" w:eastAsia="宋体" w:cs="Arial"/>
-                <w:color w:val="FF0000"/>
+                <w:color w:val="auto"/>
                 <w:sz w:val="24"/>
                 <w:szCs w:val="24"/>
               </w:rPr>
@@ -9440,7 +9418,7 @@
             <w:r>
               <w:rPr>
                 <w:rFonts w:hint="eastAsia" w:ascii="宋体" w:eastAsia="宋体" w:cs="Arial"/>
-                <w:color w:val="FF0000"/>
+                <w:color w:val="auto"/>
                 <w:sz w:val="24"/>
                 <w:szCs w:val="24"/>
                 <w:lang w:val="en-US" w:eastAsia="zh-CN"/>
@@ -9474,7 +9452,7 @@
             <w:r>
               <w:rPr>
                 <w:rFonts w:hint="eastAsia" w:ascii="宋体" w:hAnsi="Arial" w:eastAsia="宋体" w:cs="Arial"/>
-                <w:color w:val="FF0000"/>
+                <w:color w:val="auto"/>
                 <w:sz w:val="24"/>
                 <w:szCs w:val="24"/>
               </w:rPr>
@@ -9508,7 +9486,7 @@
             <w:r>
               <w:rPr>
                 <w:rFonts w:hint="eastAsia" w:ascii="宋体" w:eastAsia="宋体" w:cs="Arial"/>
-                <w:color w:val="FF0000"/>
+                <w:color w:val="auto"/>
                 <w:sz w:val="24"/>
                 <w:szCs w:val="24"/>
                 <w:lang w:val="en-US" w:eastAsia="zh-CN"/>
@@ -9542,7 +9520,7 @@
             <w:r>
               <w:rPr>
                 <w:rFonts w:hint="eastAsia" w:ascii="宋体" w:hAnsi="Arial" w:eastAsia="宋体" w:cs="Arial"/>
-                <w:color w:val="FF0000"/>
+                <w:color w:val="auto"/>
                 <w:sz w:val="24"/>
                 <w:szCs w:val="24"/>
               </w:rPr>
@@ -9575,7 +9553,7 @@
             <w:r>
               <w:rPr>
                 <w:rFonts w:hint="eastAsia" w:ascii="宋体" w:hAnsi="Arial" w:eastAsia="宋体" w:cs="Arial"/>
-                <w:color w:val="FF0000"/>
+                <w:color w:val="auto"/>
                 <w:sz w:val="24"/>
                 <w:szCs w:val="24"/>
               </w:rPr>
@@ -9631,7 +9609,7 @@
             <w:r>
               <w:rPr>
                 <w:rFonts w:hint="eastAsia" w:ascii="宋体" w:eastAsia="宋体" w:cs="Arial"/>
-                <w:color w:val="FF0000"/>
+                <w:color w:val="auto"/>
                 <w:sz w:val="24"/>
                 <w:szCs w:val="24"/>
                 <w:lang w:val="en-US" w:eastAsia="zh-CN"/>
@@ -9665,7 +9643,7 @@
             <w:r>
               <w:rPr>
                 <w:rFonts w:hint="eastAsia" w:ascii="宋体" w:hAnsi="Arial" w:eastAsia="宋体" w:cs="Arial"/>
-                <w:color w:val="FF0000"/>
+                <w:color w:val="auto"/>
                 <w:sz w:val="24"/>
                 <w:szCs w:val="24"/>
               </w:rPr>
@@ -9699,7 +9677,7 @@
             <w:r>
               <w:rPr>
                 <w:rFonts w:hint="eastAsia" w:ascii="宋体" w:eastAsia="宋体" w:cs="Arial"/>
-                <w:color w:val="FF0000"/>
+                <w:color w:val="auto"/>
                 <w:sz w:val="24"/>
                 <w:szCs w:val="24"/>
                 <w:lang w:val="en-US" w:eastAsia="zh-CN"/>
@@ -9733,7 +9711,7 @@
             <w:r>
               <w:rPr>
                 <w:rFonts w:hint="eastAsia" w:ascii="宋体" w:hAnsi="Arial" w:eastAsia="宋体" w:cs="Arial"/>
-                <w:color w:val="FF0000"/>
+                <w:color w:val="auto"/>
                 <w:sz w:val="24"/>
                 <w:szCs w:val="24"/>
               </w:rPr>
@@ -9766,7 +9744,7 @@
             <w:r>
               <w:rPr>
                 <w:rFonts w:hint="eastAsia" w:ascii="宋体" w:hAnsi="Arial" w:eastAsia="宋体" w:cs="Arial"/>
-                <w:color w:val="FF0000"/>
+                <w:color w:val="auto"/>
                 <w:sz w:val="24"/>
                 <w:szCs w:val="24"/>
               </w:rPr>
@@ -9822,7 +9800,7 @@
             <w:r>
               <w:rPr>
                 <w:rFonts w:hint="eastAsia" w:ascii="宋体" w:eastAsia="宋体" w:cs="Arial"/>
-                <w:color w:val="FF0000"/>
+                <w:color w:val="auto"/>
                 <w:sz w:val="24"/>
                 <w:szCs w:val="24"/>
                 <w:lang w:val="en-US" w:eastAsia="zh-CN"/>
@@ -9856,7 +9834,7 @@
             <w:r>
               <w:rPr>
                 <w:rFonts w:hint="eastAsia" w:ascii="宋体" w:hAnsi="Arial" w:eastAsia="宋体" w:cs="Arial"/>
-                <w:color w:val="FF0000"/>
+                <w:color w:val="auto"/>
                 <w:sz w:val="24"/>
                 <w:szCs w:val="24"/>
               </w:rPr>
@@ -9890,7 +9868,7 @@
             <w:r>
               <w:rPr>
                 <w:rFonts w:hint="eastAsia" w:ascii="宋体" w:eastAsia="宋体" w:cs="Arial"/>
-                <w:color w:val="FF0000"/>
+                <w:color w:val="auto"/>
                 <w:sz w:val="24"/>
                 <w:szCs w:val="24"/>
                 <w:lang w:val="en-US" w:eastAsia="zh-CN"/>
@@ -9924,7 +9902,7 @@
             <w:r>
               <w:rPr>
                 <w:rFonts w:hint="eastAsia" w:ascii="宋体" w:hAnsi="Arial" w:eastAsia="宋体" w:cs="Arial"/>
-                <w:color w:val="FF0000"/>
+                <w:color w:val="auto"/>
                 <w:sz w:val="24"/>
                 <w:szCs w:val="24"/>
               </w:rPr>
@@ -9957,7 +9935,7 @@
             <w:r>
               <w:rPr>
                 <w:rFonts w:hint="eastAsia" w:ascii="宋体" w:hAnsi="Arial" w:eastAsia="宋体" w:cs="Arial"/>
-                <w:color w:val="FF0000"/>
+                <w:color w:val="auto"/>
                 <w:sz w:val="24"/>
                 <w:szCs w:val="24"/>
               </w:rPr>
@@ -10013,7 +9991,7 @@
             <w:r>
               <w:rPr>
                 <w:rFonts w:hint="eastAsia" w:ascii="宋体" w:eastAsia="宋体" w:cs="Arial"/>
-                <w:color w:val="FF0000"/>
+                <w:color w:val="auto"/>
                 <w:sz w:val="24"/>
                 <w:szCs w:val="24"/>
                 <w:lang w:val="en-US" w:eastAsia="zh-CN"/>
@@ -10047,7 +10025,7 @@
             <w:r>
               <w:rPr>
                 <w:rFonts w:hint="eastAsia" w:ascii="宋体" w:hAnsi="Arial" w:eastAsia="宋体" w:cs="Arial"/>
-                <w:color w:val="FF0000"/>
+                <w:color w:val="auto"/>
                 <w:sz w:val="24"/>
                 <w:szCs w:val="24"/>
               </w:rPr>
@@ -10081,7 +10059,7 @@
             <w:r>
               <w:rPr>
                 <w:rFonts w:hint="eastAsia" w:ascii="宋体" w:eastAsia="宋体" w:cs="Arial"/>
-                <w:color w:val="FF0000"/>
+                <w:color w:val="auto"/>
                 <w:sz w:val="24"/>
                 <w:szCs w:val="24"/>
                 <w:lang w:val="en-US" w:eastAsia="zh-CN"/>
@@ -10115,7 +10093,7 @@
             <w:r>
               <w:rPr>
                 <w:rFonts w:hint="eastAsia" w:ascii="宋体" w:hAnsi="Arial" w:eastAsia="宋体" w:cs="Arial"/>
-                <w:color w:val="FF0000"/>
+                <w:color w:val="auto"/>
                 <w:sz w:val="24"/>
                 <w:szCs w:val="24"/>
               </w:rPr>
@@ -10148,7 +10126,7 @@
             <w:r>
               <w:rPr>
                 <w:rFonts w:hint="eastAsia" w:ascii="宋体" w:hAnsi="Arial" w:eastAsia="宋体" w:cs="Arial"/>
-                <w:color w:val="FF0000"/>
+                <w:color w:val="auto"/>
                 <w:sz w:val="24"/>
                 <w:szCs w:val="24"/>
               </w:rPr>
@@ -10204,7 +10182,7 @@
             <w:r>
               <w:rPr>
                 <w:rFonts w:hint="eastAsia" w:ascii="宋体" w:eastAsia="宋体" w:cs="Arial"/>
-                <w:color w:val="FF0000"/>
+                <w:color w:val="auto"/>
                 <w:sz w:val="24"/>
                 <w:szCs w:val="24"/>
                 <w:lang w:val="en-US" w:eastAsia="zh-CN"/>
@@ -10238,7 +10216,7 @@
             <w:r>
               <w:rPr>
                 <w:rFonts w:hint="eastAsia" w:ascii="宋体" w:hAnsi="Arial" w:eastAsia="宋体" w:cs="Arial"/>
-                <w:color w:val="FF0000"/>
+                <w:color w:val="auto"/>
                 <w:sz w:val="24"/>
                 <w:szCs w:val="24"/>
               </w:rPr>
@@ -10272,7 +10250,7 @@
             <w:r>
               <w:rPr>
                 <w:rFonts w:hint="eastAsia" w:ascii="宋体" w:eastAsia="宋体" w:cs="Arial"/>
-                <w:color w:val="FF0000"/>
+                <w:color w:val="auto"/>
                 <w:sz w:val="24"/>
                 <w:szCs w:val="24"/>
                 <w:lang w:val="en-US" w:eastAsia="zh-CN"/>
@@ -10306,7 +10284,7 @@
             <w:r>
               <w:rPr>
                 <w:rFonts w:hint="eastAsia" w:ascii="宋体" w:hAnsi="Arial" w:eastAsia="宋体" w:cs="Arial"/>
-                <w:color w:val="FF0000"/>
+                <w:color w:val="auto"/>
                 <w:sz w:val="24"/>
                 <w:szCs w:val="24"/>
               </w:rPr>
@@ -10339,7 +10317,7 @@
             <w:r>
               <w:rPr>
                 <w:rFonts w:hint="eastAsia" w:ascii="宋体" w:hAnsi="Arial" w:eastAsia="宋体" w:cs="Arial"/>
-                <w:color w:val="FF0000"/>
+                <w:color w:val="auto"/>
                 <w:sz w:val="24"/>
                 <w:szCs w:val="24"/>
               </w:rPr>
@@ -10395,7 +10373,7 @@
             <w:r>
               <w:rPr>
                 <w:rFonts w:hint="eastAsia" w:ascii="宋体" w:eastAsia="宋体" w:cs="Arial"/>
-                <w:color w:val="FF0000"/>
+                <w:color w:val="auto"/>
                 <w:sz w:val="24"/>
                 <w:szCs w:val="24"/>
                 <w:lang w:val="en-US" w:eastAsia="zh-CN"/>
@@ -10429,7 +10407,7 @@
             <w:r>
               <w:rPr>
                 <w:rFonts w:hint="eastAsia" w:ascii="宋体" w:hAnsi="Arial" w:eastAsia="宋体" w:cs="Arial"/>
-                <w:color w:val="FF0000"/>
+                <w:color w:val="auto"/>
                 <w:sz w:val="24"/>
                 <w:szCs w:val="24"/>
               </w:rPr>
@@ -10463,7 +10441,7 @@
             <w:r>
               <w:rPr>
                 <w:rFonts w:hint="eastAsia" w:ascii="宋体" w:eastAsia="宋体" w:cs="Arial"/>
-                <w:color w:val="FF0000"/>
+                <w:color w:val="auto"/>
                 <w:sz w:val="24"/>
                 <w:szCs w:val="24"/>
                 <w:lang w:val="en-US" w:eastAsia="zh-CN"/>
@@ -10497,7 +10475,7 @@
             <w:r>
               <w:rPr>
                 <w:rFonts w:hint="eastAsia" w:ascii="宋体" w:hAnsi="Arial" w:eastAsia="宋体" w:cs="Arial"/>
-                <w:color w:val="FF0000"/>
+                <w:color w:val="auto"/>
                 <w:sz w:val="24"/>
                 <w:szCs w:val="24"/>
               </w:rPr>
@@ -10530,7 +10508,7 @@
             <w:r>
               <w:rPr>
                 <w:rFonts w:hint="eastAsia" w:ascii="宋体" w:hAnsi="Arial" w:eastAsia="宋体" w:cs="Arial"/>
-                <w:color w:val="FF0000"/>
+                <w:color w:val="auto"/>
                 <w:sz w:val="24"/>
                 <w:szCs w:val="24"/>
               </w:rPr>
@@ -10586,7 +10564,7 @@
             <w:r>
               <w:rPr>
                 <w:rFonts w:hint="eastAsia" w:ascii="宋体" w:eastAsia="宋体" w:cs="Arial"/>
-                <w:color w:val="FF0000"/>
+                <w:color w:val="auto"/>
                 <w:sz w:val="24"/>
                 <w:szCs w:val="24"/>
                 <w:lang w:val="en-US" w:eastAsia="zh-CN"/>
@@ -10620,7 +10598,7 @@
             <w:r>
               <w:rPr>
                 <w:rFonts w:hint="eastAsia" w:ascii="宋体" w:hAnsi="Arial" w:eastAsia="宋体" w:cs="Arial"/>
-                <w:color w:val="FF0000"/>
+                <w:color w:val="auto"/>
                 <w:sz w:val="24"/>
                 <w:szCs w:val="24"/>
               </w:rPr>
@@ -10654,7 +10632,7 @@
             <w:r>
               <w:rPr>
                 <w:rFonts w:hint="eastAsia" w:ascii="宋体" w:eastAsia="宋体" w:cs="Arial"/>
-                <w:color w:val="FF0000"/>
+                <w:color w:val="auto"/>
                 <w:sz w:val="24"/>
                 <w:szCs w:val="24"/>
                 <w:lang w:val="en-US" w:eastAsia="zh-CN"/>
@@ -10688,7 +10666,7 @@
             <w:r>
               <w:rPr>
                 <w:rFonts w:hint="eastAsia" w:ascii="宋体" w:hAnsi="Arial" w:eastAsia="宋体" w:cs="Arial"/>
-                <w:color w:val="FF0000"/>
+                <w:color w:val="auto"/>
                 <w:sz w:val="24"/>
                 <w:szCs w:val="24"/>
               </w:rPr>
@@ -10721,7 +10699,7 @@
             <w:r>
               <w:rPr>
                 <w:rFonts w:hint="eastAsia" w:ascii="宋体" w:hAnsi="Arial" w:eastAsia="宋体" w:cs="Arial"/>
-                <w:color w:val="FF0000"/>
+                <w:color w:val="auto"/>
                 <w:sz w:val="24"/>
                 <w:szCs w:val="24"/>
               </w:rPr>
@@ -10777,7 +10755,7 @@
             <w:r>
               <w:rPr>
                 <w:rFonts w:hint="eastAsia" w:ascii="宋体" w:eastAsia="宋体" w:cs="Arial"/>
-                <w:color w:val="FF0000"/>
+                <w:color w:val="auto"/>
                 <w:sz w:val="24"/>
                 <w:szCs w:val="24"/>
                 <w:lang w:val="en-US" w:eastAsia="zh-CN"/>
@@ -10811,7 +10789,7 @@
             <w:r>
               <w:rPr>
                 <w:rFonts w:hint="eastAsia" w:ascii="宋体" w:hAnsi="Arial" w:eastAsia="宋体" w:cs="Arial"/>
-                <w:color w:val="FF0000"/>
+                <w:color w:val="auto"/>
                 <w:sz w:val="24"/>
                 <w:szCs w:val="24"/>
               </w:rPr>
@@ -10845,7 +10823,7 @@
             <w:r>
               <w:rPr>
                 <w:rFonts w:hint="eastAsia" w:ascii="宋体" w:eastAsia="宋体" w:cs="Arial"/>
-                <w:color w:val="FF0000"/>
+                <w:color w:val="auto"/>
                 <w:sz w:val="24"/>
                 <w:szCs w:val="24"/>
                 <w:lang w:val="en-US" w:eastAsia="zh-CN"/>
@@ -10879,7 +10857,7 @@
             <w:r>
               <w:rPr>
                 <w:rFonts w:hint="eastAsia" w:ascii="宋体" w:hAnsi="Arial" w:eastAsia="宋体" w:cs="Arial"/>
-                <w:color w:val="FF0000"/>
+                <w:color w:val="auto"/>
                 <w:sz w:val="24"/>
                 <w:szCs w:val="24"/>
               </w:rPr>
@@ -10912,7 +10890,7 @@
             <w:r>
               <w:rPr>
                 <w:rFonts w:hint="eastAsia" w:ascii="宋体" w:hAnsi="Arial" w:eastAsia="宋体" w:cs="Arial"/>
-                <w:color w:val="FF0000"/>
+                <w:color w:val="auto"/>
                 <w:sz w:val="24"/>
                 <w:szCs w:val="24"/>
               </w:rPr>
@@ -10968,7 +10946,7 @@
             <w:r>
               <w:rPr>
                 <w:rFonts w:hint="eastAsia" w:ascii="宋体" w:eastAsia="宋体" w:cs="Arial"/>
-                <w:color w:val="FF0000"/>
+                <w:color w:val="auto"/>
                 <w:sz w:val="24"/>
                 <w:szCs w:val="24"/>
                 <w:lang w:val="en-US" w:eastAsia="zh-CN"/>
@@ -11002,7 +10980,7 @@
             <w:r>
               <w:rPr>
                 <w:rFonts w:hint="eastAsia" w:ascii="宋体" w:hAnsi="Arial" w:eastAsia="宋体" w:cs="Arial"/>
-                <w:color w:val="FF0000"/>
+                <w:color w:val="auto"/>
                 <w:sz w:val="24"/>
                 <w:szCs w:val="24"/>
               </w:rPr>
@@ -11036,7 +11014,7 @@
             <w:r>
               <w:rPr>
                 <w:rFonts w:hint="eastAsia" w:ascii="宋体" w:eastAsia="宋体" w:cs="Arial"/>
-                <w:color w:val="FF0000"/>
+                <w:color w:val="auto"/>
                 <w:sz w:val="24"/>
                 <w:szCs w:val="24"/>
                 <w:lang w:val="en-US" w:eastAsia="zh-CN"/>
@@ -11070,7 +11048,7 @@
             <w:r>
               <w:rPr>
                 <w:rFonts w:hint="eastAsia" w:ascii="宋体" w:hAnsi="Arial" w:eastAsia="宋体" w:cs="Arial"/>
-                <w:color w:val="FF0000"/>
+                <w:color w:val="auto"/>
                 <w:sz w:val="24"/>
                 <w:szCs w:val="24"/>
               </w:rPr>
@@ -11103,7 +11081,7 @@
             <w:r>
               <w:rPr>
                 <w:rFonts w:hint="eastAsia" w:ascii="宋体" w:hAnsi="Arial" w:eastAsia="宋体" w:cs="Arial"/>
-                <w:color w:val="FF0000"/>
+                <w:color w:val="auto"/>
                 <w:sz w:val="24"/>
                 <w:szCs w:val="24"/>
               </w:rPr>
@@ -11159,7 +11137,7 @@
             <w:r>
               <w:rPr>
                 <w:rFonts w:hint="eastAsia" w:ascii="宋体" w:eastAsia="宋体" w:cs="Arial"/>
-                <w:color w:val="FF0000"/>
+                <w:color w:val="auto"/>
                 <w:sz w:val="24"/>
                 <w:szCs w:val="24"/>
                 <w:lang w:val="en-US" w:eastAsia="zh-CN"/>
@@ -11193,7 +11171,7 @@
             <w:r>
               <w:rPr>
                 <w:rFonts w:hint="eastAsia" w:ascii="宋体" w:hAnsi="Arial" w:eastAsia="宋体" w:cs="Arial"/>
-                <w:color w:val="FF0000"/>
+                <w:color w:val="auto"/>
                 <w:sz w:val="24"/>
                 <w:szCs w:val="24"/>
               </w:rPr>
@@ -11227,7 +11205,7 @@
             <w:r>
               <w:rPr>
                 <w:rFonts w:hint="eastAsia" w:ascii="宋体" w:eastAsia="宋体" w:cs="Arial"/>
-                <w:color w:val="FF0000"/>
+                <w:color w:val="auto"/>
                 <w:sz w:val="24"/>
                 <w:szCs w:val="24"/>
                 <w:lang w:val="en-US" w:eastAsia="zh-CN"/>
@@ -11261,7 +11239,7 @@
             <w:r>
               <w:rPr>
                 <w:rFonts w:hint="eastAsia" w:ascii="宋体" w:hAnsi="Arial" w:eastAsia="宋体" w:cs="Arial"/>
-                <w:color w:val="FF0000"/>
+                <w:color w:val="auto"/>
                 <w:sz w:val="24"/>
                 <w:szCs w:val="24"/>
               </w:rPr>
@@ -11294,7 +11272,7 @@
             <w:r>
               <w:rPr>
                 <w:rFonts w:hint="eastAsia" w:ascii="宋体" w:hAnsi="Arial" w:eastAsia="宋体" w:cs="Arial"/>
-                <w:color w:val="FF0000"/>
+                <w:color w:val="auto"/>
                 <w:sz w:val="24"/>
                 <w:szCs w:val="24"/>
               </w:rPr>
@@ -11350,7 +11328,7 @@
             <w:r>
               <w:rPr>
                 <w:rFonts w:hint="eastAsia" w:ascii="宋体" w:eastAsia="宋体" w:cs="Arial"/>
-                <w:color w:val="FF0000"/>
+                <w:color w:val="auto"/>
                 <w:sz w:val="24"/>
                 <w:szCs w:val="24"/>
                 <w:lang w:val="en-US" w:eastAsia="zh-CN"/>
@@ -11384,7 +11362,7 @@
             <w:r>
               <w:rPr>
                 <w:rFonts w:hint="eastAsia" w:ascii="宋体" w:hAnsi="Arial" w:eastAsia="宋体" w:cs="Arial"/>
-                <w:color w:val="FF0000"/>
+                <w:color w:val="auto"/>
                 <w:sz w:val="24"/>
                 <w:szCs w:val="24"/>
               </w:rPr>
@@ -11418,7 +11396,7 @@
             <w:r>
               <w:rPr>
                 <w:rFonts w:hint="eastAsia" w:ascii="宋体" w:eastAsia="宋体" w:cs="Arial"/>
-                <w:color w:val="FF0000"/>
+                <w:color w:val="auto"/>
                 <w:sz w:val="24"/>
                 <w:szCs w:val="24"/>
                 <w:lang w:val="en-US" w:eastAsia="zh-CN"/>
@@ -11452,7 +11430,7 @@
             <w:r>
               <w:rPr>
                 <w:rFonts w:hint="eastAsia" w:ascii="宋体" w:hAnsi="Arial" w:eastAsia="宋体" w:cs="Arial"/>
-                <w:color w:val="FF0000"/>
+                <w:color w:val="auto"/>
                 <w:sz w:val="24"/>
                 <w:szCs w:val="24"/>
               </w:rPr>
@@ -11485,7 +11463,7 @@
             <w:r>
               <w:rPr>
                 <w:rFonts w:hint="eastAsia" w:ascii="宋体" w:hAnsi="Arial" w:eastAsia="宋体" w:cs="Arial"/>
-                <w:color w:val="FF0000"/>
+                <w:color w:val="auto"/>
                 <w:sz w:val="24"/>
                 <w:szCs w:val="24"/>
               </w:rPr>
@@ -11541,7 +11519,7 @@
             <w:r>
               <w:rPr>
                 <w:rFonts w:hint="eastAsia" w:ascii="宋体" w:eastAsia="宋体" w:cs="Arial"/>
-                <w:color w:val="FF0000"/>
+                <w:color w:val="auto"/>
                 <w:sz w:val="24"/>
                 <w:szCs w:val="24"/>
                 <w:lang w:val="en-US" w:eastAsia="zh-CN"/>
@@ -11575,7 +11553,7 @@
             <w:r>
               <w:rPr>
                 <w:rFonts w:hint="eastAsia" w:ascii="宋体" w:hAnsi="Arial" w:eastAsia="宋体" w:cs="Arial"/>
-                <w:color w:val="FF0000"/>
+                <w:color w:val="auto"/>
                 <w:sz w:val="24"/>
                 <w:szCs w:val="24"/>
               </w:rPr>
@@ -11609,7 +11587,7 @@
             <w:r>
               <w:rPr>
                 <w:rFonts w:hint="eastAsia" w:ascii="宋体" w:eastAsia="宋体" w:cs="Arial"/>
-                <w:color w:val="FF0000"/>
+                <w:color w:val="auto"/>
                 <w:sz w:val="24"/>
                 <w:szCs w:val="24"/>
                 <w:lang w:val="en-US" w:eastAsia="zh-CN"/>
@@ -11643,7 +11621,7 @@
             <w:r>
               <w:rPr>
                 <w:rFonts w:hint="eastAsia" w:ascii="宋体" w:hAnsi="Arial" w:eastAsia="宋体" w:cs="Arial"/>
-                <w:color w:val="FF0000"/>
+                <w:color w:val="auto"/>
                 <w:sz w:val="24"/>
                 <w:szCs w:val="24"/>
               </w:rPr>
@@ -11676,7 +11654,7 @@
             <w:r>
               <w:rPr>
                 <w:rFonts w:hint="eastAsia" w:ascii="宋体" w:hAnsi="Arial" w:eastAsia="宋体" w:cs="Arial"/>
-                <w:color w:val="FF0000"/>
+                <w:color w:val="auto"/>
                 <w:sz w:val="24"/>
                 <w:szCs w:val="24"/>
               </w:rPr>
@@ -11773,7 +11751,7 @@
         <w:rPr>
           <w:rFonts w:hint="eastAsia" w:ascii="宋体" w:hAnsi="宋体" w:eastAsia="宋体" w:cs="宋体"/>
           <w:snapToGrid w:val="0"/>
-          <w:color w:val="FF0000"/>
+          <w:color w:val="auto"/>
           <w:kern w:val="0"/>
           <w:sz w:val="21"/>
           <w:szCs w:val="21"/>
@@ -11804,7 +11782,7 @@
         <w:rPr>
           <w:rFonts w:hint="eastAsia" w:ascii="宋体" w:hAnsi="宋体" w:eastAsia="宋体" w:cs="宋体"/>
           <w:snapToGrid w:val="0"/>
-          <w:color w:val="FF0000"/>
+          <w:color w:val="auto"/>
           <w:kern w:val="0"/>
           <w:sz w:val="21"/>
           <w:szCs w:val="21"/>
@@ -12368,7 +12346,7 @@
             <w:r>
               <w:rPr>
                 <w:rFonts w:hint="eastAsia" w:ascii="微软雅黑" w:hAnsi="微软雅黑" w:eastAsia="微软雅黑" w:cs="微软雅黑"/>
-                <w:color w:val="FF0000"/>
+                <w:color w:val="auto"/>
                 <w:sz w:val="18"/>
                 <w:szCs w:val="18"/>
                 <w:lang w:val="en-US" w:eastAsia="zh-CN"/>
@@ -12396,7 +12374,7 @@
             <w:r>
               <w:rPr>
                 <w:rFonts w:hint="eastAsia" w:ascii="微软雅黑" w:hAnsi="微软雅黑" w:eastAsia="微软雅黑" w:cs="微软雅黑"/>
-                <w:color w:val="FF0000"/>
+                <w:color w:val="auto"/>
                 <w:sz w:val="18"/>
                 <w:szCs w:val="18"/>
                 <w:lang w:val="en-US" w:eastAsia="zh-CN"/>
@@ -12424,7 +12402,7 @@
             <w:r>
               <w:rPr>
                 <w:rFonts w:hint="eastAsia" w:ascii="微软雅黑" w:hAnsi="微软雅黑" w:eastAsia="微软雅黑" w:cs="微软雅黑"/>
-                <w:color w:val="FF0000"/>
+                <w:color w:val="auto"/>
                 <w:sz w:val="18"/>
                 <w:szCs w:val="18"/>
                 <w:lang w:val="en-US" w:eastAsia="zh-CN"/>
@@ -12452,7 +12430,7 @@
             <w:r>
               <w:rPr>
                 <w:rFonts w:hint="eastAsia" w:ascii="微软雅黑" w:hAnsi="微软雅黑" w:eastAsia="微软雅黑" w:cs="微软雅黑"/>
-                <w:color w:val="FF0000"/>
+                <w:color w:val="auto"/>
                 <w:sz w:val="18"/>
                 <w:szCs w:val="18"/>
                 <w:lang w:val="en-US" w:eastAsia="zh-CN"/>
@@ -12477,11 +12455,6 @@
                 <w:szCs w:val="18"/>
               </w:rPr>
             </w:pPr>
-            <w:r>
-              <w:rPr>
-                <w:color w:val="FF0000"/>
-              </w:rPr>
-            </w:r>
           </w:p>
         </w:tc>
         <w:tc>
@@ -12502,7 +12475,7 @@
             </w:pPr>
             <w:r>
               <w:rPr>
-                <w:color w:val="FF0000"/>
+                <w:color w:val="auto"/>
               </w:rPr>
               <w:t>1</w:t>
             </w:r>
@@ -12526,7 +12499,7 @@
             </w:pPr>
             <w:r>
               <w:rPr>
-                <w:color w:val="FF0000"/>
+                <w:color w:val="auto"/>
               </w:rPr>
               <w:t>0</w:t>
             </w:r>
@@ -12575,7 +12548,7 @@
             <w:r>
               <w:rPr>
                 <w:rFonts w:hint="eastAsia" w:ascii="微软雅黑" w:hAnsi="微软雅黑" w:eastAsia="微软雅黑" w:cs="微软雅黑"/>
-                <w:color w:val="FF0000"/>
+                <w:color w:val="auto"/>
                 <w:sz w:val="18"/>
                 <w:szCs w:val="18"/>
                 <w:lang w:val="en-US" w:eastAsia="zh-CN"/>
@@ -12603,7 +12576,7 @@
             <w:r>
               <w:rPr>
                 <w:rFonts w:hint="eastAsia" w:ascii="微软雅黑" w:hAnsi="微软雅黑" w:eastAsia="微软雅黑" w:cs="微软雅黑"/>
-                <w:color w:val="FF0000"/>
+                <w:color w:val="auto"/>
                 <w:sz w:val="18"/>
                 <w:szCs w:val="18"/>
                 <w:lang w:val="en-US" w:eastAsia="zh-CN"/>
@@ -12632,7 +12605,7 @@
             <w:r>
               <w:rPr>
                 <w:rFonts w:hint="eastAsia" w:ascii="微软雅黑" w:hAnsi="微软雅黑" w:eastAsia="微软雅黑" w:cs="微软雅黑"/>
-                <w:color w:val="FF0000"/>
+                <w:color w:val="auto"/>
                 <w:sz w:val="18"/>
                 <w:szCs w:val="18"/>
                 <w:lang w:val="en-US" w:eastAsia="zh-CN"/>
@@ -12661,7 +12634,7 @@
             <w:r>
               <w:rPr>
                 <w:rFonts w:hint="eastAsia" w:ascii="微软雅黑" w:hAnsi="微软雅黑" w:eastAsia="微软雅黑" w:cs="微软雅黑"/>
-                <w:color w:val="FF0000"/>
+                <w:color w:val="auto"/>
                 <w:sz w:val="18"/>
                 <w:szCs w:val="18"/>
                 <w:lang w:val="en-US" w:eastAsia="zh-CN"/>
@@ -12687,11 +12660,6 @@
                 <w:szCs w:val="18"/>
               </w:rPr>
             </w:pPr>
-            <w:r>
-              <w:rPr>
-                <w:color w:val="FF0000"/>
-              </w:rPr>
-            </w:r>
           </w:p>
         </w:tc>
         <w:tc>
@@ -12713,7 +12681,7 @@
             </w:pPr>
             <w:r>
               <w:rPr>
-                <w:color w:val="FF0000"/>
+                <w:color w:val="auto"/>
               </w:rPr>
               <w:t>1</w:t>
             </w:r>
@@ -12738,7 +12706,7 @@
             </w:pPr>
             <w:r>
               <w:rPr>
-                <w:color w:val="FF0000"/>
+                <w:color w:val="auto"/>
               </w:rPr>
               <w:t>0</w:t>
             </w:r>
@@ -12787,7 +12755,7 @@
             <w:r>
               <w:rPr>
                 <w:rFonts w:hint="eastAsia" w:ascii="微软雅黑" w:hAnsi="微软雅黑" w:eastAsia="微软雅黑" w:cs="微软雅黑"/>
-                <w:color w:val="FF0000"/>
+                <w:color w:val="auto"/>
                 <w:sz w:val="18"/>
                 <w:szCs w:val="18"/>
                 <w:lang w:val="en-US" w:eastAsia="zh-CN"/>
@@ -12815,7 +12783,7 @@
             <w:r>
               <w:rPr>
                 <w:rFonts w:hint="eastAsia" w:ascii="微软雅黑" w:hAnsi="微软雅黑" w:eastAsia="微软雅黑" w:cs="微软雅黑"/>
-                <w:color w:val="FF0000"/>
+                <w:color w:val="auto"/>
                 <w:sz w:val="18"/>
                 <w:szCs w:val="18"/>
                 <w:lang w:val="en-US" w:eastAsia="zh-CN"/>
@@ -12827,42 +12795,72 @@
         <w:tc>
           <w:tcPr>
             <w:tcW w:w="2352" w:type="dxa"/>
-            <w:vMerge/>
-            <w:vAlign w:val="center"/>
-          </w:tcPr>
-          <w:p/>
+            <w:vMerge w:val="continue"/>
+            <w:vAlign w:val="center"/>
+          </w:tcPr>
+          <w:p>
+            <w:pPr>
+              <w:rPr>
+                <w:color w:val="auto"/>
+              </w:rPr>
+            </w:pPr>
+          </w:p>
         </w:tc>
         <w:tc>
           <w:tcPr>
             <w:tcW w:w="1933" w:type="dxa"/>
-            <w:vMerge/>
-            <w:vAlign w:val="center"/>
-          </w:tcPr>
-          <w:p/>
+            <w:vMerge w:val="continue"/>
+            <w:vAlign w:val="center"/>
+          </w:tcPr>
+          <w:p>
+            <w:pPr>
+              <w:rPr>
+                <w:color w:val="auto"/>
+              </w:rPr>
+            </w:pPr>
+          </w:p>
         </w:tc>
         <w:tc>
           <w:tcPr>
             <w:tcW w:w="882" w:type="dxa"/>
-            <w:vMerge/>
-            <w:vAlign w:val="center"/>
-          </w:tcPr>
-          <w:p/>
+            <w:vMerge w:val="continue"/>
+            <w:vAlign w:val="center"/>
+          </w:tcPr>
+          <w:p>
+            <w:pPr>
+              <w:rPr>
+                <w:color w:val="auto"/>
+              </w:rPr>
+            </w:pPr>
+          </w:p>
         </w:tc>
         <w:tc>
           <w:tcPr>
             <w:tcW w:w="882" w:type="dxa"/>
-            <w:vMerge/>
-            <w:vAlign w:val="center"/>
-          </w:tcPr>
-          <w:p/>
+            <w:vMerge w:val="continue"/>
+            <w:vAlign w:val="center"/>
+          </w:tcPr>
+          <w:p>
+            <w:pPr>
+              <w:rPr>
+                <w:color w:val="auto"/>
+              </w:rPr>
+            </w:pPr>
+          </w:p>
         </w:tc>
         <w:tc>
           <w:tcPr>
             <w:tcW w:w="1166" w:type="dxa"/>
-            <w:vMerge/>
-            <w:vAlign w:val="center"/>
-          </w:tcPr>
-          <w:p/>
+            <w:vMerge w:val="continue"/>
+            <w:vAlign w:val="center"/>
+          </w:tcPr>
+          <w:p>
+            <w:pPr>
+              <w:rPr>
+                <w:color w:val="auto"/>
+              </w:rPr>
+            </w:pPr>
+          </w:p>
         </w:tc>
       </w:tr>
       <w:tr>
@@ -12907,7 +12905,7 @@
             <w:r>
               <w:rPr>
                 <w:rFonts w:hint="eastAsia" w:ascii="微软雅黑" w:hAnsi="微软雅黑" w:eastAsia="微软雅黑" w:cs="微软雅黑"/>
-                <w:color w:val="FF0000"/>
+                <w:color w:val="auto"/>
                 <w:sz w:val="18"/>
                 <w:szCs w:val="18"/>
                 <w:lang w:val="en-US" w:eastAsia="zh-CN"/>
@@ -12935,7 +12933,7 @@
             <w:r>
               <w:rPr>
                 <w:rFonts w:hint="eastAsia" w:ascii="微软雅黑" w:hAnsi="微软雅黑" w:eastAsia="微软雅黑" w:cs="微软雅黑"/>
-                <w:color w:val="FF0000"/>
+                <w:color w:val="auto"/>
                 <w:sz w:val="18"/>
                 <w:szCs w:val="18"/>
                 <w:lang w:val="en-US" w:eastAsia="zh-CN"/>
@@ -12964,7 +12962,7 @@
             <w:r>
               <w:rPr>
                 <w:rFonts w:hint="eastAsia" w:ascii="微软雅黑" w:hAnsi="微软雅黑" w:eastAsia="微软雅黑" w:cs="微软雅黑"/>
-                <w:color w:val="FF0000"/>
+                <w:color w:val="auto"/>
                 <w:sz w:val="18"/>
                 <w:szCs w:val="18"/>
                 <w:lang w:val="en-US" w:eastAsia="zh-CN"/>
@@ -12993,7 +12991,7 @@
             <w:r>
               <w:rPr>
                 <w:rFonts w:hint="eastAsia" w:ascii="微软雅黑" w:hAnsi="微软雅黑" w:eastAsia="微软雅黑" w:cs="微软雅黑"/>
-                <w:color w:val="FF0000"/>
+                <w:color w:val="auto"/>
                 <w:sz w:val="18"/>
                 <w:szCs w:val="18"/>
                 <w:lang w:val="en-US" w:eastAsia="zh-CN"/>
@@ -13021,7 +13019,7 @@
             </w:pPr>
             <w:r>
               <w:rPr>
-                <w:color w:val="FF0000"/>
+                <w:color w:val="auto"/>
               </w:rPr>
               <w:t>mm</w:t>
             </w:r>
@@ -13046,7 +13044,7 @@
             </w:pPr>
             <w:r>
               <w:rPr>
-                <w:color w:val="FF0000"/>
+                <w:color w:val="auto"/>
               </w:rPr>
               <w:t>0.1</w:t>
             </w:r>
@@ -13071,7 +13069,7 @@
             </w:pPr>
             <w:r>
               <w:rPr>
-                <w:color w:val="FF0000"/>
+                <w:color w:val="auto"/>
               </w:rPr>
               <w:t>0</w:t>
             </w:r>
@@ -13120,7 +13118,7 @@
             <w:r>
               <w:rPr>
                 <w:rFonts w:hint="eastAsia" w:ascii="微软雅黑" w:hAnsi="微软雅黑" w:eastAsia="微软雅黑" w:cs="微软雅黑"/>
-                <w:color w:val="FF0000"/>
+                <w:color w:val="auto"/>
                 <w:sz w:val="18"/>
                 <w:szCs w:val="18"/>
                 <w:lang w:val="en-US" w:eastAsia="zh-CN"/>
@@ -13148,7 +13146,7 @@
             <w:r>
               <w:rPr>
                 <w:rFonts w:hint="eastAsia" w:ascii="微软雅黑" w:hAnsi="微软雅黑" w:eastAsia="微软雅黑" w:cs="微软雅黑"/>
-                <w:color w:val="FF0000"/>
+                <w:color w:val="auto"/>
                 <w:sz w:val="18"/>
                 <w:szCs w:val="18"/>
                 <w:lang w:val="en-US" w:eastAsia="zh-CN"/>
@@ -13160,42 +13158,72 @@
         <w:tc>
           <w:tcPr>
             <w:tcW w:w="2352" w:type="dxa"/>
-            <w:vMerge/>
-            <w:vAlign w:val="center"/>
-          </w:tcPr>
-          <w:p/>
+            <w:vMerge w:val="continue"/>
+            <w:vAlign w:val="center"/>
+          </w:tcPr>
+          <w:p>
+            <w:pPr>
+              <w:rPr>
+                <w:color w:val="auto"/>
+              </w:rPr>
+            </w:pPr>
+          </w:p>
         </w:tc>
         <w:tc>
           <w:tcPr>
             <w:tcW w:w="1933" w:type="dxa"/>
-            <w:vMerge/>
-            <w:vAlign w:val="center"/>
-          </w:tcPr>
-          <w:p/>
+            <w:vMerge w:val="continue"/>
+            <w:vAlign w:val="center"/>
+          </w:tcPr>
+          <w:p>
+            <w:pPr>
+              <w:rPr>
+                <w:color w:val="auto"/>
+              </w:rPr>
+            </w:pPr>
+          </w:p>
         </w:tc>
         <w:tc>
           <w:tcPr>
             <w:tcW w:w="882" w:type="dxa"/>
-            <w:vMerge/>
-            <w:vAlign w:val="center"/>
-          </w:tcPr>
-          <w:p/>
+            <w:vMerge w:val="continue"/>
+            <w:vAlign w:val="center"/>
+          </w:tcPr>
+          <w:p>
+            <w:pPr>
+              <w:rPr>
+                <w:color w:val="auto"/>
+              </w:rPr>
+            </w:pPr>
+          </w:p>
         </w:tc>
         <w:tc>
           <w:tcPr>
             <w:tcW w:w="882" w:type="dxa"/>
-            <w:vMerge/>
-            <w:vAlign w:val="center"/>
-          </w:tcPr>
-          <w:p/>
+            <w:vMerge w:val="continue"/>
+            <w:vAlign w:val="center"/>
+          </w:tcPr>
+          <w:p>
+            <w:pPr>
+              <w:rPr>
+                <w:color w:val="auto"/>
+              </w:rPr>
+            </w:pPr>
+          </w:p>
         </w:tc>
         <w:tc>
           <w:tcPr>
             <w:tcW w:w="1166" w:type="dxa"/>
-            <w:vMerge/>
-            <w:vAlign w:val="center"/>
-          </w:tcPr>
-          <w:p/>
+            <w:vMerge w:val="continue"/>
+            <w:vAlign w:val="center"/>
+          </w:tcPr>
+          <w:p>
+            <w:pPr>
+              <w:rPr>
+                <w:color w:val="auto"/>
+              </w:rPr>
+            </w:pPr>
+          </w:p>
         </w:tc>
       </w:tr>
       <w:tr>
@@ -13240,7 +13268,7 @@
             <w:r>
               <w:rPr>
                 <w:rFonts w:hint="eastAsia" w:ascii="微软雅黑" w:hAnsi="微软雅黑" w:eastAsia="微软雅黑" w:cs="微软雅黑"/>
-                <w:color w:val="FF0000"/>
+                <w:color w:val="auto"/>
                 <w:sz w:val="18"/>
                 <w:szCs w:val="18"/>
                 <w:lang w:val="en-US" w:eastAsia="zh-CN"/>
@@ -13268,7 +13296,7 @@
             <w:r>
               <w:rPr>
                 <w:rFonts w:hint="eastAsia" w:ascii="微软雅黑" w:hAnsi="微软雅黑" w:eastAsia="微软雅黑" w:cs="微软雅黑"/>
-                <w:color w:val="FF0000"/>
+                <w:color w:val="auto"/>
                 <w:sz w:val="18"/>
                 <w:szCs w:val="18"/>
                 <w:lang w:val="en-US" w:eastAsia="zh-CN"/>
@@ -13297,7 +13325,7 @@
             <w:r>
               <w:rPr>
                 <w:rFonts w:hint="eastAsia" w:ascii="微软雅黑" w:hAnsi="微软雅黑" w:eastAsia="微软雅黑" w:cs="微软雅黑"/>
-                <w:color w:val="FF0000"/>
+                <w:color w:val="auto"/>
                 <w:sz w:val="18"/>
                 <w:szCs w:val="18"/>
                 <w:lang w:val="en-US" w:eastAsia="zh-CN"/>
@@ -13326,7 +13354,7 @@
             <w:r>
               <w:rPr>
                 <w:rFonts w:hint="eastAsia" w:ascii="微软雅黑" w:hAnsi="微软雅黑" w:eastAsia="微软雅黑" w:cs="微软雅黑"/>
-                <w:color w:val="FF0000"/>
+                <w:color w:val="auto"/>
                 <w:sz w:val="18"/>
                 <w:szCs w:val="18"/>
                 <w:lang w:val="en-US" w:eastAsia="zh-CN"/>
@@ -13354,7 +13382,7 @@
             </w:pPr>
             <w:r>
               <w:rPr>
-                <w:color w:val="FF0000"/>
+                <w:color w:val="auto"/>
               </w:rPr>
               <w:t>mm</w:t>
             </w:r>
@@ -13379,7 +13407,7 @@
             </w:pPr>
             <w:r>
               <w:rPr>
-                <w:color w:val="FF0000"/>
+                <w:color w:val="auto"/>
               </w:rPr>
               <w:t>0.1</w:t>
             </w:r>
@@ -13404,7 +13432,7 @@
             </w:pPr>
             <w:r>
               <w:rPr>
-                <w:color w:val="FF0000"/>
+                <w:color w:val="auto"/>
               </w:rPr>
               <w:t>0</w:t>
             </w:r>
@@ -13453,7 +13481,7 @@
             <w:r>
               <w:rPr>
                 <w:rFonts w:hint="eastAsia" w:ascii="微软雅黑" w:hAnsi="微软雅黑" w:eastAsia="微软雅黑" w:cs="微软雅黑"/>
-                <w:color w:val="FF0000"/>
+                <w:color w:val="auto"/>
                 <w:sz w:val="18"/>
                 <w:szCs w:val="18"/>
                 <w:lang w:val="en-US" w:eastAsia="zh-CN"/>
@@ -13481,7 +13509,7 @@
             <w:r>
               <w:rPr>
                 <w:rFonts w:hint="eastAsia" w:ascii="微软雅黑" w:hAnsi="微软雅黑" w:eastAsia="微软雅黑" w:cs="微软雅黑"/>
-                <w:color w:val="FF0000"/>
+                <w:color w:val="auto"/>
                 <w:sz w:val="18"/>
                 <w:szCs w:val="18"/>
                 <w:lang w:val="en-US" w:eastAsia="zh-CN"/>
@@ -13493,42 +13521,72 @@
         <w:tc>
           <w:tcPr>
             <w:tcW w:w="2352" w:type="dxa"/>
-            <w:vMerge/>
-            <w:vAlign w:val="center"/>
-          </w:tcPr>
-          <w:p/>
+            <w:vMerge w:val="continue"/>
+            <w:vAlign w:val="center"/>
+          </w:tcPr>
+          <w:p>
+            <w:pPr>
+              <w:rPr>
+                <w:color w:val="auto"/>
+              </w:rPr>
+            </w:pPr>
+          </w:p>
         </w:tc>
         <w:tc>
           <w:tcPr>
             <w:tcW w:w="1933" w:type="dxa"/>
-            <w:vMerge/>
-            <w:vAlign w:val="center"/>
-          </w:tcPr>
-          <w:p/>
+            <w:vMerge w:val="continue"/>
+            <w:vAlign w:val="center"/>
+          </w:tcPr>
+          <w:p>
+            <w:pPr>
+              <w:rPr>
+                <w:color w:val="auto"/>
+              </w:rPr>
+            </w:pPr>
+          </w:p>
         </w:tc>
         <w:tc>
           <w:tcPr>
             <w:tcW w:w="882" w:type="dxa"/>
-            <w:vMerge/>
-            <w:vAlign w:val="center"/>
-          </w:tcPr>
-          <w:p/>
+            <w:vMerge w:val="continue"/>
+            <w:vAlign w:val="center"/>
+          </w:tcPr>
+          <w:p>
+            <w:pPr>
+              <w:rPr>
+                <w:color w:val="auto"/>
+              </w:rPr>
+            </w:pPr>
+          </w:p>
         </w:tc>
         <w:tc>
           <w:tcPr>
             <w:tcW w:w="882" w:type="dxa"/>
-            <w:vMerge/>
-            <w:vAlign w:val="center"/>
-          </w:tcPr>
-          <w:p/>
+            <w:vMerge w:val="continue"/>
+            <w:vAlign w:val="center"/>
+          </w:tcPr>
+          <w:p>
+            <w:pPr>
+              <w:rPr>
+                <w:color w:val="auto"/>
+              </w:rPr>
+            </w:pPr>
+          </w:p>
         </w:tc>
         <w:tc>
           <w:tcPr>
             <w:tcW w:w="1166" w:type="dxa"/>
-            <w:vMerge/>
-            <w:vAlign w:val="center"/>
-          </w:tcPr>
-          <w:p/>
+            <w:vMerge w:val="continue"/>
+            <w:vAlign w:val="center"/>
+          </w:tcPr>
+          <w:p>
+            <w:pPr>
+              <w:rPr>
+                <w:color w:val="auto"/>
+              </w:rPr>
+            </w:pPr>
+          </w:p>
         </w:tc>
       </w:tr>
       <w:tr>
@@ -13573,7 +13631,7 @@
             <w:r>
               <w:rPr>
                 <w:rFonts w:hint="eastAsia" w:ascii="微软雅黑" w:hAnsi="微软雅黑" w:eastAsia="微软雅黑" w:cs="微软雅黑"/>
-                <w:color w:val="FF0000"/>
+                <w:color w:val="auto"/>
                 <w:sz w:val="18"/>
                 <w:szCs w:val="18"/>
                 <w:lang w:val="en-US" w:eastAsia="zh-CN"/>
@@ -13601,7 +13659,7 @@
             <w:r>
               <w:rPr>
                 <w:rFonts w:hint="eastAsia" w:ascii="微软雅黑" w:hAnsi="微软雅黑" w:eastAsia="微软雅黑" w:cs="微软雅黑"/>
-                <w:color w:val="FF0000"/>
+                <w:color w:val="auto"/>
                 <w:sz w:val="18"/>
                 <w:szCs w:val="18"/>
                 <w:lang w:val="en-US" w:eastAsia="zh-CN"/>
@@ -13630,7 +13688,7 @@
             <w:r>
               <w:rPr>
                 <w:rFonts w:hint="eastAsia" w:ascii="微软雅黑" w:hAnsi="微软雅黑" w:eastAsia="微软雅黑" w:cs="微软雅黑"/>
-                <w:color w:val="FF0000"/>
+                <w:color w:val="auto"/>
                 <w:sz w:val="18"/>
                 <w:szCs w:val="18"/>
                 <w:lang w:val="en-US" w:eastAsia="zh-CN"/>
@@ -13659,7 +13717,7 @@
             <w:r>
               <w:rPr>
                 <w:rFonts w:hint="eastAsia" w:ascii="微软雅黑" w:hAnsi="微软雅黑" w:eastAsia="微软雅黑" w:cs="微软雅黑"/>
-                <w:color w:val="FF0000"/>
+                <w:color w:val="auto"/>
                 <w:sz w:val="18"/>
                 <w:szCs w:val="18"/>
                 <w:lang w:val="en-US" w:eastAsia="zh-CN"/>
@@ -13687,7 +13745,7 @@
             </w:pPr>
             <w:r>
               <w:rPr>
-                <w:color w:val="FF0000"/>
+                <w:color w:val="auto"/>
               </w:rPr>
               <w:t>mm</w:t>
             </w:r>
@@ -13712,7 +13770,7 @@
             </w:pPr>
             <w:r>
               <w:rPr>
-                <w:color w:val="FF0000"/>
+                <w:color w:val="auto"/>
               </w:rPr>
               <w:t>0.1</w:t>
             </w:r>
@@ -13737,7 +13795,7 @@
             </w:pPr>
             <w:r>
               <w:rPr>
-                <w:color w:val="FF0000"/>
+                <w:color w:val="auto"/>
               </w:rPr>
               <w:t>0</w:t>
             </w:r>
@@ -13786,7 +13844,7 @@
             <w:r>
               <w:rPr>
                 <w:rFonts w:hint="eastAsia" w:ascii="微软雅黑" w:hAnsi="微软雅黑" w:eastAsia="微软雅黑" w:cs="微软雅黑"/>
-                <w:color w:val="FF0000"/>
+                <w:color w:val="auto"/>
                 <w:sz w:val="18"/>
                 <w:szCs w:val="18"/>
                 <w:lang w:val="en-US" w:eastAsia="zh-CN"/>
@@ -13814,7 +13872,7 @@
             <w:r>
               <w:rPr>
                 <w:rFonts w:hint="eastAsia" w:ascii="微软雅黑" w:hAnsi="微软雅黑" w:eastAsia="微软雅黑" w:cs="微软雅黑"/>
-                <w:color w:val="FF0000"/>
+                <w:color w:val="auto"/>
                 <w:sz w:val="18"/>
                 <w:szCs w:val="18"/>
                 <w:lang w:val="en-US" w:eastAsia="zh-CN"/>
@@ -13826,42 +13884,72 @@
         <w:tc>
           <w:tcPr>
             <w:tcW w:w="2352" w:type="dxa"/>
-            <w:vMerge/>
-            <w:vAlign w:val="center"/>
-          </w:tcPr>
-          <w:p/>
+            <w:vMerge w:val="continue"/>
+            <w:vAlign w:val="center"/>
+          </w:tcPr>
+          <w:p>
+            <w:pPr>
+              <w:rPr>
+                <w:color w:val="auto"/>
+              </w:rPr>
+            </w:pPr>
+          </w:p>
         </w:tc>
         <w:tc>
           <w:tcPr>
             <w:tcW w:w="1933" w:type="dxa"/>
-            <w:vMerge/>
-            <w:vAlign w:val="center"/>
-          </w:tcPr>
-          <w:p/>
+            <w:vMerge w:val="continue"/>
+            <w:vAlign w:val="center"/>
+          </w:tcPr>
+          <w:p>
+            <w:pPr>
+              <w:rPr>
+                <w:color w:val="auto"/>
+              </w:rPr>
+            </w:pPr>
+          </w:p>
         </w:tc>
         <w:tc>
           <w:tcPr>
             <w:tcW w:w="882" w:type="dxa"/>
-            <w:vMerge/>
-            <w:vAlign w:val="center"/>
-          </w:tcPr>
-          <w:p/>
+            <w:vMerge w:val="continue"/>
+            <w:vAlign w:val="center"/>
+          </w:tcPr>
+          <w:p>
+            <w:pPr>
+              <w:rPr>
+                <w:color w:val="auto"/>
+              </w:rPr>
+            </w:pPr>
+          </w:p>
         </w:tc>
         <w:tc>
           <w:tcPr>
             <w:tcW w:w="882" w:type="dxa"/>
-            <w:vMerge/>
-            <w:vAlign w:val="center"/>
-          </w:tcPr>
-          <w:p/>
+            <w:vMerge w:val="continue"/>
+            <w:vAlign w:val="center"/>
+          </w:tcPr>
+          <w:p>
+            <w:pPr>
+              <w:rPr>
+                <w:color w:val="auto"/>
+              </w:rPr>
+            </w:pPr>
+          </w:p>
         </w:tc>
         <w:tc>
           <w:tcPr>
             <w:tcW w:w="1166" w:type="dxa"/>
-            <w:vMerge/>
-            <w:vAlign w:val="center"/>
-          </w:tcPr>
-          <w:p/>
+            <w:vMerge w:val="continue"/>
+            <w:vAlign w:val="center"/>
+          </w:tcPr>
+          <w:p>
+            <w:pPr>
+              <w:rPr>
+                <w:color w:val="auto"/>
+              </w:rPr>
+            </w:pPr>
+          </w:p>
         </w:tc>
       </w:tr>
       <w:tr>
@@ -13906,7 +13994,7 @@
             <w:r>
               <w:rPr>
                 <w:rFonts w:hint="eastAsia" w:ascii="微软雅黑" w:hAnsi="微软雅黑" w:eastAsia="微软雅黑" w:cs="微软雅黑"/>
-                <w:color w:val="FF0000"/>
+                <w:color w:val="auto"/>
                 <w:sz w:val="18"/>
                 <w:szCs w:val="18"/>
                 <w:lang w:val="en-US" w:eastAsia="zh-CN"/>
@@ -13934,7 +14022,7 @@
             <w:r>
               <w:rPr>
                 <w:rFonts w:hint="eastAsia" w:ascii="微软雅黑" w:hAnsi="微软雅黑" w:eastAsia="微软雅黑" w:cs="微软雅黑"/>
-                <w:color w:val="FF0000"/>
+                <w:color w:val="auto"/>
                 <w:sz w:val="18"/>
                 <w:szCs w:val="18"/>
                 <w:lang w:val="en-US" w:eastAsia="zh-CN"/>
@@ -13963,7 +14051,7 @@
             <w:r>
               <w:rPr>
                 <w:rFonts w:hint="eastAsia" w:ascii="微软雅黑" w:hAnsi="微软雅黑" w:eastAsia="微软雅黑" w:cs="微软雅黑"/>
-                <w:color w:val="FF0000"/>
+                <w:color w:val="auto"/>
                 <w:sz w:val="18"/>
                 <w:szCs w:val="18"/>
                 <w:lang w:val="en-US" w:eastAsia="zh-CN"/>
@@ -13992,7 +14080,7 @@
             <w:r>
               <w:rPr>
                 <w:rFonts w:hint="eastAsia" w:ascii="微软雅黑" w:hAnsi="微软雅黑" w:eastAsia="微软雅黑" w:cs="微软雅黑"/>
-                <w:color w:val="FF0000"/>
+                <w:color w:val="auto"/>
                 <w:sz w:val="18"/>
                 <w:szCs w:val="18"/>
                 <w:lang w:val="en-US" w:eastAsia="zh-CN"/>
@@ -14020,7 +14108,7 @@
             </w:pPr>
             <w:r>
               <w:rPr>
-                <w:color w:val="FF0000"/>
+                <w:color w:val="auto"/>
               </w:rPr>
               <w:t>mm</w:t>
             </w:r>
@@ -14045,7 +14133,7 @@
             </w:pPr>
             <w:r>
               <w:rPr>
-                <w:color w:val="FF0000"/>
+                <w:color w:val="auto"/>
               </w:rPr>
               <w:t>0.1</w:t>
             </w:r>
@@ -14070,7 +14158,7 @@
             </w:pPr>
             <w:r>
               <w:rPr>
-                <w:color w:val="FF0000"/>
+                <w:color w:val="auto"/>
               </w:rPr>
               <w:t>0</w:t>
             </w:r>
@@ -14119,7 +14207,7 @@
             <w:r>
               <w:rPr>
                 <w:rFonts w:hint="eastAsia" w:ascii="微软雅黑" w:hAnsi="微软雅黑" w:eastAsia="微软雅黑" w:cs="微软雅黑"/>
-                <w:color w:val="FF0000"/>
+                <w:color w:val="auto"/>
                 <w:sz w:val="18"/>
                 <w:szCs w:val="18"/>
                 <w:lang w:val="en-US" w:eastAsia="zh-CN"/>
@@ -14147,7 +14235,7 @@
             <w:r>
               <w:rPr>
                 <w:rFonts w:hint="eastAsia" w:ascii="微软雅黑" w:hAnsi="微软雅黑" w:eastAsia="微软雅黑" w:cs="微软雅黑"/>
-                <w:color w:val="FF0000"/>
+                <w:color w:val="auto"/>
                 <w:sz w:val="18"/>
                 <w:szCs w:val="18"/>
                 <w:lang w:val="en-US" w:eastAsia="zh-CN"/>
@@ -14159,42 +14247,72 @@
         <w:tc>
           <w:tcPr>
             <w:tcW w:w="2352" w:type="dxa"/>
-            <w:vMerge/>
-            <w:vAlign w:val="center"/>
-          </w:tcPr>
-          <w:p/>
+            <w:vMerge w:val="continue"/>
+            <w:vAlign w:val="center"/>
+          </w:tcPr>
+          <w:p>
+            <w:pPr>
+              <w:rPr>
+                <w:color w:val="auto"/>
+              </w:rPr>
+            </w:pPr>
+          </w:p>
         </w:tc>
         <w:tc>
           <w:tcPr>
             <w:tcW w:w="1933" w:type="dxa"/>
-            <w:vMerge/>
-            <w:vAlign w:val="center"/>
-          </w:tcPr>
-          <w:p/>
+            <w:vMerge w:val="continue"/>
+            <w:vAlign w:val="center"/>
+          </w:tcPr>
+          <w:p>
+            <w:pPr>
+              <w:rPr>
+                <w:color w:val="auto"/>
+              </w:rPr>
+            </w:pPr>
+          </w:p>
         </w:tc>
         <w:tc>
           <w:tcPr>
             <w:tcW w:w="882" w:type="dxa"/>
-            <w:vMerge/>
-            <w:vAlign w:val="center"/>
-          </w:tcPr>
-          <w:p/>
+            <w:vMerge w:val="continue"/>
+            <w:vAlign w:val="center"/>
+          </w:tcPr>
+          <w:p>
+            <w:pPr>
+              <w:rPr>
+                <w:color w:val="auto"/>
+              </w:rPr>
+            </w:pPr>
+          </w:p>
         </w:tc>
         <w:tc>
           <w:tcPr>
             <w:tcW w:w="882" w:type="dxa"/>
-            <w:vMerge/>
-            <w:vAlign w:val="center"/>
-          </w:tcPr>
-          <w:p/>
+            <w:vMerge w:val="continue"/>
+            <w:vAlign w:val="center"/>
+          </w:tcPr>
+          <w:p>
+            <w:pPr>
+              <w:rPr>
+                <w:color w:val="auto"/>
+              </w:rPr>
+            </w:pPr>
+          </w:p>
         </w:tc>
         <w:tc>
           <w:tcPr>
             <w:tcW w:w="1166" w:type="dxa"/>
-            <w:vMerge/>
-            <w:vAlign w:val="center"/>
-          </w:tcPr>
-          <w:p/>
+            <w:vMerge w:val="continue"/>
+            <w:vAlign w:val="center"/>
+          </w:tcPr>
+          <w:p>
+            <w:pPr>
+              <w:rPr>
+                <w:color w:val="auto"/>
+              </w:rPr>
+            </w:pPr>
+          </w:p>
         </w:tc>
       </w:tr>
       <w:tr>
@@ -14239,7 +14357,7 @@
             <w:r>
               <w:rPr>
                 <w:rFonts w:hint="eastAsia" w:ascii="微软雅黑" w:hAnsi="微软雅黑" w:eastAsia="微软雅黑" w:cs="微软雅黑"/>
-                <w:color w:val="FF0000"/>
+                <w:color w:val="auto"/>
                 <w:sz w:val="18"/>
                 <w:szCs w:val="18"/>
                 <w:lang w:val="en-US" w:eastAsia="zh-CN"/>
@@ -14267,7 +14385,7 @@
             <w:r>
               <w:rPr>
                 <w:rFonts w:hint="eastAsia" w:ascii="微软雅黑" w:hAnsi="微软雅黑" w:eastAsia="微软雅黑" w:cs="微软雅黑"/>
-                <w:color w:val="FF0000"/>
+                <w:color w:val="auto"/>
                 <w:sz w:val="18"/>
                 <w:szCs w:val="18"/>
                 <w:lang w:val="en-US" w:eastAsia="zh-CN"/>
@@ -14295,7 +14413,7 @@
             <w:r>
               <w:rPr>
                 <w:rFonts w:hint="eastAsia" w:ascii="微软雅黑" w:hAnsi="微软雅黑" w:eastAsia="微软雅黑" w:cs="微软雅黑"/>
-                <w:color w:val="FF0000"/>
+                <w:color w:val="auto"/>
                 <w:sz w:val="18"/>
                 <w:szCs w:val="18"/>
                 <w:lang w:val="en-US" w:eastAsia="zh-CN"/>
@@ -14323,7 +14441,7 @@
             <w:r>
               <w:rPr>
                 <w:rFonts w:hint="eastAsia" w:ascii="微软雅黑" w:hAnsi="微软雅黑" w:eastAsia="微软雅黑" w:cs="微软雅黑"/>
-                <w:color w:val="FF0000"/>
+                <w:color w:val="auto"/>
                 <w:sz w:val="18"/>
                 <w:szCs w:val="18"/>
                 <w:lang w:val="en-US" w:eastAsia="zh-CN"/>
@@ -14348,11 +14466,6 @@
                 <w:szCs w:val="18"/>
               </w:rPr>
             </w:pPr>
-            <w:r>
-              <w:rPr>
-                <w:color w:val="FF0000"/>
-              </w:rPr>
-            </w:r>
           </w:p>
         </w:tc>
         <w:tc>
@@ -14373,7 +14486,7 @@
             </w:pPr>
             <w:r>
               <w:rPr>
-                <w:color w:val="FF0000"/>
+                <w:color w:val="auto"/>
               </w:rPr>
               <w:t>1</w:t>
             </w:r>
@@ -14397,7 +14510,7 @@
             </w:pPr>
             <w:r>
               <w:rPr>
-                <w:color w:val="FF0000"/>
+                <w:color w:val="auto"/>
               </w:rPr>
               <w:t>0</w:t>
             </w:r>
@@ -14446,7 +14559,7 @@
             <w:r>
               <w:rPr>
                 <w:rFonts w:hint="eastAsia" w:ascii="微软雅黑" w:hAnsi="微软雅黑" w:eastAsia="微软雅黑" w:cs="微软雅黑"/>
-                <w:color w:val="FF0000"/>
+                <w:color w:val="auto"/>
                 <w:sz w:val="18"/>
                 <w:szCs w:val="18"/>
                 <w:lang w:val="en-US" w:eastAsia="zh-CN"/>
@@ -14474,7 +14587,7 @@
             <w:r>
               <w:rPr>
                 <w:rFonts w:hint="eastAsia" w:ascii="微软雅黑" w:hAnsi="微软雅黑" w:eastAsia="微软雅黑" w:cs="微软雅黑"/>
-                <w:color w:val="FF0000"/>
+                <w:color w:val="auto"/>
                 <w:sz w:val="18"/>
                 <w:szCs w:val="18"/>
                 <w:lang w:val="en-US" w:eastAsia="zh-CN"/>
@@ -14502,7 +14615,7 @@
             <w:r>
               <w:rPr>
                 <w:rFonts w:hint="eastAsia" w:ascii="微软雅黑" w:hAnsi="微软雅黑" w:eastAsia="微软雅黑" w:cs="微软雅黑"/>
-                <w:color w:val="FF0000"/>
+                <w:color w:val="auto"/>
                 <w:sz w:val="18"/>
                 <w:szCs w:val="18"/>
                 <w:lang w:val="en-US" w:eastAsia="zh-CN"/>
@@ -14530,7 +14643,7 @@
             <w:r>
               <w:rPr>
                 <w:rFonts w:hint="eastAsia" w:ascii="微软雅黑" w:hAnsi="微软雅黑" w:eastAsia="微软雅黑" w:cs="微软雅黑"/>
-                <w:color w:val="FF0000"/>
+                <w:color w:val="auto"/>
                 <w:sz w:val="18"/>
                 <w:szCs w:val="18"/>
                 <w:lang w:val="en-US" w:eastAsia="zh-CN"/>
@@ -14555,11 +14668,6 @@
                 <w:szCs w:val="18"/>
               </w:rPr>
             </w:pPr>
-            <w:r>
-              <w:rPr>
-                <w:color w:val="FF0000"/>
-              </w:rPr>
-            </w:r>
           </w:p>
         </w:tc>
         <w:tc>
@@ -14580,7 +14688,7 @@
             </w:pPr>
             <w:r>
               <w:rPr>
-                <w:color w:val="FF0000"/>
+                <w:color w:val="auto"/>
               </w:rPr>
               <w:t>1</w:t>
             </w:r>
@@ -14604,7 +14712,7 @@
             </w:pPr>
             <w:r>
               <w:rPr>
-                <w:color w:val="FF0000"/>
+                <w:color w:val="auto"/>
               </w:rPr>
               <w:t>0</w:t>
             </w:r>
@@ -14653,7 +14761,7 @@
             <w:r>
               <w:rPr>
                 <w:rFonts w:hint="eastAsia" w:ascii="微软雅黑" w:hAnsi="微软雅黑" w:eastAsia="微软雅黑" w:cs="微软雅黑"/>
-                <w:color w:val="FF0000"/>
+                <w:color w:val="auto"/>
                 <w:sz w:val="18"/>
                 <w:szCs w:val="18"/>
                 <w:lang w:val="en-US" w:eastAsia="zh-CN"/>
@@ -14681,7 +14789,7 @@
             <w:r>
               <w:rPr>
                 <w:rFonts w:hint="eastAsia" w:ascii="微软雅黑" w:hAnsi="微软雅黑" w:eastAsia="微软雅黑" w:cs="微软雅黑"/>
-                <w:color w:val="FF0000"/>
+                <w:color w:val="auto"/>
                 <w:sz w:val="18"/>
                 <w:szCs w:val="18"/>
                 <w:lang w:val="en-US" w:eastAsia="zh-CN"/>
@@ -14709,7 +14817,7 @@
             <w:r>
               <w:rPr>
                 <w:rFonts w:hint="eastAsia" w:ascii="微软雅黑" w:hAnsi="微软雅黑" w:eastAsia="微软雅黑" w:cs="微软雅黑"/>
-                <w:color w:val="FF0000"/>
+                <w:color w:val="auto"/>
                 <w:sz w:val="18"/>
                 <w:szCs w:val="18"/>
                 <w:lang w:val="en-US" w:eastAsia="zh-CN"/>
@@ -14737,7 +14845,7 @@
             <w:r>
               <w:rPr>
                 <w:rFonts w:hint="eastAsia" w:ascii="微软雅黑" w:hAnsi="微软雅黑" w:eastAsia="微软雅黑" w:cs="微软雅黑"/>
-                <w:color w:val="FF0000"/>
+                <w:color w:val="auto"/>
                 <w:sz w:val="18"/>
                 <w:szCs w:val="18"/>
                 <w:lang w:val="en-US" w:eastAsia="zh-CN"/>
@@ -14762,11 +14870,6 @@
                 <w:szCs w:val="18"/>
               </w:rPr>
             </w:pPr>
-            <w:r>
-              <w:rPr>
-                <w:color w:val="FF0000"/>
-              </w:rPr>
-            </w:r>
           </w:p>
         </w:tc>
         <w:tc>
@@ -14787,7 +14890,7 @@
             </w:pPr>
             <w:r>
               <w:rPr>
-                <w:color w:val="FF0000"/>
+                <w:color w:val="auto"/>
               </w:rPr>
               <w:t>1</w:t>
             </w:r>
@@ -14811,7 +14914,7 @@
             </w:pPr>
             <w:r>
               <w:rPr>
-                <w:color w:val="FF0000"/>
+                <w:color w:val="auto"/>
               </w:rPr>
               <w:t>0</w:t>
             </w:r>
@@ -14860,7 +14963,7 @@
             <w:r>
               <w:rPr>
                 <w:rFonts w:hint="eastAsia" w:ascii="微软雅黑" w:hAnsi="微软雅黑" w:eastAsia="微软雅黑" w:cs="微软雅黑"/>
-                <w:color w:val="FF0000"/>
+                <w:color w:val="auto"/>
                 <w:sz w:val="18"/>
                 <w:szCs w:val="18"/>
                 <w:lang w:val="en-US" w:eastAsia="zh-CN"/>
@@ -14888,7 +14991,7 @@
             <w:r>
               <w:rPr>
                 <w:rFonts w:hint="eastAsia" w:ascii="微软雅黑" w:hAnsi="微软雅黑" w:eastAsia="微软雅黑" w:cs="微软雅黑"/>
-                <w:color w:val="FF0000"/>
+                <w:color w:val="auto"/>
                 <w:sz w:val="18"/>
                 <w:szCs w:val="18"/>
                 <w:lang w:val="en-US" w:eastAsia="zh-CN"/>
@@ -14916,7 +15019,7 @@
             <w:r>
               <w:rPr>
                 <w:rFonts w:hint="eastAsia" w:ascii="微软雅黑" w:hAnsi="微软雅黑" w:eastAsia="微软雅黑" w:cs="微软雅黑"/>
-                <w:color w:val="FF0000"/>
+                <w:color w:val="auto"/>
                 <w:sz w:val="18"/>
                 <w:szCs w:val="18"/>
                 <w:lang w:val="en-US" w:eastAsia="zh-CN"/>
@@ -14944,7 +15047,7 @@
             <w:r>
               <w:rPr>
                 <w:rFonts w:hint="eastAsia" w:ascii="微软雅黑" w:hAnsi="微软雅黑" w:eastAsia="微软雅黑" w:cs="微软雅黑"/>
-                <w:color w:val="FF0000"/>
+                <w:color w:val="auto"/>
                 <w:sz w:val="18"/>
                 <w:szCs w:val="18"/>
                 <w:lang w:val="en-US" w:eastAsia="zh-CN"/>
@@ -14969,11 +15072,6 @@
                 <w:szCs w:val="18"/>
               </w:rPr>
             </w:pPr>
-            <w:r>
-              <w:rPr>
-                <w:color w:val="FF0000"/>
-              </w:rPr>
-            </w:r>
           </w:p>
         </w:tc>
         <w:tc>
@@ -14994,7 +15092,7 @@
             </w:pPr>
             <w:r>
               <w:rPr>
-                <w:color w:val="FF0000"/>
+                <w:color w:val="auto"/>
               </w:rPr>
               <w:t>1</w:t>
             </w:r>
@@ -15018,7 +15116,7 @@
             </w:pPr>
             <w:r>
               <w:rPr>
-                <w:color w:val="FF0000"/>
+                <w:color w:val="auto"/>
               </w:rPr>
               <w:t>0</w:t>
             </w:r>
@@ -15067,7 +15165,7 @@
             <w:r>
               <w:rPr>
                 <w:rFonts w:hint="eastAsia" w:ascii="微软雅黑" w:hAnsi="微软雅黑" w:eastAsia="微软雅黑" w:cs="微软雅黑"/>
-                <w:color w:val="FF0000"/>
+                <w:color w:val="auto"/>
                 <w:sz w:val="18"/>
                 <w:szCs w:val="18"/>
                 <w:lang w:val="en-US" w:eastAsia="zh-CN"/>
@@ -15095,7 +15193,7 @@
             <w:r>
               <w:rPr>
                 <w:rFonts w:hint="eastAsia" w:ascii="微软雅黑" w:hAnsi="微软雅黑" w:eastAsia="微软雅黑" w:cs="微软雅黑"/>
-                <w:color w:val="FF0000"/>
+                <w:color w:val="auto"/>
                 <w:sz w:val="18"/>
                 <w:szCs w:val="18"/>
                 <w:lang w:val="en-US" w:eastAsia="zh-CN"/>
@@ -15123,7 +15221,7 @@
             <w:r>
               <w:rPr>
                 <w:rFonts w:hint="eastAsia" w:ascii="微软雅黑" w:hAnsi="微软雅黑" w:eastAsia="微软雅黑" w:cs="微软雅黑"/>
-                <w:color w:val="FF0000"/>
+                <w:color w:val="auto"/>
                 <w:sz w:val="18"/>
                 <w:szCs w:val="18"/>
                 <w:lang w:val="en-US" w:eastAsia="zh-CN"/>
@@ -15151,7 +15249,7 @@
             <w:r>
               <w:rPr>
                 <w:rFonts w:hint="eastAsia" w:ascii="微软雅黑" w:hAnsi="微软雅黑" w:eastAsia="微软雅黑" w:cs="微软雅黑"/>
-                <w:color w:val="FF0000"/>
+                <w:color w:val="auto"/>
                 <w:sz w:val="18"/>
                 <w:szCs w:val="18"/>
                 <w:lang w:val="en-US" w:eastAsia="zh-CN"/>
@@ -15178,7 +15276,7 @@
             </w:pPr>
             <w:r>
               <w:rPr>
-                <w:color w:val="FF0000"/>
+                <w:color w:val="auto"/>
               </w:rPr>
               <w:t>°</w:t>
             </w:r>
@@ -15202,7 +15300,7 @@
             </w:pPr>
             <w:r>
               <w:rPr>
-                <w:color w:val="FF0000"/>
+                <w:color w:val="auto"/>
               </w:rPr>
               <w:t>0.01</w:t>
             </w:r>
@@ -15226,7 +15324,7 @@
             </w:pPr>
             <w:r>
               <w:rPr>
-                <w:color w:val="FF0000"/>
+                <w:color w:val="auto"/>
               </w:rPr>
               <w:t>32768</w:t>
             </w:r>
@@ -15275,7 +15373,7 @@
             <w:r>
               <w:rPr>
                 <w:rFonts w:hint="eastAsia" w:ascii="微软雅黑" w:hAnsi="微软雅黑" w:eastAsia="微软雅黑" w:cs="微软雅黑"/>
-                <w:color w:val="FF0000"/>
+                <w:color w:val="auto"/>
                 <w:sz w:val="18"/>
                 <w:szCs w:val="18"/>
                 <w:lang w:val="en-US" w:eastAsia="zh-CN"/>
@@ -15303,7 +15401,7 @@
             <w:r>
               <w:rPr>
                 <w:rFonts w:hint="eastAsia" w:ascii="微软雅黑" w:hAnsi="微软雅黑" w:eastAsia="微软雅黑" w:cs="微软雅黑"/>
-                <w:color w:val="FF0000"/>
+                <w:color w:val="auto"/>
                 <w:sz w:val="18"/>
                 <w:szCs w:val="18"/>
                 <w:lang w:val="en-US" w:eastAsia="zh-CN"/>
@@ -15331,7 +15429,7 @@
             <w:r>
               <w:rPr>
                 <w:rFonts w:hint="eastAsia" w:ascii="微软雅黑" w:hAnsi="微软雅黑" w:eastAsia="微软雅黑" w:cs="微软雅黑"/>
-                <w:color w:val="FF0000"/>
+                <w:color w:val="auto"/>
                 <w:sz w:val="18"/>
                 <w:szCs w:val="18"/>
                 <w:lang w:val="en-US" w:eastAsia="zh-CN"/>
@@ -15359,7 +15457,7 @@
             <w:r>
               <w:rPr>
                 <w:rFonts w:hint="eastAsia" w:ascii="微软雅黑" w:hAnsi="微软雅黑" w:eastAsia="微软雅黑" w:cs="微软雅黑"/>
-                <w:color w:val="FF0000"/>
+                <w:color w:val="auto"/>
                 <w:sz w:val="18"/>
                 <w:szCs w:val="18"/>
                 <w:lang w:val="en-US" w:eastAsia="zh-CN"/>
@@ -15386,7 +15484,7 @@
             </w:pPr>
             <w:r>
               <w:rPr>
-                <w:color w:val="FF0000"/>
+                <w:color w:val="auto"/>
               </w:rPr>
               <w:t>°</w:t>
             </w:r>
@@ -15410,7 +15508,7 @@
             </w:pPr>
             <w:r>
               <w:rPr>
-                <w:color w:val="FF0000"/>
+                <w:color w:val="auto"/>
               </w:rPr>
               <w:t>0.01</w:t>
             </w:r>
@@ -15434,7 +15532,7 @@
             </w:pPr>
             <w:r>
               <w:rPr>
-                <w:color w:val="FF0000"/>
+                <w:color w:val="auto"/>
               </w:rPr>
               <w:t>0</w:t>
             </w:r>
@@ -15483,7 +15581,7 @@
             <w:r>
               <w:rPr>
                 <w:rFonts w:hint="eastAsia" w:ascii="微软雅黑" w:hAnsi="微软雅黑" w:eastAsia="微软雅黑" w:cs="微软雅黑"/>
-                <w:color w:val="FF0000"/>
+                <w:color w:val="auto"/>
                 <w:sz w:val="18"/>
                 <w:szCs w:val="18"/>
                 <w:lang w:val="en-US" w:eastAsia="zh-CN"/>
@@ -15511,7 +15609,7 @@
             <w:r>
               <w:rPr>
                 <w:rFonts w:hint="eastAsia" w:ascii="微软雅黑" w:hAnsi="微软雅黑" w:eastAsia="微软雅黑" w:cs="微软雅黑"/>
-                <w:color w:val="FF0000"/>
+                <w:color w:val="auto"/>
                 <w:sz w:val="18"/>
                 <w:szCs w:val="18"/>
                 <w:lang w:val="en-US" w:eastAsia="zh-CN"/>
@@ -15540,7 +15638,7 @@
             <w:r>
               <w:rPr>
                 <w:rFonts w:hint="eastAsia" w:ascii="微软雅黑" w:hAnsi="微软雅黑" w:eastAsia="微软雅黑" w:cs="微软雅黑"/>
-                <w:color w:val="FF0000"/>
+                <w:color w:val="auto"/>
                 <w:sz w:val="18"/>
                 <w:szCs w:val="18"/>
                 <w:lang w:val="en-US" w:eastAsia="zh-CN"/>
@@ -15569,7 +15667,7 @@
             <w:r>
               <w:rPr>
                 <w:rFonts w:hint="eastAsia" w:ascii="微软雅黑" w:hAnsi="微软雅黑" w:eastAsia="微软雅黑" w:cs="微软雅黑"/>
-                <w:color w:val="FF0000"/>
+                <w:color w:val="auto"/>
                 <w:sz w:val="18"/>
                 <w:szCs w:val="18"/>
                 <w:lang w:val="en-US" w:eastAsia="zh-CN"/>
@@ -15597,7 +15695,7 @@
             </w:pPr>
             <w:r>
               <w:rPr>
-                <w:color w:val="FF0000"/>
+                <w:color w:val="auto"/>
               </w:rPr>
               <w:t>Hz</w:t>
             </w:r>
@@ -15622,7 +15720,7 @@
             </w:pPr>
             <w:r>
               <w:rPr>
-                <w:color w:val="FF0000"/>
+                <w:color w:val="auto"/>
               </w:rPr>
               <w:t>1</w:t>
             </w:r>
@@ -15647,7 +15745,7 @@
             </w:pPr>
             <w:r>
               <w:rPr>
-                <w:color w:val="FF0000"/>
+                <w:color w:val="auto"/>
               </w:rPr>
               <w:t>0</w:t>
             </w:r>
@@ -15696,7 +15794,7 @@
             <w:r>
               <w:rPr>
                 <w:rFonts w:hint="eastAsia" w:ascii="微软雅黑" w:hAnsi="微软雅黑" w:eastAsia="微软雅黑" w:cs="微软雅黑"/>
-                <w:color w:val="FF0000"/>
+                <w:color w:val="auto"/>
                 <w:sz w:val="18"/>
                 <w:szCs w:val="18"/>
                 <w:lang w:val="en-US" w:eastAsia="zh-CN"/>
@@ -15724,7 +15822,7 @@
             <w:r>
               <w:rPr>
                 <w:rFonts w:hint="eastAsia" w:ascii="微软雅黑" w:hAnsi="微软雅黑" w:eastAsia="微软雅黑" w:cs="微软雅黑"/>
-                <w:color w:val="FF0000"/>
+                <w:color w:val="auto"/>
                 <w:sz w:val="18"/>
                 <w:szCs w:val="18"/>
                 <w:lang w:val="en-US" w:eastAsia="zh-CN"/>
@@ -15736,42 +15834,72 @@
         <w:tc>
           <w:tcPr>
             <w:tcW w:w="2352" w:type="dxa"/>
-            <w:vMerge/>
-            <w:vAlign w:val="center"/>
-          </w:tcPr>
-          <w:p/>
+            <w:vMerge w:val="continue"/>
+            <w:vAlign w:val="center"/>
+          </w:tcPr>
+          <w:p>
+            <w:pPr>
+              <w:rPr>
+                <w:color w:val="auto"/>
+              </w:rPr>
+            </w:pPr>
+          </w:p>
         </w:tc>
         <w:tc>
           <w:tcPr>
             <w:tcW w:w="1933" w:type="dxa"/>
-            <w:vMerge/>
-            <w:vAlign w:val="center"/>
-          </w:tcPr>
-          <w:p/>
+            <w:vMerge w:val="continue"/>
+            <w:vAlign w:val="center"/>
+          </w:tcPr>
+          <w:p>
+            <w:pPr>
+              <w:rPr>
+                <w:color w:val="auto"/>
+              </w:rPr>
+            </w:pPr>
+          </w:p>
         </w:tc>
         <w:tc>
           <w:tcPr>
             <w:tcW w:w="882" w:type="dxa"/>
-            <w:vMerge/>
-            <w:vAlign w:val="center"/>
-          </w:tcPr>
-          <w:p/>
+            <w:vMerge w:val="continue"/>
+            <w:vAlign w:val="center"/>
+          </w:tcPr>
+          <w:p>
+            <w:pPr>
+              <w:rPr>
+                <w:color w:val="auto"/>
+              </w:rPr>
+            </w:pPr>
+          </w:p>
         </w:tc>
         <w:tc>
           <w:tcPr>
             <w:tcW w:w="882" w:type="dxa"/>
-            <w:vMerge/>
-            <w:vAlign w:val="center"/>
-          </w:tcPr>
-          <w:p/>
+            <w:vMerge w:val="continue"/>
+            <w:vAlign w:val="center"/>
+          </w:tcPr>
+          <w:p>
+            <w:pPr>
+              <w:rPr>
+                <w:color w:val="auto"/>
+              </w:rPr>
+            </w:pPr>
+          </w:p>
         </w:tc>
         <w:tc>
           <w:tcPr>
             <w:tcW w:w="1166" w:type="dxa"/>
-            <w:vMerge/>
-            <w:vAlign w:val="center"/>
-          </w:tcPr>
-          <w:p/>
+            <w:vMerge w:val="continue"/>
+            <w:vAlign w:val="center"/>
+          </w:tcPr>
+          <w:p>
+            <w:pPr>
+              <w:rPr>
+                <w:color w:val="auto"/>
+              </w:rPr>
+            </w:pPr>
+          </w:p>
         </w:tc>
       </w:tr>
       <w:tr>
@@ -15816,7 +15944,7 @@
             <w:r>
               <w:rPr>
                 <w:rFonts w:hint="eastAsia" w:ascii="微软雅黑" w:hAnsi="微软雅黑" w:eastAsia="微软雅黑" w:cs="微软雅黑"/>
-                <w:color w:val="FF0000"/>
+                <w:color w:val="auto"/>
                 <w:sz w:val="18"/>
                 <w:szCs w:val="18"/>
                 <w:lang w:val="en-US" w:eastAsia="zh-CN"/>
@@ -15844,7 +15972,7 @@
             <w:r>
               <w:rPr>
                 <w:rFonts w:hint="eastAsia" w:ascii="微软雅黑" w:hAnsi="微软雅黑" w:eastAsia="微软雅黑" w:cs="微软雅黑"/>
-                <w:color w:val="FF0000"/>
+                <w:color w:val="auto"/>
                 <w:sz w:val="18"/>
                 <w:szCs w:val="18"/>
                 <w:lang w:val="en-US" w:eastAsia="zh-CN"/>
@@ -15872,7 +16000,7 @@
             <w:r>
               <w:rPr>
                 <w:rFonts w:hint="eastAsia" w:ascii="微软雅黑" w:hAnsi="微软雅黑" w:eastAsia="微软雅黑" w:cs="微软雅黑"/>
-                <w:color w:val="FF0000"/>
+                <w:color w:val="auto"/>
                 <w:sz w:val="18"/>
                 <w:szCs w:val="18"/>
                 <w:lang w:val="en-US" w:eastAsia="zh-CN"/>
@@ -15900,7 +16028,7 @@
             <w:r>
               <w:rPr>
                 <w:rFonts w:hint="eastAsia" w:ascii="微软雅黑" w:hAnsi="微软雅黑" w:eastAsia="微软雅黑" w:cs="微软雅黑"/>
-                <w:color w:val="FF0000"/>
+                <w:color w:val="auto"/>
                 <w:sz w:val="18"/>
                 <w:szCs w:val="18"/>
                 <w:lang w:val="en-US" w:eastAsia="zh-CN"/>
@@ -15927,7 +16055,7 @@
             </w:pPr>
             <w:r>
               <w:rPr>
-                <w:color w:val="FF0000"/>
+                <w:color w:val="auto"/>
               </w:rPr>
               <w:t>°C</w:t>
             </w:r>
@@ -15951,7 +16079,7 @@
             </w:pPr>
             <w:r>
               <w:rPr>
-                <w:color w:val="FF0000"/>
+                <w:color w:val="auto"/>
               </w:rPr>
               <w:t>0.01</w:t>
             </w:r>
@@ -15975,7 +16103,7 @@
             </w:pPr>
             <w:r>
               <w:rPr>
-                <w:color w:val="FF0000"/>
+                <w:color w:val="auto"/>
               </w:rPr>
               <w:t>20000</w:t>
             </w:r>
@@ -16024,7 +16152,7 @@
             <w:r>
               <w:rPr>
                 <w:rFonts w:hint="eastAsia" w:ascii="微软雅黑" w:hAnsi="微软雅黑" w:eastAsia="微软雅黑" w:cs="微软雅黑"/>
-                <w:color w:val="FF0000"/>
+                <w:color w:val="auto"/>
                 <w:sz w:val="18"/>
                 <w:szCs w:val="18"/>
                 <w:lang w:val="en-US" w:eastAsia="zh-CN"/>
@@ -16052,7 +16180,7 @@
             <w:r>
               <w:rPr>
                 <w:rFonts w:hint="eastAsia" w:ascii="微软雅黑" w:hAnsi="微软雅黑" w:eastAsia="微软雅黑" w:cs="微软雅黑"/>
-                <w:color w:val="FF0000"/>
+                <w:color w:val="auto"/>
                 <w:sz w:val="18"/>
                 <w:szCs w:val="18"/>
                 <w:lang w:val="en-US" w:eastAsia="zh-CN"/>
@@ -16080,7 +16208,7 @@
             <w:r>
               <w:rPr>
                 <w:rFonts w:hint="eastAsia" w:ascii="微软雅黑" w:hAnsi="微软雅黑" w:eastAsia="微软雅黑" w:cs="微软雅黑"/>
-                <w:color w:val="FF0000"/>
+                <w:color w:val="auto"/>
                 <w:sz w:val="18"/>
                 <w:szCs w:val="18"/>
                 <w:lang w:val="en-US" w:eastAsia="zh-CN"/>
@@ -16108,7 +16236,7 @@
             <w:r>
               <w:rPr>
                 <w:rFonts w:hint="eastAsia" w:ascii="微软雅黑" w:hAnsi="微软雅黑" w:eastAsia="微软雅黑" w:cs="微软雅黑"/>
-                <w:color w:val="FF0000"/>
+                <w:color w:val="auto"/>
                 <w:sz w:val="18"/>
                 <w:szCs w:val="18"/>
                 <w:lang w:val="en-US" w:eastAsia="zh-CN"/>
@@ -16135,7 +16263,7 @@
             </w:pPr>
             <w:r>
               <w:rPr>
-                <w:color w:val="FF0000"/>
+                <w:color w:val="auto"/>
               </w:rPr>
               <w:t>count</w:t>
             </w:r>
@@ -16159,7 +16287,7 @@
             </w:pPr>
             <w:r>
               <w:rPr>
-                <w:color w:val="FF0000"/>
+                <w:color w:val="auto"/>
               </w:rPr>
               <w:t>1</w:t>
             </w:r>
@@ -16183,7 +16311,7 @@
             </w:pPr>
             <w:r>
               <w:rPr>
-                <w:color w:val="FF0000"/>
+                <w:color w:val="auto"/>
               </w:rPr>
               <w:t>0</w:t>
             </w:r>
@@ -16232,7 +16360,7 @@
             <w:r>
               <w:rPr>
                 <w:rFonts w:hint="eastAsia" w:ascii="微软雅黑" w:hAnsi="微软雅黑" w:eastAsia="微软雅黑" w:cs="微软雅黑"/>
-                <w:color w:val="FF0000"/>
+                <w:color w:val="auto"/>
                 <w:sz w:val="18"/>
                 <w:szCs w:val="18"/>
                 <w:lang w:val="en-US" w:eastAsia="zh-CN"/>
@@ -16260,7 +16388,7 @@
             <w:r>
               <w:rPr>
                 <w:rFonts w:hint="eastAsia" w:ascii="微软雅黑" w:hAnsi="微软雅黑" w:eastAsia="微软雅黑" w:cs="微软雅黑"/>
-                <w:color w:val="FF0000"/>
+                <w:color w:val="auto"/>
                 <w:sz w:val="18"/>
                 <w:szCs w:val="18"/>
                 <w:lang w:val="en-US" w:eastAsia="zh-CN"/>
@@ -16289,7 +16417,7 @@
             <w:r>
               <w:rPr>
                 <w:rFonts w:hint="eastAsia" w:ascii="微软雅黑" w:hAnsi="微软雅黑" w:eastAsia="微软雅黑" w:cs="微软雅黑"/>
-                <w:color w:val="FF0000"/>
+                <w:color w:val="auto"/>
                 <w:sz w:val="18"/>
                 <w:szCs w:val="18"/>
                 <w:lang w:val="en-US" w:eastAsia="zh-CN"/>
@@ -16318,7 +16446,7 @@
             <w:r>
               <w:rPr>
                 <w:rFonts w:hint="eastAsia" w:ascii="微软雅黑" w:hAnsi="微软雅黑" w:eastAsia="微软雅黑" w:cs="微软雅黑"/>
-                <w:color w:val="FF0000"/>
+                <w:color w:val="auto"/>
                 <w:sz w:val="18"/>
                 <w:szCs w:val="18"/>
                 <w:lang w:val="en-US" w:eastAsia="zh-CN"/>
@@ -16346,7 +16474,7 @@
             </w:pPr>
             <w:r>
               <w:rPr>
-                <w:color w:val="FF0000"/>
+                <w:color w:val="auto"/>
               </w:rPr>
               <w:t>pF</w:t>
             </w:r>
@@ -16371,7 +16499,7 @@
             </w:pPr>
             <w:r>
               <w:rPr>
-                <w:color w:val="FF0000"/>
+                <w:color w:val="auto"/>
               </w:rPr>
               <w:t>0.1</w:t>
             </w:r>
@@ -16396,7 +16524,7 @@
             </w:pPr>
             <w:r>
               <w:rPr>
-                <w:color w:val="FF0000"/>
+                <w:color w:val="auto"/>
               </w:rPr>
               <w:t>0</w:t>
             </w:r>
@@ -16445,7 +16573,7 @@
             <w:r>
               <w:rPr>
                 <w:rFonts w:hint="eastAsia" w:ascii="微软雅黑" w:hAnsi="微软雅黑" w:eastAsia="微软雅黑" w:cs="微软雅黑"/>
-                <w:color w:val="FF0000"/>
+                <w:color w:val="auto"/>
                 <w:sz w:val="18"/>
                 <w:szCs w:val="18"/>
                 <w:lang w:val="en-US" w:eastAsia="zh-CN"/>
@@ -16473,7 +16601,7 @@
             <w:r>
               <w:rPr>
                 <w:rFonts w:hint="eastAsia" w:ascii="微软雅黑" w:hAnsi="微软雅黑" w:eastAsia="微软雅黑" w:cs="微软雅黑"/>
-                <w:color w:val="FF0000"/>
+                <w:color w:val="auto"/>
                 <w:sz w:val="18"/>
                 <w:szCs w:val="18"/>
                 <w:lang w:val="en-US" w:eastAsia="zh-CN"/>
@@ -16485,42 +16613,72 @@
         <w:tc>
           <w:tcPr>
             <w:tcW w:w="2352" w:type="dxa"/>
-            <w:vMerge/>
-            <w:vAlign w:val="center"/>
-          </w:tcPr>
-          <w:p/>
+            <w:vMerge w:val="continue"/>
+            <w:vAlign w:val="center"/>
+          </w:tcPr>
+          <w:p>
+            <w:pPr>
+              <w:rPr>
+                <w:color w:val="auto"/>
+              </w:rPr>
+            </w:pPr>
+          </w:p>
         </w:tc>
         <w:tc>
           <w:tcPr>
             <w:tcW w:w="1933" w:type="dxa"/>
-            <w:vMerge/>
-            <w:vAlign w:val="center"/>
-          </w:tcPr>
-          <w:p/>
+            <w:vMerge w:val="continue"/>
+            <w:vAlign w:val="center"/>
+          </w:tcPr>
+          <w:p>
+            <w:pPr>
+              <w:rPr>
+                <w:color w:val="auto"/>
+              </w:rPr>
+            </w:pPr>
+          </w:p>
         </w:tc>
         <w:tc>
           <w:tcPr>
             <w:tcW w:w="882" w:type="dxa"/>
-            <w:vMerge/>
-            <w:vAlign w:val="center"/>
-          </w:tcPr>
-          <w:p/>
+            <w:vMerge w:val="continue"/>
+            <w:vAlign w:val="center"/>
+          </w:tcPr>
+          <w:p>
+            <w:pPr>
+              <w:rPr>
+                <w:color w:val="auto"/>
+              </w:rPr>
+            </w:pPr>
+          </w:p>
         </w:tc>
         <w:tc>
           <w:tcPr>
             <w:tcW w:w="882" w:type="dxa"/>
-            <w:vMerge/>
-            <w:vAlign w:val="center"/>
-          </w:tcPr>
-          <w:p/>
+            <w:vMerge w:val="continue"/>
+            <w:vAlign w:val="center"/>
+          </w:tcPr>
+          <w:p>
+            <w:pPr>
+              <w:rPr>
+                <w:color w:val="auto"/>
+              </w:rPr>
+            </w:pPr>
+          </w:p>
         </w:tc>
         <w:tc>
           <w:tcPr>
             <w:tcW w:w="1166" w:type="dxa"/>
-            <w:vMerge/>
-            <w:vAlign w:val="center"/>
-          </w:tcPr>
-          <w:p/>
+            <w:vMerge w:val="continue"/>
+            <w:vAlign w:val="center"/>
+          </w:tcPr>
+          <w:p>
+            <w:pPr>
+              <w:rPr>
+                <w:color w:val="auto"/>
+              </w:rPr>
+            </w:pPr>
+          </w:p>
         </w:tc>
       </w:tr>
       <w:tr>
@@ -16565,7 +16723,7 @@
             <w:r>
               <w:rPr>
                 <w:rFonts w:hint="eastAsia" w:ascii="微软雅黑" w:hAnsi="微软雅黑" w:eastAsia="微软雅黑" w:cs="微软雅黑"/>
-                <w:color w:val="FF0000"/>
+                <w:color w:val="auto"/>
                 <w:sz w:val="18"/>
                 <w:szCs w:val="18"/>
                 <w:lang w:val="en-US" w:eastAsia="zh-CN"/>
@@ -16593,7 +16751,7 @@
             <w:r>
               <w:rPr>
                 <w:rFonts w:hint="eastAsia" w:ascii="微软雅黑" w:hAnsi="微软雅黑" w:eastAsia="微软雅黑" w:cs="微软雅黑"/>
-                <w:color w:val="FF0000"/>
+                <w:color w:val="auto"/>
                 <w:sz w:val="18"/>
                 <w:szCs w:val="18"/>
                 <w:lang w:val="en-US" w:eastAsia="zh-CN"/>
@@ -16621,7 +16779,7 @@
             <w:r>
               <w:rPr>
                 <w:rFonts w:hint="eastAsia" w:ascii="微软雅黑" w:hAnsi="微软雅黑" w:eastAsia="微软雅黑" w:cs="微软雅黑"/>
-                <w:color w:val="FF0000"/>
+                <w:color w:val="auto"/>
                 <w:sz w:val="18"/>
                 <w:szCs w:val="18"/>
                 <w:lang w:val="en-US" w:eastAsia="zh-CN"/>
@@ -16649,7 +16807,7 @@
             <w:r>
               <w:rPr>
                 <w:rFonts w:hint="eastAsia" w:ascii="微软雅黑" w:hAnsi="微软雅黑" w:eastAsia="微软雅黑" w:cs="微软雅黑"/>
-                <w:color w:val="FF0000"/>
+                <w:color w:val="auto"/>
                 <w:sz w:val="18"/>
                 <w:szCs w:val="18"/>
                 <w:lang w:val="en-US" w:eastAsia="zh-CN"/>
@@ -16674,11 +16832,6 @@
                 <w:szCs w:val="18"/>
               </w:rPr>
             </w:pPr>
-            <w:r>
-              <w:rPr>
-                <w:color w:val="FF0000"/>
-              </w:rPr>
-            </w:r>
           </w:p>
         </w:tc>
         <w:tc>
@@ -16699,7 +16852,7 @@
             </w:pPr>
             <w:r>
               <w:rPr>
-                <w:color w:val="FF0000"/>
+                <w:color w:val="auto"/>
               </w:rPr>
               <w:t>1</w:t>
             </w:r>
@@ -16723,7 +16876,7 @@
             </w:pPr>
             <w:r>
               <w:rPr>
-                <w:color w:val="FF0000"/>
+                <w:color w:val="auto"/>
               </w:rPr>
               <w:t>0</w:t>
             </w:r>
@@ -16772,7 +16925,7 @@
             <w:r>
               <w:rPr>
                 <w:rFonts w:hint="eastAsia" w:ascii="微软雅黑" w:hAnsi="微软雅黑" w:eastAsia="微软雅黑" w:cs="微软雅黑"/>
-                <w:color w:val="FF0000"/>
+                <w:color w:val="auto"/>
                 <w:sz w:val="18"/>
                 <w:szCs w:val="18"/>
                 <w:lang w:val="en-US" w:eastAsia="zh-CN"/>
@@ -16800,7 +16953,7 @@
             <w:r>
               <w:rPr>
                 <w:rFonts w:hint="eastAsia" w:ascii="微软雅黑" w:hAnsi="微软雅黑" w:eastAsia="微软雅黑" w:cs="微软雅黑"/>
-                <w:color w:val="FF0000"/>
+                <w:color w:val="auto"/>
                 <w:sz w:val="18"/>
                 <w:szCs w:val="18"/>
                 <w:lang w:val="en-US" w:eastAsia="zh-CN"/>
@@ -16829,7 +16982,7 @@
             <w:r>
               <w:rPr>
                 <w:rFonts w:hint="eastAsia" w:ascii="微软雅黑" w:hAnsi="微软雅黑" w:eastAsia="微软雅黑" w:cs="微软雅黑"/>
-                <w:color w:val="FF0000"/>
+                <w:color w:val="auto"/>
                 <w:sz w:val="18"/>
                 <w:szCs w:val="18"/>
                 <w:lang w:val="en-US" w:eastAsia="zh-CN"/>
@@ -16858,7 +17011,7 @@
             <w:r>
               <w:rPr>
                 <w:rFonts w:hint="eastAsia" w:ascii="微软雅黑" w:hAnsi="微软雅黑" w:eastAsia="微软雅黑" w:cs="微软雅黑"/>
-                <w:color w:val="FF0000"/>
+                <w:color w:val="auto"/>
                 <w:sz w:val="18"/>
                 <w:szCs w:val="18"/>
                 <w:lang w:val="en-US" w:eastAsia="zh-CN"/>
@@ -16886,7 +17039,7 @@
             </w:pPr>
             <w:r>
               <w:rPr>
-                <w:color w:val="FF0000"/>
+                <w:color w:val="auto"/>
               </w:rPr>
               <w:t>m/min</w:t>
             </w:r>
@@ -16911,7 +17064,7 @@
             </w:pPr>
             <w:r>
               <w:rPr>
-                <w:color w:val="FF0000"/>
+                <w:color w:val="auto"/>
               </w:rPr>
               <w:t>0.01</w:t>
             </w:r>
@@ -16936,7 +17089,7 @@
             </w:pPr>
             <w:r>
               <w:rPr>
-                <w:color w:val="FF0000"/>
+                <w:color w:val="auto"/>
               </w:rPr>
               <w:t>0</w:t>
             </w:r>
@@ -16985,7 +17138,7 @@
             <w:r>
               <w:rPr>
                 <w:rFonts w:hint="eastAsia" w:ascii="微软雅黑" w:hAnsi="微软雅黑" w:eastAsia="微软雅黑" w:cs="微软雅黑"/>
-                <w:color w:val="FF0000"/>
+                <w:color w:val="auto"/>
                 <w:sz w:val="18"/>
                 <w:szCs w:val="18"/>
                 <w:lang w:val="en-US" w:eastAsia="zh-CN"/>
@@ -17013,7 +17166,7 @@
             <w:r>
               <w:rPr>
                 <w:rFonts w:hint="eastAsia" w:ascii="微软雅黑" w:hAnsi="微软雅黑" w:eastAsia="微软雅黑" w:cs="微软雅黑"/>
-                <w:color w:val="FF0000"/>
+                <w:color w:val="auto"/>
                 <w:sz w:val="18"/>
                 <w:szCs w:val="18"/>
                 <w:lang w:val="en-US" w:eastAsia="zh-CN"/>
@@ -17025,42 +17178,72 @@
         <w:tc>
           <w:tcPr>
             <w:tcW w:w="2352" w:type="dxa"/>
-            <w:vMerge/>
-            <w:vAlign w:val="center"/>
-          </w:tcPr>
-          <w:p/>
+            <w:vMerge w:val="continue"/>
+            <w:vAlign w:val="center"/>
+          </w:tcPr>
+          <w:p>
+            <w:pPr>
+              <w:rPr>
+                <w:color w:val="auto"/>
+              </w:rPr>
+            </w:pPr>
+          </w:p>
         </w:tc>
         <w:tc>
           <w:tcPr>
             <w:tcW w:w="1933" w:type="dxa"/>
-            <w:vMerge/>
-            <w:vAlign w:val="center"/>
-          </w:tcPr>
-          <w:p/>
+            <w:vMerge w:val="continue"/>
+            <w:vAlign w:val="center"/>
+          </w:tcPr>
+          <w:p>
+            <w:pPr>
+              <w:rPr>
+                <w:color w:val="auto"/>
+              </w:rPr>
+            </w:pPr>
+          </w:p>
         </w:tc>
         <w:tc>
           <w:tcPr>
             <w:tcW w:w="882" w:type="dxa"/>
-            <w:vMerge/>
-            <w:vAlign w:val="center"/>
-          </w:tcPr>
-          <w:p/>
+            <w:vMerge w:val="continue"/>
+            <w:vAlign w:val="center"/>
+          </w:tcPr>
+          <w:p>
+            <w:pPr>
+              <w:rPr>
+                <w:color w:val="auto"/>
+              </w:rPr>
+            </w:pPr>
+          </w:p>
         </w:tc>
         <w:tc>
           <w:tcPr>
             <w:tcW w:w="882" w:type="dxa"/>
-            <w:vMerge/>
-            <w:vAlign w:val="center"/>
-          </w:tcPr>
-          <w:p/>
+            <w:vMerge w:val="continue"/>
+            <w:vAlign w:val="center"/>
+          </w:tcPr>
+          <w:p>
+            <w:pPr>
+              <w:rPr>
+                <w:color w:val="auto"/>
+              </w:rPr>
+            </w:pPr>
+          </w:p>
         </w:tc>
         <w:tc>
           <w:tcPr>
             <w:tcW w:w="1166" w:type="dxa"/>
-            <w:vMerge/>
-            <w:vAlign w:val="center"/>
-          </w:tcPr>
-          <w:p/>
+            <w:vMerge w:val="continue"/>
+            <w:vAlign w:val="center"/>
+          </w:tcPr>
+          <w:p>
+            <w:pPr>
+              <w:rPr>
+                <w:color w:val="auto"/>
+              </w:rPr>
+            </w:pPr>
+          </w:p>
         </w:tc>
       </w:tr>
       <w:tr>
@@ -17105,7 +17288,7 @@
             <w:r>
               <w:rPr>
                 <w:rFonts w:hint="eastAsia" w:ascii="微软雅黑" w:hAnsi="微软雅黑" w:eastAsia="微软雅黑" w:cs="微软雅黑"/>
-                <w:color w:val="FF0000"/>
+                <w:color w:val="auto"/>
                 <w:sz w:val="18"/>
                 <w:szCs w:val="18"/>
                 <w:lang w:val="en-US" w:eastAsia="zh-CN"/>
@@ -17133,7 +17316,7 @@
             <w:r>
               <w:rPr>
                 <w:rFonts w:hint="eastAsia" w:ascii="微软雅黑" w:hAnsi="微软雅黑" w:eastAsia="微软雅黑" w:cs="微软雅黑"/>
-                <w:color w:val="FF0000"/>
+                <w:color w:val="auto"/>
                 <w:sz w:val="18"/>
                 <w:szCs w:val="18"/>
                 <w:lang w:val="en-US" w:eastAsia="zh-CN"/>
@@ -17162,7 +17345,7 @@
             <w:r>
               <w:rPr>
                 <w:rFonts w:hint="eastAsia" w:ascii="微软雅黑" w:hAnsi="微软雅黑" w:eastAsia="微软雅黑" w:cs="微软雅黑"/>
-                <w:color w:val="FF0000"/>
+                <w:color w:val="auto"/>
                 <w:sz w:val="18"/>
                 <w:szCs w:val="18"/>
                 <w:lang w:val="en-US" w:eastAsia="zh-CN"/>
@@ -17191,7 +17374,7 @@
             <w:r>
               <w:rPr>
                 <w:rFonts w:hint="eastAsia" w:ascii="微软雅黑" w:hAnsi="微软雅黑" w:eastAsia="微软雅黑" w:cs="微软雅黑"/>
-                <w:color w:val="FF0000"/>
+                <w:color w:val="auto"/>
                 <w:sz w:val="18"/>
                 <w:szCs w:val="18"/>
                 <w:lang w:val="en-US" w:eastAsia="zh-CN"/>
@@ -17219,7 +17402,7 @@
             </w:pPr>
             <w:r>
               <w:rPr>
-                <w:color w:val="FF0000"/>
+                <w:color w:val="auto"/>
               </w:rPr>
               <w:t>count</w:t>
             </w:r>
@@ -17244,7 +17427,7 @@
             </w:pPr>
             <w:r>
               <w:rPr>
-                <w:color w:val="FF0000"/>
+                <w:color w:val="auto"/>
               </w:rPr>
               <w:t>1</w:t>
             </w:r>
@@ -17269,7 +17452,7 @@
             </w:pPr>
             <w:r>
               <w:rPr>
-                <w:color w:val="FF0000"/>
+                <w:color w:val="auto"/>
               </w:rPr>
               <w:t>0</w:t>
             </w:r>
@@ -17318,7 +17501,7 @@
             <w:r>
               <w:rPr>
                 <w:rFonts w:hint="eastAsia" w:ascii="微软雅黑" w:hAnsi="微软雅黑" w:eastAsia="微软雅黑" w:cs="微软雅黑"/>
-                <w:color w:val="FF0000"/>
+                <w:color w:val="auto"/>
                 <w:sz w:val="18"/>
                 <w:szCs w:val="18"/>
                 <w:lang w:val="en-US" w:eastAsia="zh-CN"/>
@@ -17346,7 +17529,7 @@
             <w:r>
               <w:rPr>
                 <w:rFonts w:hint="eastAsia" w:ascii="微软雅黑" w:hAnsi="微软雅黑" w:eastAsia="微软雅黑" w:cs="微软雅黑"/>
-                <w:color w:val="FF0000"/>
+                <w:color w:val="auto"/>
                 <w:sz w:val="18"/>
                 <w:szCs w:val="18"/>
                 <w:lang w:val="en-US" w:eastAsia="zh-CN"/>
@@ -17358,42 +17541,72 @@
         <w:tc>
           <w:tcPr>
             <w:tcW w:w="2352" w:type="dxa"/>
-            <w:vMerge/>
-            <w:vAlign w:val="center"/>
-          </w:tcPr>
-          <w:p/>
+            <w:vMerge w:val="continue"/>
+            <w:vAlign w:val="center"/>
+          </w:tcPr>
+          <w:p>
+            <w:pPr>
+              <w:rPr>
+                <w:color w:val="auto"/>
+              </w:rPr>
+            </w:pPr>
+          </w:p>
         </w:tc>
         <w:tc>
           <w:tcPr>
             <w:tcW w:w="1933" w:type="dxa"/>
-            <w:vMerge/>
-            <w:vAlign w:val="center"/>
-          </w:tcPr>
-          <w:p/>
+            <w:vMerge w:val="continue"/>
+            <w:vAlign w:val="center"/>
+          </w:tcPr>
+          <w:p>
+            <w:pPr>
+              <w:rPr>
+                <w:color w:val="auto"/>
+              </w:rPr>
+            </w:pPr>
+          </w:p>
         </w:tc>
         <w:tc>
           <w:tcPr>
             <w:tcW w:w="882" w:type="dxa"/>
-            <w:vMerge/>
-            <w:vAlign w:val="center"/>
-          </w:tcPr>
-          <w:p/>
+            <w:vMerge w:val="continue"/>
+            <w:vAlign w:val="center"/>
+          </w:tcPr>
+          <w:p>
+            <w:pPr>
+              <w:rPr>
+                <w:color w:val="auto"/>
+              </w:rPr>
+            </w:pPr>
+          </w:p>
         </w:tc>
         <w:tc>
           <w:tcPr>
             <w:tcW w:w="882" w:type="dxa"/>
-            <w:vMerge/>
-            <w:vAlign w:val="center"/>
-          </w:tcPr>
-          <w:p/>
+            <w:vMerge w:val="continue"/>
+            <w:vAlign w:val="center"/>
+          </w:tcPr>
+          <w:p>
+            <w:pPr>
+              <w:rPr>
+                <w:color w:val="auto"/>
+              </w:rPr>
+            </w:pPr>
+          </w:p>
         </w:tc>
         <w:tc>
           <w:tcPr>
             <w:tcW w:w="1166" w:type="dxa"/>
-            <w:vMerge/>
-            <w:vAlign w:val="center"/>
-          </w:tcPr>
-          <w:p/>
+            <w:vMerge w:val="continue"/>
+            <w:vAlign w:val="center"/>
+          </w:tcPr>
+          <w:p>
+            <w:pPr>
+              <w:rPr>
+                <w:color w:val="auto"/>
+              </w:rPr>
+            </w:pPr>
+          </w:p>
         </w:tc>
       </w:tr>
     </w:tbl>
@@ -17410,7 +17623,7 @@
       <w:r>
         <w:rPr>
           <w:rFonts w:hint="eastAsia"/>
-          <w:color w:val="FF0000"/>
+          <w:color w:val="auto"/>
           <w:sz w:val="21"/>
           <w:szCs w:val="21"/>
           <w:lang w:val="en-US" w:eastAsia="zh-CN"/>
@@ -18301,7 +18514,7 @@
                 <w:rFonts w:hint="eastAsia" w:ascii="微软雅黑" w:hAnsi="微软雅黑" w:eastAsia="微软雅黑" w:cs="微软雅黑"/>
                 <w:b/>
                 <w:bCs/>
-                <w:color w:val="FF0000"/>
+                <w:color w:val="auto"/>
                 <w:sz w:val="18"/>
                 <w:szCs w:val="18"/>
               </w:rPr>
@@ -18355,7 +18568,7 @@
             </w:pPr>
             <w:r>
               <w:rPr>
-                <w:color w:val="FF0000"/>
+                <w:color w:val="auto"/>
               </w:rPr>
               <w:t>0x0000～0x0001</w:t>
             </w:r>
@@ -18386,7 +18599,7 @@
             <w:r>
               <w:rPr>
                 <w:rFonts w:hint="eastAsia" w:ascii="微软雅黑" w:hAnsi="微软雅黑" w:eastAsia="微软雅黑" w:cs="微软雅黑"/>
-                <w:color w:val="FF0000"/>
+                <w:color w:val="auto"/>
                 <w:kern w:val="0"/>
                 <w:sz w:val="18"/>
                 <w:szCs w:val="18"/>
@@ -18421,7 +18634,7 @@
             <w:r>
               <w:rPr>
                 <w:rFonts w:hint="eastAsia" w:ascii="微软雅黑" w:hAnsi="微软雅黑" w:eastAsia="微软雅黑" w:cs="微软雅黑"/>
-                <w:color w:val="FF0000"/>
+                <w:color w:val="auto"/>
                 <w:kern w:val="0"/>
                 <w:sz w:val="18"/>
                 <w:szCs w:val="18"/>
@@ -18455,7 +18668,7 @@
             </w:pPr>
             <w:r>
               <w:rPr>
-                <w:color w:val="FF0000"/>
+                <w:color w:val="auto"/>
               </w:rPr>
               <w:t>0.1 mm</w:t>
             </w:r>
@@ -18488,7 +18701,7 @@
                 <w:rFonts w:hint="eastAsia" w:ascii="微软雅黑" w:hAnsi="微软雅黑" w:eastAsia="微软雅黑" w:cs="微软雅黑"/>
                 <w:b/>
                 <w:bCs/>
-                <w:color w:val="FF0000"/>
+                <w:color w:val="auto"/>
                 <w:sz w:val="18"/>
                 <w:szCs w:val="18"/>
               </w:rPr>
@@ -18542,7 +18755,7 @@
             </w:pPr>
             <w:r>
               <w:rPr>
-                <w:color w:val="FF0000"/>
+                <w:color w:val="auto"/>
               </w:rPr>
               <w:t>0x0002～0x0003</w:t>
             </w:r>
@@ -18573,7 +18786,7 @@
             <w:r>
               <w:rPr>
                 <w:rFonts w:hint="eastAsia" w:ascii="微软雅黑" w:hAnsi="微软雅黑" w:eastAsia="微软雅黑" w:cs="微软雅黑"/>
-                <w:color w:val="FF0000"/>
+                <w:color w:val="auto"/>
                 <w:kern w:val="0"/>
                 <w:sz w:val="18"/>
                 <w:szCs w:val="18"/>
@@ -18608,7 +18821,7 @@
             <w:r>
               <w:rPr>
                 <w:rFonts w:hint="eastAsia" w:ascii="微软雅黑" w:hAnsi="微软雅黑" w:eastAsia="微软雅黑" w:cs="微软雅黑"/>
-                <w:color w:val="FF0000"/>
+                <w:color w:val="auto"/>
                 <w:kern w:val="0"/>
                 <w:sz w:val="18"/>
                 <w:szCs w:val="18"/>
@@ -18642,7 +18855,7 @@
             </w:pPr>
             <w:r>
               <w:rPr>
-                <w:color w:val="FF0000"/>
+                <w:color w:val="auto"/>
               </w:rPr>
               <w:t>0.1 mm</w:t>
             </w:r>
@@ -18675,7 +18888,7 @@
                 <w:rFonts w:hint="eastAsia" w:ascii="微软雅黑" w:hAnsi="微软雅黑" w:eastAsia="微软雅黑" w:cs="微软雅黑"/>
                 <w:b/>
                 <w:bCs/>
-                <w:color w:val="FF0000"/>
+                <w:color w:val="auto"/>
                 <w:sz w:val="18"/>
                 <w:szCs w:val="18"/>
               </w:rPr>
@@ -18729,7 +18942,7 @@
             </w:pPr>
             <w:r>
               <w:rPr>
-                <w:color w:val="FF0000"/>
+                <w:color w:val="auto"/>
               </w:rPr>
               <w:t>0x0004～0x0005</w:t>
             </w:r>
@@ -18760,7 +18973,7 @@
             <w:r>
               <w:rPr>
                 <w:rFonts w:hint="eastAsia" w:ascii="微软雅黑" w:hAnsi="微软雅黑" w:eastAsia="微软雅黑" w:cs="微软雅黑"/>
-                <w:color w:val="FF0000"/>
+                <w:color w:val="auto"/>
                 <w:kern w:val="0"/>
                 <w:sz w:val="18"/>
                 <w:szCs w:val="18"/>
@@ -18795,7 +19008,7 @@
             <w:r>
               <w:rPr>
                 <w:rFonts w:hint="eastAsia" w:ascii="微软雅黑" w:hAnsi="微软雅黑" w:eastAsia="微软雅黑" w:cs="微软雅黑"/>
-                <w:color w:val="FF0000"/>
+                <w:color w:val="auto"/>
                 <w:kern w:val="0"/>
                 <w:sz w:val="18"/>
                 <w:szCs w:val="18"/>
@@ -18829,7 +19042,7 @@
             </w:pPr>
             <w:r>
               <w:rPr>
-                <w:color w:val="FF0000"/>
+                <w:color w:val="auto"/>
               </w:rPr>
               <w:t>0.1 mm</w:t>
             </w:r>
@@ -18862,7 +19075,7 @@
                 <w:rFonts w:hint="eastAsia" w:ascii="微软雅黑" w:hAnsi="微软雅黑" w:eastAsia="微软雅黑" w:cs="微软雅黑"/>
                 <w:b/>
                 <w:bCs/>
-                <w:color w:val="FF0000"/>
+                <w:color w:val="auto"/>
                 <w:sz w:val="18"/>
                 <w:szCs w:val="18"/>
               </w:rPr>
@@ -18916,7 +19129,7 @@
             </w:pPr>
             <w:r>
               <w:rPr>
-                <w:color w:val="FF0000"/>
+                <w:color w:val="auto"/>
               </w:rPr>
               <w:t>0x0006～0x0007</w:t>
             </w:r>
@@ -18947,7 +19160,7 @@
             <w:r>
               <w:rPr>
                 <w:rFonts w:hint="eastAsia" w:ascii="微软雅黑" w:hAnsi="微软雅黑" w:eastAsia="微软雅黑" w:cs="微软雅黑"/>
-                <w:color w:val="FF0000"/>
+                <w:color w:val="auto"/>
                 <w:kern w:val="0"/>
                 <w:sz w:val="18"/>
                 <w:szCs w:val="18"/>
@@ -18982,7 +19195,7 @@
             <w:r>
               <w:rPr>
                 <w:rFonts w:hint="eastAsia" w:ascii="微软雅黑" w:hAnsi="微软雅黑" w:eastAsia="微软雅黑" w:cs="微软雅黑"/>
-                <w:color w:val="FF0000"/>
+                <w:color w:val="auto"/>
                 <w:kern w:val="0"/>
                 <w:sz w:val="18"/>
                 <w:szCs w:val="18"/>
@@ -19016,7 +19229,7 @@
             </w:pPr>
             <w:r>
               <w:rPr>
-                <w:color w:val="FF0000"/>
+                <w:color w:val="auto"/>
               </w:rPr>
               <w:t>0.1 mm</w:t>
             </w:r>
@@ -19049,7 +19262,7 @@
                 <w:rFonts w:hint="eastAsia" w:ascii="微软雅黑" w:hAnsi="微软雅黑" w:eastAsia="微软雅黑" w:cs="微软雅黑"/>
                 <w:b/>
                 <w:bCs/>
-                <w:color w:val="FF0000"/>
+                <w:color w:val="auto"/>
                 <w:sz w:val="18"/>
                 <w:szCs w:val="18"/>
               </w:rPr>
@@ -19103,7 +19316,7 @@
             </w:pPr>
             <w:r>
               <w:rPr>
-                <w:color w:val="FF0000"/>
+                <w:color w:val="auto"/>
               </w:rPr>
               <w:t>0x0008～0x0009</w:t>
             </w:r>
@@ -19134,7 +19347,7 @@
             <w:r>
               <w:rPr>
                 <w:rFonts w:hint="eastAsia" w:ascii="微软雅黑" w:hAnsi="微软雅黑" w:eastAsia="微软雅黑" w:cs="微软雅黑"/>
-                <w:color w:val="FF0000"/>
+                <w:color w:val="auto"/>
                 <w:kern w:val="0"/>
                 <w:sz w:val="18"/>
                 <w:szCs w:val="18"/>
@@ -19169,7 +19382,7 @@
             <w:r>
               <w:rPr>
                 <w:rFonts w:hint="eastAsia" w:ascii="微软雅黑" w:hAnsi="微软雅黑" w:eastAsia="微软雅黑" w:cs="微软雅黑"/>
-                <w:color w:val="FF0000"/>
+                <w:color w:val="auto"/>
                 <w:kern w:val="0"/>
                 <w:sz w:val="18"/>
                 <w:szCs w:val="18"/>
@@ -19203,7 +19416,7 @@
             </w:pPr>
             <w:r>
               <w:rPr>
-                <w:color w:val="FF0000"/>
+                <w:color w:val="auto"/>
               </w:rPr>
               <w:t>0.1 mm</w:t>
             </w:r>
@@ -19236,7 +19449,7 @@
                 <w:rFonts w:hint="eastAsia" w:ascii="微软雅黑" w:hAnsi="微软雅黑" w:eastAsia="微软雅黑" w:cs="微软雅黑"/>
                 <w:b/>
                 <w:bCs/>
-                <w:color w:val="FF0000"/>
+                <w:color w:val="auto"/>
                 <w:sz w:val="18"/>
                 <w:szCs w:val="18"/>
               </w:rPr>
@@ -19290,7 +19503,7 @@
             </w:pPr>
             <w:r>
               <w:rPr>
-                <w:color w:val="FF0000"/>
+                <w:color w:val="auto"/>
               </w:rPr>
               <w:t>0x000A</w:t>
             </w:r>
@@ -19321,7 +19534,7 @@
             <w:r>
               <w:rPr>
                 <w:rFonts w:hint="eastAsia" w:ascii="微软雅黑" w:hAnsi="微软雅黑" w:eastAsia="微软雅黑" w:cs="微软雅黑"/>
-                <w:color w:val="FF0000"/>
+                <w:color w:val="auto"/>
                 <w:kern w:val="0"/>
                 <w:sz w:val="18"/>
                 <w:szCs w:val="18"/>
@@ -19356,7 +19569,7 @@
             <w:r>
               <w:rPr>
                 <w:rFonts w:hint="eastAsia" w:ascii="微软雅黑" w:hAnsi="微软雅黑" w:eastAsia="微软雅黑" w:cs="微软雅黑"/>
-                <w:color w:val="FF0000"/>
+                <w:color w:val="auto"/>
                 <w:kern w:val="0"/>
                 <w:sz w:val="18"/>
                 <w:szCs w:val="18"/>
@@ -19390,7 +19603,7 @@
             </w:pPr>
             <w:r>
               <w:rPr>
-                <w:color w:val="FF0000"/>
+                <w:color w:val="auto"/>
               </w:rPr>
               <w:t>IRUN</w:t>
             </w:r>
@@ -19423,7 +19636,7 @@
                 <w:rFonts w:hint="eastAsia" w:ascii="微软雅黑" w:hAnsi="微软雅黑" w:eastAsia="微软雅黑" w:cs="微软雅黑"/>
                 <w:b/>
                 <w:bCs/>
-                <w:color w:val="FF0000"/>
+                <w:color w:val="auto"/>
                 <w:sz w:val="18"/>
                 <w:szCs w:val="18"/>
               </w:rPr>
@@ -19477,7 +19690,7 @@
             </w:pPr>
             <w:r>
               <w:rPr>
-                <w:color w:val="FF0000"/>
+                <w:color w:val="auto"/>
               </w:rPr>
               <w:t>0x000B～0x000C</w:t>
             </w:r>
@@ -19508,7 +19721,7 @@
             <w:r>
               <w:rPr>
                 <w:rFonts w:hint="eastAsia" w:ascii="微软雅黑" w:hAnsi="微软雅黑" w:eastAsia="微软雅黑" w:cs="微软雅黑"/>
-                <w:color w:val="FF0000"/>
+                <w:color w:val="auto"/>
                 <w:kern w:val="0"/>
                 <w:sz w:val="18"/>
                 <w:szCs w:val="18"/>
@@ -19543,7 +19756,7 @@
             <w:r>
               <w:rPr>
                 <w:rFonts w:hint="eastAsia" w:ascii="微软雅黑" w:hAnsi="微软雅黑" w:eastAsia="微软雅黑" w:cs="微软雅黑"/>
-                <w:color w:val="FF0000"/>
+                <w:color w:val="auto"/>
                 <w:kern w:val="0"/>
                 <w:sz w:val="18"/>
                 <w:szCs w:val="18"/>
@@ -19577,7 +19790,7 @@
             </w:pPr>
             <w:r>
               <w:rPr>
-                <w:color w:val="FF0000"/>
+                <w:color w:val="auto"/>
               </w:rPr>
               <w:t>0.01 m/min</w:t>
             </w:r>
@@ -19610,7 +19823,7 @@
                 <w:rFonts w:hint="eastAsia" w:ascii="微软雅黑" w:hAnsi="微软雅黑" w:eastAsia="微软雅黑" w:cs="微软雅黑"/>
                 <w:b/>
                 <w:bCs/>
-                <w:color w:val="FF0000"/>
+                <w:color w:val="auto"/>
                 <w:sz w:val="18"/>
                 <w:szCs w:val="18"/>
               </w:rPr>
@@ -19664,7 +19877,7 @@
             </w:pPr>
             <w:r>
               <w:rPr>
-                <w:color w:val="FF0000"/>
+                <w:color w:val="auto"/>
               </w:rPr>
               <w:t>0x000D～0x000E</w:t>
             </w:r>
@@ -19695,7 +19908,7 @@
             <w:r>
               <w:rPr>
                 <w:rFonts w:hint="eastAsia" w:ascii="微软雅黑" w:hAnsi="微软雅黑" w:eastAsia="微软雅黑" w:cs="微软雅黑"/>
-                <w:color w:val="FF0000"/>
+                <w:color w:val="auto"/>
                 <w:kern w:val="0"/>
                 <w:sz w:val="18"/>
                 <w:szCs w:val="18"/>
@@ -19730,7 +19943,7 @@
             <w:r>
               <w:rPr>
                 <w:rFonts w:hint="eastAsia" w:ascii="微软雅黑" w:hAnsi="微软雅黑" w:eastAsia="微软雅黑" w:cs="微软雅黑"/>
-                <w:color w:val="FF0000"/>
+                <w:color w:val="auto"/>
                 <w:kern w:val="0"/>
                 <w:sz w:val="18"/>
                 <w:szCs w:val="18"/>
@@ -19764,7 +19977,7 @@
             </w:pPr>
             <w:r>
               <w:rPr>
-                <w:color w:val="FF0000"/>
+                <w:color w:val="auto"/>
               </w:rPr>
               <w:t>0.1 mm</w:t>
             </w:r>
@@ -19797,7 +20010,7 @@
                 <w:rFonts w:hint="eastAsia" w:ascii="微软雅黑" w:hAnsi="微软雅黑" w:eastAsia="微软雅黑" w:cs="微软雅黑"/>
                 <w:b/>
                 <w:bCs/>
-                <w:color w:val="FF0000"/>
+                <w:color w:val="auto"/>
                 <w:sz w:val="18"/>
                 <w:szCs w:val="18"/>
               </w:rPr>
@@ -19851,7 +20064,7 @@
             </w:pPr>
             <w:r>
               <w:rPr>
-                <w:color w:val="FF0000"/>
+                <w:color w:val="auto"/>
               </w:rPr>
               <w:t>0x000F～0x0010</w:t>
             </w:r>
@@ -19882,7 +20095,7 @@
             <w:r>
               <w:rPr>
                 <w:rFonts w:hint="eastAsia" w:ascii="微软雅黑" w:hAnsi="微软雅黑" w:eastAsia="微软雅黑" w:cs="微软雅黑"/>
-                <w:color w:val="FF0000"/>
+                <w:color w:val="auto"/>
                 <w:kern w:val="0"/>
                 <w:sz w:val="18"/>
                 <w:szCs w:val="18"/>
@@ -19917,7 +20130,7 @@
             <w:r>
               <w:rPr>
                 <w:rFonts w:hint="eastAsia" w:ascii="微软雅黑" w:hAnsi="微软雅黑" w:eastAsia="微软雅黑" w:cs="微软雅黑"/>
-                <w:color w:val="FF0000"/>
+                <w:color w:val="auto"/>
                 <w:kern w:val="0"/>
                 <w:sz w:val="18"/>
                 <w:szCs w:val="18"/>
@@ -19951,7 +20164,7 @@
             </w:pPr>
             <w:r>
               <w:rPr>
-                <w:color w:val="FF0000"/>
+                <w:color w:val="auto"/>
               </w:rPr>
               <w:t>0.001 mm</w:t>
             </w:r>
@@ -19984,7 +20197,7 @@
                 <w:rFonts w:hint="eastAsia" w:ascii="微软雅黑" w:hAnsi="微软雅黑" w:eastAsia="微软雅黑" w:cs="微软雅黑"/>
                 <w:b/>
                 <w:bCs/>
-                <w:color w:val="FF0000"/>
+                <w:color w:val="auto"/>
                 <w:sz w:val="18"/>
                 <w:szCs w:val="18"/>
               </w:rPr>
@@ -20038,7 +20251,7 @@
             </w:pPr>
             <w:r>
               <w:rPr>
-                <w:color w:val="FF0000"/>
+                <w:color w:val="auto"/>
               </w:rPr>
               <w:t>0x0011</w:t>
             </w:r>
@@ -20069,7 +20282,7 @@
             <w:r>
               <w:rPr>
                 <w:rFonts w:hint="eastAsia" w:ascii="微软雅黑" w:hAnsi="微软雅黑" w:eastAsia="微软雅黑" w:cs="微软雅黑"/>
-                <w:color w:val="FF0000"/>
+                <w:color w:val="auto"/>
                 <w:kern w:val="0"/>
                 <w:sz w:val="18"/>
                 <w:szCs w:val="18"/>
@@ -20104,7 +20317,7 @@
             <w:r>
               <w:rPr>
                 <w:rFonts w:hint="eastAsia" w:ascii="微软雅黑" w:hAnsi="微软雅黑" w:eastAsia="微软雅黑" w:cs="微软雅黑"/>
-                <w:color w:val="FF0000"/>
+                <w:color w:val="auto"/>
                 <w:kern w:val="0"/>
                 <w:sz w:val="18"/>
                 <w:szCs w:val="18"/>
@@ -20138,7 +20351,7 @@
             </w:pPr>
             <w:r>
               <w:rPr>
-                <w:color w:val="FF0000"/>
+                <w:color w:val="auto"/>
               </w:rPr>
               <w:t>0.1 mm</w:t>
             </w:r>
@@ -20171,7 +20384,7 @@
                 <w:rFonts w:hint="eastAsia" w:ascii="微软雅黑" w:hAnsi="微软雅黑" w:eastAsia="微软雅黑" w:cs="微软雅黑"/>
                 <w:b/>
                 <w:bCs/>
-                <w:color w:val="FF0000"/>
+                <w:color w:val="auto"/>
                 <w:sz w:val="18"/>
                 <w:szCs w:val="18"/>
               </w:rPr>
@@ -20225,7 +20438,7 @@
             </w:pPr>
             <w:r>
               <w:rPr>
-                <w:color w:val="FF0000"/>
+                <w:color w:val="auto"/>
               </w:rPr>
               <w:t>0x0012</w:t>
             </w:r>
@@ -20256,7 +20469,7 @@
             <w:r>
               <w:rPr>
                 <w:rFonts w:hint="eastAsia" w:ascii="微软雅黑" w:hAnsi="微软雅黑" w:eastAsia="微软雅黑" w:cs="微软雅黑"/>
-                <w:color w:val="FF0000"/>
+                <w:color w:val="auto"/>
                 <w:kern w:val="0"/>
                 <w:sz w:val="18"/>
                 <w:szCs w:val="18"/>
@@ -20291,7 +20504,7 @@
             <w:r>
               <w:rPr>
                 <w:rFonts w:hint="eastAsia" w:ascii="微软雅黑" w:hAnsi="微软雅黑" w:eastAsia="微软雅黑" w:cs="微软雅黑"/>
-                <w:color w:val="FF0000"/>
+                <w:color w:val="auto"/>
                 <w:kern w:val="0"/>
                 <w:sz w:val="18"/>
                 <w:szCs w:val="18"/>
@@ -20325,7 +20538,7 @@
             </w:pPr>
             <w:r>
               <w:rPr>
-                <w:color w:val="FF0000"/>
+                <w:color w:val="auto"/>
               </w:rPr>
               <w:t>0.1 mm</w:t>
             </w:r>
@@ -20358,7 +20571,7 @@
                 <w:rFonts w:hint="eastAsia" w:ascii="微软雅黑" w:hAnsi="微软雅黑" w:eastAsia="微软雅黑" w:cs="微软雅黑"/>
                 <w:b/>
                 <w:bCs/>
-                <w:color w:val="FF0000"/>
+                <w:color w:val="auto"/>
                 <w:sz w:val="18"/>
                 <w:szCs w:val="18"/>
               </w:rPr>
@@ -20412,7 +20625,7 @@
             </w:pPr>
             <w:r>
               <w:rPr>
-                <w:color w:val="FF0000"/>
+                <w:color w:val="auto"/>
               </w:rPr>
               <w:t>0x0013～0x0014</w:t>
             </w:r>
@@ -20443,7 +20656,7 @@
             <w:r>
               <w:rPr>
                 <w:rFonts w:hint="eastAsia" w:ascii="微软雅黑" w:hAnsi="微软雅黑" w:eastAsia="微软雅黑" w:cs="微软雅黑"/>
-                <w:color w:val="FF0000"/>
+                <w:color w:val="auto"/>
                 <w:kern w:val="0"/>
                 <w:sz w:val="18"/>
                 <w:szCs w:val="18"/>
@@ -20478,7 +20691,7 @@
             <w:r>
               <w:rPr>
                 <w:rFonts w:hint="eastAsia" w:ascii="微软雅黑" w:hAnsi="微软雅黑" w:eastAsia="微软雅黑" w:cs="微软雅黑"/>
-                <w:color w:val="FF0000"/>
+                <w:color w:val="auto"/>
                 <w:kern w:val="0"/>
                 <w:sz w:val="18"/>
                 <w:szCs w:val="18"/>
@@ -20512,7 +20725,7 @@
             </w:pPr>
             <w:r>
               <w:rPr>
-                <w:color w:val="FF0000"/>
+                <w:color w:val="auto"/>
               </w:rPr>
               <w:t>1</w:t>
             </w:r>
@@ -20545,7 +20758,7 @@
                 <w:rFonts w:hint="eastAsia" w:ascii="微软雅黑" w:hAnsi="微软雅黑" w:eastAsia="微软雅黑" w:cs="微软雅黑"/>
                 <w:b/>
                 <w:bCs/>
-                <w:color w:val="FF0000"/>
+                <w:color w:val="auto"/>
                 <w:sz w:val="18"/>
                 <w:szCs w:val="18"/>
               </w:rPr>
@@ -20599,7 +20812,7 @@
             </w:pPr>
             <w:r>
               <w:rPr>
-                <w:color w:val="FF0000"/>
+                <w:color w:val="auto"/>
               </w:rPr>
               <w:t>0x0015</w:t>
             </w:r>
@@ -20630,7 +20843,7 @@
             <w:r>
               <w:rPr>
                 <w:rFonts w:hint="eastAsia" w:ascii="微软雅黑" w:hAnsi="微软雅黑" w:eastAsia="微软雅黑" w:cs="微软雅黑"/>
-                <w:color w:val="FF0000"/>
+                <w:color w:val="auto"/>
                 <w:kern w:val="0"/>
                 <w:sz w:val="18"/>
                 <w:szCs w:val="18"/>
@@ -20665,7 +20878,7 @@
             <w:r>
               <w:rPr>
                 <w:rFonts w:hint="eastAsia" w:ascii="微软雅黑" w:hAnsi="微软雅黑" w:eastAsia="微软雅黑" w:cs="微软雅黑"/>
-                <w:color w:val="FF0000"/>
+                <w:color w:val="auto"/>
                 <w:kern w:val="0"/>
                 <w:sz w:val="18"/>
                 <w:szCs w:val="18"/>
@@ -20699,7 +20912,7 @@
             </w:pPr>
             <w:r>
               <w:rPr>
-                <w:color w:val="FF0000"/>
+                <w:color w:val="auto"/>
               </w:rPr>
               <w:t>1</w:t>
             </w:r>
@@ -20732,7 +20945,7 @@
                 <w:rFonts w:hint="eastAsia" w:ascii="微软雅黑" w:hAnsi="微软雅黑" w:eastAsia="微软雅黑" w:cs="微软雅黑"/>
                 <w:b/>
                 <w:bCs/>
-                <w:color w:val="FF0000"/>
+                <w:color w:val="auto"/>
                 <w:sz w:val="18"/>
                 <w:szCs w:val="18"/>
               </w:rPr>
@@ -20786,7 +20999,7 @@
             </w:pPr>
             <w:r>
               <w:rPr>
-                <w:color w:val="FF0000"/>
+                <w:color w:val="auto"/>
               </w:rPr>
               <w:t>0x0016</w:t>
             </w:r>
@@ -20817,7 +21030,7 @@
             <w:r>
               <w:rPr>
                 <w:rFonts w:hint="eastAsia" w:ascii="微软雅黑" w:hAnsi="微软雅黑" w:eastAsia="微软雅黑" w:cs="微软雅黑"/>
-                <w:color w:val="FF0000"/>
+                <w:color w:val="auto"/>
                 <w:kern w:val="0"/>
                 <w:sz w:val="18"/>
                 <w:szCs w:val="18"/>
@@ -20852,7 +21065,7 @@
             <w:r>
               <w:rPr>
                 <w:rFonts w:hint="eastAsia" w:ascii="微软雅黑" w:hAnsi="微软雅黑" w:eastAsia="微软雅黑" w:cs="微软雅黑"/>
-                <w:color w:val="FF0000"/>
+                <w:color w:val="auto"/>
                 <w:kern w:val="0"/>
                 <w:sz w:val="18"/>
                 <w:szCs w:val="18"/>
@@ -20886,7 +21099,7 @@
             </w:pPr>
             <w:r>
               <w:rPr>
-                <w:color w:val="FF0000"/>
+                <w:color w:val="auto"/>
               </w:rPr>
               <w:t>1</w:t>
             </w:r>
@@ -20919,7 +21132,7 @@
                 <w:rFonts w:hint="eastAsia" w:ascii="微软雅黑" w:hAnsi="微软雅黑" w:eastAsia="微软雅黑" w:cs="微软雅黑"/>
                 <w:b/>
                 <w:bCs/>
-                <w:color w:val="FF0000"/>
+                <w:color w:val="auto"/>
                 <w:sz w:val="18"/>
                 <w:szCs w:val="18"/>
               </w:rPr>
@@ -20973,7 +21186,7 @@
             </w:pPr>
             <w:r>
               <w:rPr>
-                <w:color w:val="FF0000"/>
+                <w:color w:val="auto"/>
               </w:rPr>
               <w:t>0x0017</w:t>
             </w:r>
@@ -21004,7 +21217,7 @@
             <w:r>
               <w:rPr>
                 <w:rFonts w:hint="eastAsia" w:ascii="微软雅黑" w:hAnsi="微软雅黑" w:eastAsia="微软雅黑" w:cs="微软雅黑"/>
-                <w:color w:val="FF0000"/>
+                <w:color w:val="auto"/>
                 <w:kern w:val="0"/>
                 <w:sz w:val="18"/>
                 <w:szCs w:val="18"/>
@@ -21039,7 +21252,7 @@
             <w:r>
               <w:rPr>
                 <w:rFonts w:hint="eastAsia" w:ascii="微软雅黑" w:hAnsi="微软雅黑" w:eastAsia="微软雅黑" w:cs="微软雅黑"/>
-                <w:color w:val="FF0000"/>
+                <w:color w:val="auto"/>
                 <w:kern w:val="0"/>
                 <w:sz w:val="18"/>
                 <w:szCs w:val="18"/>
@@ -21073,7 +21286,7 @@
             </w:pPr>
             <w:r>
               <w:rPr>
-                <w:color w:val="FF0000"/>
+                <w:color w:val="auto"/>
               </w:rPr>
               <w:t>1</w:t>
             </w:r>
@@ -21106,7 +21319,7 @@
                 <w:rFonts w:hint="eastAsia" w:ascii="微软雅黑" w:hAnsi="微软雅黑" w:eastAsia="微软雅黑" w:cs="微软雅黑"/>
                 <w:b/>
                 <w:bCs/>
-                <w:color w:val="FF0000"/>
+                <w:color w:val="auto"/>
                 <w:sz w:val="18"/>
                 <w:szCs w:val="18"/>
               </w:rPr>
@@ -21160,7 +21373,7 @@
             </w:pPr>
             <w:r>
               <w:rPr>
-                <w:color w:val="FF0000"/>
+                <w:color w:val="auto"/>
               </w:rPr>
               <w:t>0x0018～0x0019</w:t>
             </w:r>
@@ -21191,7 +21404,7 @@
             <w:r>
               <w:rPr>
                 <w:rFonts w:hint="eastAsia" w:ascii="微软雅黑" w:hAnsi="微软雅黑" w:eastAsia="微软雅黑" w:cs="微软雅黑"/>
-                <w:color w:val="FF0000"/>
+                <w:color w:val="auto"/>
                 <w:kern w:val="0"/>
                 <w:sz w:val="18"/>
                 <w:szCs w:val="18"/>
@@ -21226,7 +21439,7 @@
             <w:r>
               <w:rPr>
                 <w:rFonts w:hint="eastAsia" w:ascii="微软雅黑" w:hAnsi="微软雅黑" w:eastAsia="微软雅黑" w:cs="微软雅黑"/>
-                <w:color w:val="FF0000"/>
+                <w:color w:val="auto"/>
                 <w:kern w:val="0"/>
                 <w:sz w:val="18"/>
                 <w:szCs w:val="18"/>
@@ -21260,9 +21473,9 @@
             </w:pPr>
             <w:r>
               <w:rPr>
-                <w:color w:val="FF0000"/>
-              </w:rPr>
-              <w:t>0.01 mA</w:t>
+                <w:color w:val="auto"/>
+              </w:rPr>
+              <w:t>0.001 mA</w:t>
             </w:r>
           </w:p>
         </w:tc>
@@ -21293,11 +21506,11 @@
                 <w:rFonts w:hint="eastAsia" w:ascii="微软雅黑" w:hAnsi="微软雅黑" w:eastAsia="微软雅黑" w:cs="微软雅黑"/>
                 <w:b/>
                 <w:bCs/>
-                <w:color w:val="FF0000"/>
-                <w:sz w:val="18"/>
-                <w:szCs w:val="18"/>
-              </w:rPr>
-              <w:t>默认0；范围-100～+100；高字在前；待机状态可写；仅此一个修正值</w:t>
+                <w:color w:val="auto"/>
+                <w:sz w:val="18"/>
+                <w:szCs w:val="18"/>
+              </w:rPr>
+              <w:t>默认0；范围-1000～+1000（-1.000～+1.000 mA）；高字在前；协议33按x1000解释；待机状态可写；仅此一个修正值</w:t>
             </w:r>
           </w:p>
         </w:tc>
@@ -21347,7 +21560,7 @@
             </w:pPr>
             <w:r>
               <w:rPr>
-                <w:color w:val="FF0000"/>
+                <w:color w:val="auto"/>
               </w:rPr>
               <w:t>0x001A～0x001B</w:t>
             </w:r>
@@ -21378,7 +21591,7 @@
             <w:r>
               <w:rPr>
                 <w:rFonts w:hint="eastAsia" w:ascii="微软雅黑" w:hAnsi="微软雅黑" w:eastAsia="微软雅黑" w:cs="微软雅黑"/>
-                <w:color w:val="FF0000"/>
+                <w:color w:val="auto"/>
                 <w:kern w:val="0"/>
                 <w:sz w:val="18"/>
                 <w:szCs w:val="18"/>
@@ -21413,7 +21626,7 @@
             <w:r>
               <w:rPr>
                 <w:rFonts w:hint="eastAsia" w:ascii="微软雅黑" w:hAnsi="微软雅黑" w:eastAsia="微软雅黑" w:cs="微软雅黑"/>
-                <w:color w:val="FF0000"/>
+                <w:color w:val="auto"/>
                 <w:kern w:val="0"/>
                 <w:sz w:val="18"/>
                 <w:szCs w:val="18"/>
@@ -21447,7 +21660,7 @@
             </w:pPr>
             <w:r>
               <w:rPr>
-                <w:color w:val="FF0000"/>
+                <w:color w:val="auto"/>
               </w:rPr>
               <w:t>0.01 mA</w:t>
             </w:r>
@@ -21480,7 +21693,7 @@
                 <w:rFonts w:hint="eastAsia" w:ascii="微软雅黑" w:hAnsi="微软雅黑" w:eastAsia="微软雅黑" w:cs="微软雅黑"/>
                 <w:b/>
                 <w:bCs/>
-                <w:color w:val="FF0000"/>
+                <w:color w:val="auto"/>
                 <w:sz w:val="18"/>
                 <w:szCs w:val="18"/>
               </w:rPr>
@@ -21534,7 +21747,7 @@
             </w:pPr>
             <w:r>
               <w:rPr>
-                <w:color w:val="FF0000"/>
+                <w:color w:val="auto"/>
               </w:rPr>
               <w:t>0x001C～0x001D</w:t>
             </w:r>
@@ -21565,7 +21778,7 @@
             <w:r>
               <w:rPr>
                 <w:rFonts w:hint="eastAsia" w:ascii="微软雅黑" w:hAnsi="微软雅黑" w:eastAsia="微软雅黑" w:cs="微软雅黑"/>
-                <w:color w:val="FF0000"/>
+                <w:color w:val="auto"/>
                 <w:kern w:val="0"/>
                 <w:sz w:val="18"/>
                 <w:szCs w:val="18"/>
@@ -21600,7 +21813,7 @@
             <w:r>
               <w:rPr>
                 <w:rFonts w:hint="eastAsia" w:ascii="微软雅黑" w:hAnsi="微软雅黑" w:eastAsia="微软雅黑" w:cs="微软雅黑"/>
-                <w:color w:val="FF0000"/>
+                <w:color w:val="auto"/>
                 <w:kern w:val="0"/>
                 <w:sz w:val="18"/>
                 <w:szCs w:val="18"/>
@@ -21634,7 +21847,7 @@
             </w:pPr>
             <w:r>
               <w:rPr>
-                <w:color w:val="FF0000"/>
+                <w:color w:val="auto"/>
               </w:rPr>
               <w:t>0.1 mm</w:t>
             </w:r>
@@ -21667,7 +21880,7 @@
                 <w:rFonts w:hint="eastAsia" w:ascii="微软雅黑" w:hAnsi="微软雅黑" w:eastAsia="微软雅黑" w:cs="微软雅黑"/>
                 <w:b/>
                 <w:bCs/>
-                <w:color w:val="FF0000"/>
+                <w:color w:val="auto"/>
                 <w:sz w:val="18"/>
                 <w:szCs w:val="18"/>
               </w:rPr>
@@ -21721,7 +21934,7 @@
             </w:pPr>
             <w:r>
               <w:rPr>
-                <w:color w:val="FF0000"/>
+                <w:color w:val="auto"/>
               </w:rPr>
               <w:t>0x001E～0x001F</w:t>
             </w:r>
@@ -21752,7 +21965,7 @@
             <w:r>
               <w:rPr>
                 <w:rFonts w:hint="eastAsia" w:ascii="微软雅黑" w:hAnsi="微软雅黑" w:eastAsia="微软雅黑" w:cs="微软雅黑"/>
-                <w:color w:val="FF0000"/>
+                <w:color w:val="auto"/>
                 <w:kern w:val="0"/>
                 <w:sz w:val="18"/>
                 <w:szCs w:val="18"/>
@@ -21787,7 +22000,7 @@
             <w:r>
               <w:rPr>
                 <w:rFonts w:hint="eastAsia" w:ascii="微软雅黑" w:hAnsi="微软雅黑" w:eastAsia="微软雅黑" w:cs="微软雅黑"/>
-                <w:color w:val="FF0000"/>
+                <w:color w:val="auto"/>
                 <w:kern w:val="0"/>
                 <w:sz w:val="18"/>
                 <w:szCs w:val="18"/>
@@ -21821,7 +22034,7 @@
             </w:pPr>
             <w:r>
               <w:rPr>
-                <w:color w:val="FF0000"/>
+                <w:color w:val="auto"/>
               </w:rPr>
               <w:t>0.1 mm</w:t>
             </w:r>
@@ -21854,7 +22067,7 @@
                 <w:rFonts w:hint="eastAsia" w:ascii="微软雅黑" w:hAnsi="微软雅黑" w:eastAsia="微软雅黑" w:cs="微软雅黑"/>
                 <w:b/>
                 <w:bCs/>
-                <w:color w:val="FF0000"/>
+                <w:color w:val="auto"/>
                 <w:sz w:val="18"/>
                 <w:szCs w:val="18"/>
               </w:rPr>
@@ -21908,7 +22121,7 @@
             </w:pPr>
             <w:r>
               <w:rPr>
-                <w:color w:val="FF0000"/>
+                <w:color w:val="auto"/>
               </w:rPr>
               <w:t>0x0020～0x0021</w:t>
             </w:r>
@@ -21939,7 +22152,7 @@
             <w:r>
               <w:rPr>
                 <w:rFonts w:hint="eastAsia" w:ascii="微软雅黑" w:hAnsi="微软雅黑" w:eastAsia="微软雅黑" w:cs="微软雅黑"/>
-                <w:color w:val="FF0000"/>
+                <w:color w:val="auto"/>
                 <w:kern w:val="0"/>
                 <w:sz w:val="18"/>
                 <w:szCs w:val="18"/>
@@ -21974,7 +22187,7 @@
             <w:r>
               <w:rPr>
                 <w:rFonts w:hint="eastAsia" w:ascii="微软雅黑" w:hAnsi="微软雅黑" w:eastAsia="微软雅黑" w:cs="微软雅黑"/>
-                <w:color w:val="FF0000"/>
+                <w:color w:val="auto"/>
                 <w:kern w:val="0"/>
                 <w:sz w:val="18"/>
                 <w:szCs w:val="18"/>
@@ -22008,7 +22221,7 @@
             </w:pPr>
             <w:r>
               <w:rPr>
-                <w:color w:val="FF0000"/>
+                <w:color w:val="auto"/>
               </w:rPr>
               <w:t>0.1 s</w:t>
             </w:r>
@@ -22041,7 +22254,7 @@
                 <w:rFonts w:hint="eastAsia" w:ascii="微软雅黑" w:hAnsi="微软雅黑" w:eastAsia="微软雅黑" w:cs="微软雅黑"/>
                 <w:b/>
                 <w:bCs/>
-                <w:color w:val="FF0000"/>
+                <w:color w:val="auto"/>
                 <w:sz w:val="18"/>
                 <w:szCs w:val="18"/>
               </w:rPr>
@@ -22095,7 +22308,7 @@
             </w:pPr>
             <w:r>
               <w:rPr>
-                <w:color w:val="FF0000"/>
+                <w:color w:val="auto"/>
               </w:rPr>
               <w:t>0x0022</w:t>
             </w:r>
@@ -22126,7 +22339,7 @@
             <w:r>
               <w:rPr>
                 <w:rFonts w:hint="eastAsia" w:ascii="微软雅黑" w:hAnsi="微软雅黑" w:eastAsia="微软雅黑" w:cs="微软雅黑"/>
-                <w:color w:val="FF0000"/>
+                <w:color w:val="auto"/>
                 <w:kern w:val="0"/>
                 <w:sz w:val="18"/>
                 <w:szCs w:val="18"/>
@@ -22161,7 +22374,7 @@
             <w:r>
               <w:rPr>
                 <w:rFonts w:hint="eastAsia" w:ascii="微软雅黑" w:hAnsi="微软雅黑" w:eastAsia="微软雅黑" w:cs="微软雅黑"/>
-                <w:color w:val="FF0000"/>
+                <w:color w:val="auto"/>
                 <w:kern w:val="0"/>
                 <w:sz w:val="18"/>
                 <w:szCs w:val="18"/>
@@ -22195,7 +22408,7 @@
             </w:pPr>
             <w:r>
               <w:rPr>
-                <w:color w:val="FF0000"/>
+                <w:color w:val="auto"/>
               </w:rPr>
               <w:t>1</w:t>
             </w:r>
@@ -22228,7 +22441,7 @@
                 <w:rFonts w:hint="eastAsia" w:ascii="微软雅黑" w:hAnsi="微软雅黑" w:eastAsia="微软雅黑" w:cs="微软雅黑"/>
                 <w:b/>
                 <w:bCs/>
-                <w:color w:val="FF0000"/>
+                <w:color w:val="auto"/>
                 <w:sz w:val="18"/>
                 <w:szCs w:val="18"/>
               </w:rPr>
@@ -22282,7 +22495,7 @@
             </w:pPr>
             <w:r>
               <w:rPr>
-                <w:color w:val="FF0000"/>
+                <w:color w:val="auto"/>
               </w:rPr>
               <w:t>0x0023～0x0024</w:t>
             </w:r>
@@ -22313,7 +22526,7 @@
             <w:r>
               <w:rPr>
                 <w:rFonts w:hint="eastAsia" w:ascii="微软雅黑" w:hAnsi="微软雅黑" w:eastAsia="微软雅黑" w:cs="微软雅黑"/>
-                <w:color w:val="FF0000"/>
+                <w:color w:val="auto"/>
                 <w:kern w:val="0"/>
                 <w:sz w:val="18"/>
                 <w:szCs w:val="18"/>
@@ -22348,7 +22561,7 @@
             <w:r>
               <w:rPr>
                 <w:rFonts w:hint="eastAsia" w:ascii="微软雅黑" w:hAnsi="微软雅黑" w:eastAsia="微软雅黑" w:cs="微软雅黑"/>
-                <w:color w:val="FF0000"/>
+                <w:color w:val="auto"/>
                 <w:kern w:val="0"/>
                 <w:sz w:val="18"/>
                 <w:szCs w:val="18"/>
@@ -22382,7 +22595,7 @@
             </w:pPr>
             <w:r>
               <w:rPr>
-                <w:color w:val="FF0000"/>
+                <w:color w:val="auto"/>
               </w:rPr>
               <w:t>0.01 mA</w:t>
             </w:r>
@@ -22415,7 +22628,7 @@
                 <w:rFonts w:hint="eastAsia" w:ascii="微软雅黑" w:hAnsi="微软雅黑" w:eastAsia="微软雅黑" w:cs="微软雅黑"/>
                 <w:b/>
                 <w:bCs/>
-                <w:color w:val="FF0000"/>
+                <w:color w:val="auto"/>
                 <w:sz w:val="18"/>
                 <w:szCs w:val="18"/>
               </w:rPr>
@@ -22469,7 +22682,7 @@
             </w:pPr>
             <w:r>
               <w:rPr>
-                <w:color w:val="FF0000"/>
+                <w:color w:val="auto"/>
               </w:rPr>
               <w:t>0x0025～0x0026</w:t>
             </w:r>
@@ -22500,7 +22713,7 @@
             <w:r>
               <w:rPr>
                 <w:rFonts w:hint="eastAsia" w:ascii="微软雅黑" w:hAnsi="微软雅黑" w:eastAsia="微软雅黑" w:cs="微软雅黑"/>
-                <w:color w:val="FF0000"/>
+                <w:color w:val="auto"/>
                 <w:kern w:val="0"/>
                 <w:sz w:val="18"/>
                 <w:szCs w:val="18"/>
@@ -22535,7 +22748,7 @@
             <w:r>
               <w:rPr>
                 <w:rFonts w:hint="eastAsia" w:ascii="微软雅黑" w:hAnsi="微软雅黑" w:eastAsia="微软雅黑" w:cs="微软雅黑"/>
-                <w:color w:val="FF0000"/>
+                <w:color w:val="auto"/>
                 <w:kern w:val="0"/>
                 <w:sz w:val="18"/>
                 <w:szCs w:val="18"/>
@@ -22569,7 +22782,7 @@
             </w:pPr>
             <w:r>
               <w:rPr>
-                <w:color w:val="FF0000"/>
+                <w:color w:val="auto"/>
               </w:rPr>
               <w:t>0.01 mA</w:t>
             </w:r>
@@ -22602,7 +22815,7 @@
                 <w:rFonts w:hint="eastAsia" w:ascii="微软雅黑" w:hAnsi="微软雅黑" w:eastAsia="微软雅黑" w:cs="微软雅黑"/>
                 <w:b/>
                 <w:bCs/>
-                <w:color w:val="FF0000"/>
+                <w:color w:val="auto"/>
                 <w:sz w:val="18"/>
                 <w:szCs w:val="18"/>
               </w:rPr>
@@ -22656,7 +22869,7 @@
             </w:pPr>
             <w:r>
               <w:rPr>
-                <w:color w:val="FF0000"/>
+                <w:color w:val="auto"/>
               </w:rPr>
               <w:t>0x0027</w:t>
             </w:r>
@@ -22687,7 +22900,7 @@
             <w:r>
               <w:rPr>
                 <w:rFonts w:hint="eastAsia" w:ascii="微软雅黑" w:hAnsi="微软雅黑" w:eastAsia="微软雅黑" w:cs="微软雅黑"/>
-                <w:color w:val="FF0000"/>
+                <w:color w:val="auto"/>
                 <w:kern w:val="0"/>
                 <w:sz w:val="18"/>
                 <w:szCs w:val="18"/>
@@ -22722,7 +22935,7 @@
             <w:r>
               <w:rPr>
                 <w:rFonts w:hint="eastAsia" w:ascii="微软雅黑" w:hAnsi="微软雅黑" w:eastAsia="微软雅黑" w:cs="微软雅黑"/>
-                <w:color w:val="FF0000"/>
+                <w:color w:val="auto"/>
                 <w:kern w:val="0"/>
                 <w:sz w:val="18"/>
                 <w:szCs w:val="18"/>
@@ -22756,7 +22969,7 @@
             </w:pPr>
             <w:r>
               <w:rPr>
-                <w:color w:val="FF0000"/>
+                <w:color w:val="auto"/>
               </w:rPr>
               <w:t>1</w:t>
             </w:r>
@@ -22789,7 +23002,7 @@
                 <w:rFonts w:hint="eastAsia" w:ascii="微软雅黑" w:hAnsi="微软雅黑" w:eastAsia="微软雅黑" w:cs="微软雅黑"/>
                 <w:b/>
                 <w:bCs/>
-                <w:color w:val="FF0000"/>
+                <w:color w:val="auto"/>
                 <w:sz w:val="18"/>
                 <w:szCs w:val="18"/>
               </w:rPr>
@@ -22843,7 +23056,7 @@
             </w:pPr>
             <w:r>
               <w:rPr>
-                <w:color w:val="FF0000"/>
+                <w:color w:val="auto"/>
               </w:rPr>
               <w:t>0x0028</w:t>
             </w:r>
@@ -22874,7 +23087,7 @@
             <w:r>
               <w:rPr>
                 <w:rFonts w:hint="eastAsia" w:ascii="微软雅黑" w:hAnsi="微软雅黑" w:eastAsia="微软雅黑" w:cs="微软雅黑"/>
-                <w:color w:val="FF0000"/>
+                <w:color w:val="auto"/>
                 <w:kern w:val="0"/>
                 <w:sz w:val="18"/>
                 <w:szCs w:val="18"/>
@@ -22909,7 +23122,7 @@
             <w:r>
               <w:rPr>
                 <w:rFonts w:hint="eastAsia" w:ascii="微软雅黑" w:hAnsi="微软雅黑" w:eastAsia="微软雅黑" w:cs="微软雅黑"/>
-                <w:color w:val="FF0000"/>
+                <w:color w:val="auto"/>
                 <w:kern w:val="0"/>
                 <w:sz w:val="18"/>
                 <w:szCs w:val="18"/>
@@ -22943,7 +23156,7 @@
             </w:pPr>
             <w:r>
               <w:rPr>
-                <w:color w:val="FF0000"/>
+                <w:color w:val="auto"/>
               </w:rPr>
               <w:t>1</w:t>
             </w:r>
@@ -22976,7 +23189,7 @@
                 <w:rFonts w:hint="eastAsia" w:ascii="微软雅黑" w:hAnsi="微软雅黑" w:eastAsia="微软雅黑" w:cs="微软雅黑"/>
                 <w:b/>
                 <w:bCs/>
-                <w:color w:val="FF0000"/>
+                <w:color w:val="auto"/>
                 <w:sz w:val="18"/>
                 <w:szCs w:val="18"/>
               </w:rPr>
@@ -23030,7 +23243,7 @@
             </w:pPr>
             <w:r>
               <w:rPr>
-                <w:color w:val="FF0000"/>
+                <w:color w:val="auto"/>
               </w:rPr>
               <w:t>0x0029</w:t>
             </w:r>
@@ -23061,7 +23274,7 @@
             <w:r>
               <w:rPr>
                 <w:rFonts w:hint="eastAsia" w:ascii="微软雅黑" w:hAnsi="微软雅黑" w:eastAsia="微软雅黑" w:cs="微软雅黑"/>
-                <w:color w:val="FF0000"/>
+                <w:color w:val="auto"/>
                 <w:kern w:val="0"/>
                 <w:sz w:val="18"/>
                 <w:szCs w:val="18"/>
@@ -23096,7 +23309,7 @@
             <w:r>
               <w:rPr>
                 <w:rFonts w:hint="eastAsia" w:ascii="微软雅黑" w:hAnsi="微软雅黑" w:eastAsia="微软雅黑" w:cs="微软雅黑"/>
-                <w:color w:val="FF0000"/>
+                <w:color w:val="auto"/>
                 <w:kern w:val="0"/>
                 <w:sz w:val="18"/>
                 <w:szCs w:val="18"/>
@@ -23130,7 +23343,7 @@
             </w:pPr>
             <w:r>
               <w:rPr>
-                <w:color w:val="FF0000"/>
+                <w:color w:val="auto"/>
               </w:rPr>
               <w:t>1</w:t>
             </w:r>
@@ -23163,7 +23376,7 @@
                 <w:rFonts w:hint="eastAsia" w:ascii="微软雅黑" w:hAnsi="微软雅黑" w:eastAsia="微软雅黑" w:cs="微软雅黑"/>
                 <w:b/>
                 <w:bCs/>
-                <w:color w:val="FF0000"/>
+                <w:color w:val="auto"/>
                 <w:sz w:val="18"/>
                 <w:szCs w:val="18"/>
               </w:rPr>
@@ -23217,7 +23430,7 @@
             </w:pPr>
             <w:r>
               <w:rPr>
-                <w:color w:val="FF0000"/>
+                <w:color w:val="auto"/>
               </w:rPr>
               <w:t>0x002A</w:t>
             </w:r>
@@ -23248,7 +23461,7 @@
             <w:r>
               <w:rPr>
                 <w:rFonts w:hint="eastAsia" w:ascii="微软雅黑" w:hAnsi="微软雅黑" w:eastAsia="微软雅黑" w:cs="微软雅黑"/>
-                <w:color w:val="FF0000"/>
+                <w:color w:val="auto"/>
                 <w:kern w:val="0"/>
                 <w:sz w:val="18"/>
                 <w:szCs w:val="18"/>
@@ -23283,7 +23496,7 @@
             <w:r>
               <w:rPr>
                 <w:rFonts w:hint="eastAsia" w:ascii="微软雅黑" w:hAnsi="微软雅黑" w:eastAsia="微软雅黑" w:cs="微软雅黑"/>
-                <w:color w:val="FF0000"/>
+                <w:color w:val="auto"/>
                 <w:kern w:val="0"/>
                 <w:sz w:val="18"/>
                 <w:szCs w:val="18"/>
@@ -23317,7 +23530,7 @@
             </w:pPr>
             <w:r>
               <w:rPr>
-                <w:color w:val="FF0000"/>
+                <w:color w:val="auto"/>
               </w:rPr>
               <w:t>1</w:t>
             </w:r>
@@ -23350,7 +23563,7 @@
                 <w:rFonts w:hint="eastAsia" w:ascii="微软雅黑" w:hAnsi="微软雅黑" w:eastAsia="微软雅黑" w:cs="微软雅黑"/>
                 <w:b/>
                 <w:bCs/>
-                <w:color w:val="FF0000"/>
+                <w:color w:val="auto"/>
                 <w:sz w:val="18"/>
                 <w:szCs w:val="18"/>
               </w:rPr>
@@ -23404,7 +23617,7 @@
             </w:pPr>
             <w:r>
               <w:rPr>
-                <w:color w:val="FF0000"/>
+                <w:color w:val="auto"/>
               </w:rPr>
               <w:t>0x002B</w:t>
             </w:r>
@@ -23435,7 +23648,7 @@
             <w:r>
               <w:rPr>
                 <w:rFonts w:hint="eastAsia" w:ascii="微软雅黑" w:hAnsi="微软雅黑" w:eastAsia="微软雅黑" w:cs="微软雅黑"/>
-                <w:color w:val="FF0000"/>
+                <w:color w:val="auto"/>
                 <w:kern w:val="0"/>
                 <w:sz w:val="18"/>
                 <w:szCs w:val="18"/>
@@ -23470,7 +23683,7 @@
             <w:r>
               <w:rPr>
                 <w:rFonts w:hint="eastAsia" w:ascii="微软雅黑" w:hAnsi="微软雅黑" w:eastAsia="微软雅黑" w:cs="微软雅黑"/>
-                <w:color w:val="FF0000"/>
+                <w:color w:val="auto"/>
                 <w:kern w:val="0"/>
                 <w:sz w:val="18"/>
                 <w:szCs w:val="18"/>
@@ -23504,7 +23717,7 @@
             </w:pPr>
             <w:r>
               <w:rPr>
-                <w:color w:val="FF0000"/>
+                <w:color w:val="auto"/>
               </w:rPr>
               <w:t>1</w:t>
             </w:r>
@@ -23537,7 +23750,7 @@
                 <w:rFonts w:hint="eastAsia" w:ascii="微软雅黑" w:hAnsi="微软雅黑" w:eastAsia="微软雅黑" w:cs="微软雅黑"/>
                 <w:b/>
                 <w:bCs/>
-                <w:color w:val="FF0000"/>
+                <w:color w:val="auto"/>
                 <w:sz w:val="18"/>
                 <w:szCs w:val="18"/>
               </w:rPr>
@@ -23591,7 +23804,7 @@
             </w:pPr>
             <w:r>
               <w:rPr>
-                <w:color w:val="FF0000"/>
+                <w:color w:val="auto"/>
               </w:rPr>
               <w:t>0x002C</w:t>
             </w:r>
@@ -23622,7 +23835,7 @@
             <w:r>
               <w:rPr>
                 <w:rFonts w:hint="eastAsia" w:ascii="微软雅黑" w:hAnsi="微软雅黑" w:eastAsia="微软雅黑" w:cs="微软雅黑"/>
-                <w:color w:val="FF0000"/>
+                <w:color w:val="auto"/>
                 <w:kern w:val="0"/>
                 <w:sz w:val="18"/>
                 <w:szCs w:val="18"/>
@@ -23657,7 +23870,7 @@
             <w:r>
               <w:rPr>
                 <w:rFonts w:hint="eastAsia" w:ascii="微软雅黑" w:hAnsi="微软雅黑" w:eastAsia="微软雅黑" w:cs="微软雅黑"/>
-                <w:color w:val="FF0000"/>
+                <w:color w:val="auto"/>
                 <w:kern w:val="0"/>
                 <w:sz w:val="18"/>
                 <w:szCs w:val="18"/>
@@ -23691,7 +23904,7 @@
             </w:pPr>
             <w:r>
               <w:rPr>
-                <w:color w:val="FF0000"/>
+                <w:color w:val="auto"/>
               </w:rPr>
               <w:t>1</w:t>
             </w:r>
@@ -23724,7 +23937,7 @@
                 <w:rFonts w:hint="eastAsia" w:ascii="微软雅黑" w:hAnsi="微软雅黑" w:eastAsia="微软雅黑" w:cs="微软雅黑"/>
                 <w:b/>
                 <w:bCs/>
-                <w:color w:val="FF0000"/>
+                <w:color w:val="auto"/>
                 <w:sz w:val="18"/>
                 <w:szCs w:val="18"/>
               </w:rPr>
@@ -23778,7 +23991,7 @@
             </w:pPr>
             <w:r>
               <w:rPr>
-                <w:color w:val="FF0000"/>
+                <w:color w:val="auto"/>
               </w:rPr>
               <w:t>0x002D～0x002E</w:t>
             </w:r>
@@ -23809,7 +24022,7 @@
             <w:r>
               <w:rPr>
                 <w:rFonts w:hint="eastAsia" w:ascii="微软雅黑" w:hAnsi="微软雅黑" w:eastAsia="微软雅黑" w:cs="微软雅黑"/>
-                <w:color w:val="FF0000"/>
+                <w:color w:val="auto"/>
                 <w:kern w:val="0"/>
                 <w:sz w:val="18"/>
                 <w:szCs w:val="18"/>
@@ -23844,7 +24057,7 @@
             <w:r>
               <w:rPr>
                 <w:rFonts w:hint="eastAsia" w:ascii="微软雅黑" w:hAnsi="微软雅黑" w:eastAsia="微软雅黑" w:cs="微软雅黑"/>
-                <w:color w:val="FF0000"/>
+                <w:color w:val="auto"/>
                 <w:kern w:val="0"/>
                 <w:sz w:val="18"/>
                 <w:szCs w:val="18"/>
@@ -23878,7 +24091,7 @@
             </w:pPr>
             <w:r>
               <w:rPr>
-                <w:color w:val="FF0000"/>
+                <w:color w:val="auto"/>
               </w:rPr>
               <w:t>随报警取值源</w:t>
             </w:r>
@@ -23911,7 +24124,7 @@
                 <w:rFonts w:hint="eastAsia" w:ascii="微软雅黑" w:hAnsi="微软雅黑" w:eastAsia="微软雅黑" w:cs="微软雅黑"/>
                 <w:b/>
                 <w:bCs/>
-                <w:color w:val="FF0000"/>
+                <w:color w:val="auto"/>
                 <w:sz w:val="18"/>
                 <w:szCs w:val="18"/>
               </w:rPr>
@@ -23965,7 +24178,7 @@
             </w:pPr>
             <w:r>
               <w:rPr>
-                <w:color w:val="FF0000"/>
+                <w:color w:val="auto"/>
               </w:rPr>
               <w:t>0x002F～0x0030</w:t>
             </w:r>
@@ -23996,7 +24209,7 @@
             <w:r>
               <w:rPr>
                 <w:rFonts w:hint="eastAsia" w:ascii="微软雅黑" w:hAnsi="微软雅黑" w:eastAsia="微软雅黑" w:cs="微软雅黑"/>
-                <w:color w:val="FF0000"/>
+                <w:color w:val="auto"/>
                 <w:kern w:val="0"/>
                 <w:sz w:val="18"/>
                 <w:szCs w:val="18"/>
@@ -24031,7 +24244,7 @@
             <w:r>
               <w:rPr>
                 <w:rFonts w:hint="eastAsia" w:ascii="微软雅黑" w:hAnsi="微软雅黑" w:eastAsia="微软雅黑" w:cs="微软雅黑"/>
-                <w:color w:val="FF0000"/>
+                <w:color w:val="auto"/>
                 <w:kern w:val="0"/>
                 <w:sz w:val="18"/>
                 <w:szCs w:val="18"/>
@@ -24065,7 +24278,7 @@
             </w:pPr>
             <w:r>
               <w:rPr>
-                <w:color w:val="FF0000"/>
+                <w:color w:val="auto"/>
               </w:rPr>
               <w:t>随报警取值源</w:t>
             </w:r>
@@ -24098,7 +24311,7 @@
                 <w:rFonts w:hint="eastAsia" w:ascii="微软雅黑" w:hAnsi="微软雅黑" w:eastAsia="微软雅黑" w:cs="微软雅黑"/>
                 <w:b/>
                 <w:bCs/>
-                <w:color w:val="FF0000"/>
+                <w:color w:val="auto"/>
                 <w:sz w:val="18"/>
                 <w:szCs w:val="18"/>
               </w:rPr>
@@ -24152,7 +24365,7 @@
             </w:pPr>
             <w:r>
               <w:rPr>
-                <w:color w:val="FF0000"/>
+                <w:color w:val="auto"/>
               </w:rPr>
               <w:t>0x0031～0x0032</w:t>
             </w:r>
@@ -24183,7 +24396,7 @@
             <w:r>
               <w:rPr>
                 <w:rFonts w:hint="eastAsia" w:ascii="微软雅黑" w:hAnsi="微软雅黑" w:eastAsia="微软雅黑" w:cs="微软雅黑"/>
-                <w:color w:val="FF0000"/>
+                <w:color w:val="auto"/>
                 <w:kern w:val="0"/>
                 <w:sz w:val="18"/>
                 <w:szCs w:val="18"/>
@@ -24218,7 +24431,7 @@
             <w:r>
               <w:rPr>
                 <w:rFonts w:hint="eastAsia" w:ascii="微软雅黑" w:hAnsi="微软雅黑" w:eastAsia="微软雅黑" w:cs="微软雅黑"/>
-                <w:color w:val="FF0000"/>
+                <w:color w:val="auto"/>
                 <w:kern w:val="0"/>
                 <w:sz w:val="18"/>
                 <w:szCs w:val="18"/>
@@ -24252,7 +24465,7 @@
             </w:pPr>
             <w:r>
               <w:rPr>
-                <w:color w:val="FF0000"/>
+                <w:color w:val="auto"/>
               </w:rPr>
               <w:t>随报警取值源</w:t>
             </w:r>
@@ -24285,7 +24498,7 @@
                 <w:rFonts w:hint="eastAsia" w:ascii="微软雅黑" w:hAnsi="微软雅黑" w:eastAsia="微软雅黑" w:cs="微软雅黑"/>
                 <w:b/>
                 <w:bCs/>
-                <w:color w:val="FF0000"/>
+                <w:color w:val="auto"/>
                 <w:sz w:val="18"/>
                 <w:szCs w:val="18"/>
               </w:rPr>
@@ -24339,7 +24552,7 @@
             </w:pPr>
             <w:r>
               <w:rPr>
-                <w:color w:val="FF0000"/>
+                <w:color w:val="auto"/>
               </w:rPr>
               <w:t>0x0033～0x0034</w:t>
             </w:r>
@@ -24370,7 +24583,7 @@
             <w:r>
               <w:rPr>
                 <w:rFonts w:hint="eastAsia" w:ascii="微软雅黑" w:hAnsi="微软雅黑" w:eastAsia="微软雅黑" w:cs="微软雅黑"/>
-                <w:color w:val="FF0000"/>
+                <w:color w:val="auto"/>
                 <w:kern w:val="0"/>
                 <w:sz w:val="18"/>
                 <w:szCs w:val="18"/>
@@ -24405,7 +24618,7 @@
             <w:r>
               <w:rPr>
                 <w:rFonts w:hint="eastAsia" w:ascii="微软雅黑" w:hAnsi="微软雅黑" w:eastAsia="微软雅黑" w:cs="微软雅黑"/>
-                <w:color w:val="FF0000"/>
+                <w:color w:val="auto"/>
                 <w:kern w:val="0"/>
                 <w:sz w:val="18"/>
                 <w:szCs w:val="18"/>
@@ -24439,7 +24652,7 @@
             </w:pPr>
             <w:r>
               <w:rPr>
-                <w:color w:val="FF0000"/>
+                <w:color w:val="auto"/>
               </w:rPr>
               <w:t>随报警取值源</w:t>
             </w:r>
@@ -24472,7 +24685,7 @@
                 <w:rFonts w:hint="eastAsia" w:ascii="微软雅黑" w:hAnsi="微软雅黑" w:eastAsia="微软雅黑" w:cs="微软雅黑"/>
                 <w:b/>
                 <w:bCs/>
-                <w:color w:val="FF0000"/>
+                <w:color w:val="auto"/>
                 <w:sz w:val="18"/>
                 <w:szCs w:val="18"/>
               </w:rPr>
@@ -24526,7 +24739,7 @@
             </w:pPr>
             <w:r>
               <w:rPr>
-                <w:color w:val="FF0000"/>
+                <w:color w:val="auto"/>
               </w:rPr>
               <w:t>0x0035～0x0036</w:t>
             </w:r>
@@ -24557,7 +24770,7 @@
             <w:r>
               <w:rPr>
                 <w:rFonts w:hint="eastAsia" w:ascii="微软雅黑" w:hAnsi="微软雅黑" w:eastAsia="微软雅黑" w:cs="微软雅黑"/>
-                <w:color w:val="FF0000"/>
+                <w:color w:val="auto"/>
                 <w:kern w:val="0"/>
                 <w:sz w:val="18"/>
                 <w:szCs w:val="18"/>
@@ -24592,7 +24805,7 @@
             <w:r>
               <w:rPr>
                 <w:rFonts w:hint="eastAsia" w:ascii="微软雅黑" w:hAnsi="微软雅黑" w:eastAsia="微软雅黑" w:cs="微软雅黑"/>
-                <w:color w:val="FF0000"/>
+                <w:color w:val="auto"/>
                 <w:kern w:val="0"/>
                 <w:sz w:val="18"/>
                 <w:szCs w:val="18"/>
@@ -24626,7 +24839,7 @@
             </w:pPr>
             <w:r>
               <w:rPr>
-                <w:color w:val="FF0000"/>
+                <w:color w:val="auto"/>
               </w:rPr>
               <w:t>随报警取值源</w:t>
             </w:r>
@@ -24659,7 +24872,7 @@
                 <w:rFonts w:hint="eastAsia" w:ascii="微软雅黑" w:hAnsi="微软雅黑" w:eastAsia="微软雅黑" w:cs="微软雅黑"/>
                 <w:b/>
                 <w:bCs/>
-                <w:color w:val="FF0000"/>
+                <w:color w:val="auto"/>
                 <w:sz w:val="18"/>
                 <w:szCs w:val="18"/>
               </w:rPr>
@@ -24713,7 +24926,7 @@
             </w:pPr>
             <w:r>
               <w:rPr>
-                <w:color w:val="FF0000"/>
+                <w:color w:val="auto"/>
               </w:rPr>
               <w:t>0x0037～0x0038</w:t>
             </w:r>
@@ -24744,7 +24957,7 @@
             <w:r>
               <w:rPr>
                 <w:rFonts w:hint="eastAsia" w:ascii="微软雅黑" w:hAnsi="微软雅黑" w:eastAsia="微软雅黑" w:cs="微软雅黑"/>
-                <w:color w:val="FF0000"/>
+                <w:color w:val="auto"/>
                 <w:kern w:val="0"/>
                 <w:sz w:val="18"/>
                 <w:szCs w:val="18"/>
@@ -24779,7 +24992,7 @@
             <w:r>
               <w:rPr>
                 <w:rFonts w:hint="eastAsia" w:ascii="微软雅黑" w:hAnsi="微软雅黑" w:eastAsia="微软雅黑" w:cs="微软雅黑"/>
-                <w:color w:val="FF0000"/>
+                <w:color w:val="auto"/>
                 <w:kern w:val="0"/>
                 <w:sz w:val="18"/>
                 <w:szCs w:val="18"/>
@@ -24813,7 +25026,7 @@
             </w:pPr>
             <w:r>
               <w:rPr>
-                <w:color w:val="FF0000"/>
+                <w:color w:val="auto"/>
               </w:rPr>
               <w:t>1</w:t>
             </w:r>
@@ -24846,7 +25059,7 @@
                 <w:rFonts w:hint="eastAsia" w:ascii="微软雅黑" w:hAnsi="微软雅黑" w:eastAsia="微软雅黑" w:cs="微软雅黑"/>
                 <w:b/>
                 <w:bCs/>
-                <w:color w:val="FF0000"/>
+                <w:color w:val="auto"/>
                 <w:sz w:val="18"/>
                 <w:szCs w:val="18"/>
               </w:rPr>
@@ -24900,7 +25113,7 @@
             </w:pPr>
             <w:r>
               <w:rPr>
-                <w:color w:val="FF0000"/>
+                <w:color w:val="auto"/>
               </w:rPr>
               <w:t>0x0039</w:t>
             </w:r>
@@ -24931,7 +25144,7 @@
             <w:r>
               <w:rPr>
                 <w:rFonts w:hint="eastAsia" w:ascii="微软雅黑" w:hAnsi="微软雅黑" w:eastAsia="微软雅黑" w:cs="微软雅黑"/>
-                <w:color w:val="FF0000"/>
+                <w:color w:val="auto"/>
                 <w:kern w:val="0"/>
                 <w:sz w:val="18"/>
                 <w:szCs w:val="18"/>
@@ -24966,7 +25179,7 @@
             <w:r>
               <w:rPr>
                 <w:rFonts w:hint="eastAsia" w:ascii="微软雅黑" w:hAnsi="微软雅黑" w:eastAsia="微软雅黑" w:cs="微软雅黑"/>
-                <w:color w:val="FF0000"/>
+                <w:color w:val="auto"/>
                 <w:kern w:val="0"/>
                 <w:sz w:val="18"/>
                 <w:szCs w:val="18"/>
@@ -25000,7 +25213,7 @@
             </w:pPr>
             <w:r>
               <w:rPr>
-                <w:color w:val="FF0000"/>
+                <w:color w:val="auto"/>
               </w:rPr>
               <w:t>1</w:t>
             </w:r>
@@ -25033,7 +25246,7 @@
                 <w:rFonts w:hint="eastAsia" w:ascii="微软雅黑" w:hAnsi="微软雅黑" w:eastAsia="微软雅黑" w:cs="微软雅黑"/>
                 <w:b/>
                 <w:bCs/>
-                <w:color w:val="FF0000"/>
+                <w:color w:val="auto"/>
                 <w:sz w:val="18"/>
                 <w:szCs w:val="18"/>
               </w:rPr>
@@ -25087,7 +25300,7 @@
             </w:pPr>
             <w:r>
               <w:rPr>
-                <w:color w:val="FF0000"/>
+                <w:color w:val="auto"/>
               </w:rPr>
               <w:t>0x003A</w:t>
             </w:r>
@@ -25118,7 +25331,7 @@
             <w:r>
               <w:rPr>
                 <w:rFonts w:hint="eastAsia" w:ascii="微软雅黑" w:hAnsi="微软雅黑" w:eastAsia="微软雅黑" w:cs="微软雅黑"/>
-                <w:color w:val="FF0000"/>
+                <w:color w:val="auto"/>
                 <w:kern w:val="0"/>
                 <w:sz w:val="18"/>
                 <w:szCs w:val="18"/>
@@ -25153,7 +25366,7 @@
             <w:r>
               <w:rPr>
                 <w:rFonts w:hint="eastAsia" w:ascii="微软雅黑" w:hAnsi="微软雅黑" w:eastAsia="微软雅黑" w:cs="微软雅黑"/>
-                <w:color w:val="FF0000"/>
+                <w:color w:val="auto"/>
                 <w:kern w:val="0"/>
                 <w:sz w:val="18"/>
                 <w:szCs w:val="18"/>
@@ -25187,7 +25400,7 @@
             </w:pPr>
             <w:r>
               <w:rPr>
-                <w:color w:val="FF0000"/>
+                <w:color w:val="auto"/>
               </w:rPr>
               <w:t>1</w:t>
             </w:r>
@@ -25220,7 +25433,7 @@
                 <w:rFonts w:hint="eastAsia" w:ascii="微软雅黑" w:hAnsi="微软雅黑" w:eastAsia="微软雅黑" w:cs="微软雅黑"/>
                 <w:b/>
                 <w:bCs/>
-                <w:color w:val="FF0000"/>
+                <w:color w:val="auto"/>
                 <w:sz w:val="18"/>
                 <w:szCs w:val="18"/>
               </w:rPr>
@@ -25274,7 +25487,7 @@
             </w:pPr>
             <w:r>
               <w:rPr>
-                <w:color w:val="FF0000"/>
+                <w:color w:val="auto"/>
               </w:rPr>
               <w:t>0x003B</w:t>
             </w:r>
@@ -25305,7 +25518,7 @@
             <w:r>
               <w:rPr>
                 <w:rFonts w:hint="eastAsia" w:ascii="微软雅黑" w:hAnsi="微软雅黑" w:eastAsia="微软雅黑" w:cs="微软雅黑"/>
-                <w:color w:val="FF0000"/>
+                <w:color w:val="auto"/>
                 <w:kern w:val="0"/>
                 <w:sz w:val="18"/>
                 <w:szCs w:val="18"/>
@@ -25340,7 +25553,7 @@
             <w:r>
               <w:rPr>
                 <w:rFonts w:hint="eastAsia" w:ascii="微软雅黑" w:hAnsi="微软雅黑" w:eastAsia="微软雅黑" w:cs="微软雅黑"/>
-                <w:color w:val="FF0000"/>
+                <w:color w:val="auto"/>
                 <w:kern w:val="0"/>
                 <w:sz w:val="18"/>
                 <w:szCs w:val="18"/>
@@ -25374,7 +25587,7 @@
             </w:pPr>
             <w:r>
               <w:rPr>
-                <w:color w:val="FF0000"/>
+                <w:color w:val="auto"/>
               </w:rPr>
               <w:t>1</w:t>
             </w:r>
@@ -25407,7 +25620,7 @@
                 <w:rFonts w:hint="eastAsia" w:ascii="微软雅黑" w:hAnsi="微软雅黑" w:eastAsia="微软雅黑" w:cs="微软雅黑"/>
                 <w:b/>
                 <w:bCs/>
-                <w:color w:val="FF0000"/>
+                <w:color w:val="auto"/>
                 <w:sz w:val="18"/>
                 <w:szCs w:val="18"/>
               </w:rPr>
@@ -25461,7 +25674,7 @@
             </w:pPr>
             <w:r>
               <w:rPr>
-                <w:color w:val="FF0000"/>
+                <w:color w:val="auto"/>
               </w:rPr>
               <w:t>0x003C</w:t>
             </w:r>
@@ -25492,7 +25705,7 @@
             <w:r>
               <w:rPr>
                 <w:rFonts w:hint="eastAsia" w:ascii="微软雅黑" w:hAnsi="微软雅黑" w:eastAsia="微软雅黑" w:cs="微软雅黑"/>
-                <w:color w:val="FF0000"/>
+                <w:color w:val="auto"/>
                 <w:kern w:val="0"/>
                 <w:sz w:val="18"/>
                 <w:szCs w:val="18"/>
@@ -25527,7 +25740,7 @@
             <w:r>
               <w:rPr>
                 <w:rFonts w:hint="eastAsia" w:ascii="微软雅黑" w:hAnsi="微软雅黑" w:eastAsia="微软雅黑" w:cs="微软雅黑"/>
-                <w:color w:val="FF0000"/>
+                <w:color w:val="auto"/>
                 <w:kern w:val="0"/>
                 <w:sz w:val="18"/>
                 <w:szCs w:val="18"/>
@@ -25561,7 +25774,7 @@
             </w:pPr>
             <w:r>
               <w:rPr>
-                <w:color w:val="FF0000"/>
+                <w:color w:val="auto"/>
               </w:rPr>
               <w:t>1</w:t>
             </w:r>
@@ -25594,7 +25807,7 @@
                 <w:rFonts w:hint="eastAsia" w:ascii="微软雅黑" w:hAnsi="微软雅黑" w:eastAsia="微软雅黑" w:cs="微软雅黑"/>
                 <w:b/>
                 <w:bCs/>
-                <w:color w:val="FF0000"/>
+                <w:color w:val="auto"/>
                 <w:sz w:val="18"/>
                 <w:szCs w:val="18"/>
               </w:rPr>
@@ -25648,7 +25861,7 @@
             </w:pPr>
             <w:r>
               <w:rPr>
-                <w:color w:val="FF0000"/>
+                <w:color w:val="auto"/>
               </w:rPr>
               <w:t>0x003D</w:t>
             </w:r>
@@ -25679,7 +25892,7 @@
             <w:r>
               <w:rPr>
                 <w:rFonts w:hint="eastAsia" w:ascii="微软雅黑" w:hAnsi="微软雅黑" w:eastAsia="微软雅黑" w:cs="微软雅黑"/>
-                <w:color w:val="FF0000"/>
+                <w:color w:val="auto"/>
                 <w:kern w:val="0"/>
                 <w:sz w:val="18"/>
                 <w:szCs w:val="18"/>
@@ -25714,7 +25927,7 @@
             <w:r>
               <w:rPr>
                 <w:rFonts w:hint="eastAsia" w:ascii="微软雅黑" w:hAnsi="微软雅黑" w:eastAsia="微软雅黑" w:cs="微软雅黑"/>
-                <w:color w:val="FF0000"/>
+                <w:color w:val="auto"/>
                 <w:kern w:val="0"/>
                 <w:sz w:val="18"/>
                 <w:szCs w:val="18"/>
@@ -25748,7 +25961,7 @@
             </w:pPr>
             <w:r>
               <w:rPr>
-                <w:color w:val="FF0000"/>
+                <w:color w:val="auto"/>
               </w:rPr>
               <w:t>1</w:t>
             </w:r>
@@ -25781,7 +25994,7 @@
                 <w:rFonts w:hint="eastAsia" w:ascii="微软雅黑" w:hAnsi="微软雅黑" w:eastAsia="微软雅黑" w:cs="微软雅黑"/>
                 <w:b/>
                 <w:bCs/>
-                <w:color w:val="FF0000"/>
+                <w:color w:val="auto"/>
                 <w:sz w:val="18"/>
                 <w:szCs w:val="18"/>
               </w:rPr>
@@ -25835,7 +26048,7 @@
             </w:pPr>
             <w:r>
               <w:rPr>
-                <w:color w:val="FF0000"/>
+                <w:color w:val="auto"/>
               </w:rPr>
               <w:t>0x003E</w:t>
             </w:r>
@@ -25866,7 +26079,7 @@
             <w:r>
               <w:rPr>
                 <w:rFonts w:hint="eastAsia" w:ascii="微软雅黑" w:hAnsi="微软雅黑" w:eastAsia="微软雅黑" w:cs="微软雅黑"/>
-                <w:color w:val="FF0000"/>
+                <w:color w:val="auto"/>
                 <w:kern w:val="0"/>
                 <w:sz w:val="18"/>
                 <w:szCs w:val="18"/>
@@ -25901,7 +26114,7 @@
             <w:r>
               <w:rPr>
                 <w:rFonts w:hint="eastAsia" w:ascii="微软雅黑" w:hAnsi="微软雅黑" w:eastAsia="微软雅黑" w:cs="微软雅黑"/>
-                <w:color w:val="FF0000"/>
+                <w:color w:val="auto"/>
                 <w:kern w:val="0"/>
                 <w:sz w:val="18"/>
                 <w:szCs w:val="18"/>
@@ -25935,7 +26148,7 @@
             </w:pPr>
             <w:r>
               <w:rPr>
-                <w:color w:val="FF0000"/>
+                <w:color w:val="auto"/>
               </w:rPr>
               <w:t>1</w:t>
             </w:r>
@@ -25968,7 +26181,7 @@
                 <w:rFonts w:hint="eastAsia" w:ascii="微软雅黑" w:hAnsi="微软雅黑" w:eastAsia="微软雅黑" w:cs="微软雅黑"/>
                 <w:b/>
                 <w:bCs/>
-                <w:color w:val="FF0000"/>
+                <w:color w:val="auto"/>
                 <w:sz w:val="18"/>
                 <w:szCs w:val="18"/>
               </w:rPr>
@@ -26022,7 +26235,7 @@
             </w:pPr>
             <w:r>
               <w:rPr>
-                <w:color w:val="FF0000"/>
+                <w:color w:val="auto"/>
               </w:rPr>
               <w:t>0x003F～0x0040</w:t>
             </w:r>
@@ -26053,7 +26266,7 @@
             <w:r>
               <w:rPr>
                 <w:rFonts w:hint="eastAsia" w:ascii="微软雅黑" w:hAnsi="微软雅黑" w:eastAsia="微软雅黑" w:cs="微软雅黑"/>
-                <w:color w:val="FF0000"/>
+                <w:color w:val="auto"/>
                 <w:kern w:val="0"/>
                 <w:sz w:val="18"/>
                 <w:szCs w:val="18"/>
@@ -26088,7 +26301,7 @@
             <w:r>
               <w:rPr>
                 <w:rFonts w:hint="eastAsia" w:ascii="微软雅黑" w:hAnsi="微软雅黑" w:eastAsia="微软雅黑" w:cs="微软雅黑"/>
-                <w:color w:val="FF0000"/>
+                <w:color w:val="auto"/>
                 <w:kern w:val="0"/>
                 <w:sz w:val="18"/>
                 <w:szCs w:val="18"/>
@@ -26122,7 +26335,7 @@
             </w:pPr>
             <w:r>
               <w:rPr>
-                <w:color w:val="FF0000"/>
+                <w:color w:val="auto"/>
               </w:rPr>
               <w:t>随报警取值源</w:t>
             </w:r>
@@ -26155,7 +26368,7 @@
                 <w:rFonts w:hint="eastAsia" w:ascii="微软雅黑" w:hAnsi="微软雅黑" w:eastAsia="微软雅黑" w:cs="微软雅黑"/>
                 <w:b/>
                 <w:bCs/>
-                <w:color w:val="FF0000"/>
+                <w:color w:val="auto"/>
                 <w:sz w:val="18"/>
                 <w:szCs w:val="18"/>
               </w:rPr>
@@ -26209,7 +26422,7 @@
             </w:pPr>
             <w:r>
               <w:rPr>
-                <w:color w:val="FF0000"/>
+                <w:color w:val="auto"/>
               </w:rPr>
               <w:t>0x0041～0x0042</w:t>
             </w:r>
@@ -26240,7 +26453,7 @@
             <w:r>
               <w:rPr>
                 <w:rFonts w:hint="eastAsia" w:ascii="微软雅黑" w:hAnsi="微软雅黑" w:eastAsia="微软雅黑" w:cs="微软雅黑"/>
-                <w:color w:val="FF0000"/>
+                <w:color w:val="auto"/>
                 <w:kern w:val="0"/>
                 <w:sz w:val="18"/>
                 <w:szCs w:val="18"/>
@@ -26275,7 +26488,7 @@
             <w:r>
               <w:rPr>
                 <w:rFonts w:hint="eastAsia" w:ascii="微软雅黑" w:hAnsi="微软雅黑" w:eastAsia="微软雅黑" w:cs="微软雅黑"/>
-                <w:color w:val="FF0000"/>
+                <w:color w:val="auto"/>
                 <w:kern w:val="0"/>
                 <w:sz w:val="18"/>
                 <w:szCs w:val="18"/>
@@ -26309,7 +26522,7 @@
             </w:pPr>
             <w:r>
               <w:rPr>
-                <w:color w:val="FF0000"/>
+                <w:color w:val="auto"/>
               </w:rPr>
               <w:t>随报警取值源</w:t>
             </w:r>
@@ -26342,7 +26555,7 @@
                 <w:rFonts w:hint="eastAsia" w:ascii="微软雅黑" w:hAnsi="微软雅黑" w:eastAsia="微软雅黑" w:cs="微软雅黑"/>
                 <w:b/>
                 <w:bCs/>
-                <w:color w:val="FF0000"/>
+                <w:color w:val="auto"/>
                 <w:sz w:val="18"/>
                 <w:szCs w:val="18"/>
               </w:rPr>
@@ -26396,7 +26609,7 @@
             </w:pPr>
             <w:r>
               <w:rPr>
-                <w:color w:val="FF0000"/>
+                <w:color w:val="auto"/>
               </w:rPr>
               <w:t>0x0043～0x0044</w:t>
             </w:r>
@@ -26427,7 +26640,7 @@
             <w:r>
               <w:rPr>
                 <w:rFonts w:hint="eastAsia" w:ascii="微软雅黑" w:hAnsi="微软雅黑" w:eastAsia="微软雅黑" w:cs="微软雅黑"/>
-                <w:color w:val="FF0000"/>
+                <w:color w:val="auto"/>
                 <w:kern w:val="0"/>
                 <w:sz w:val="18"/>
                 <w:szCs w:val="18"/>
@@ -26462,7 +26675,7 @@
             <w:r>
               <w:rPr>
                 <w:rFonts w:hint="eastAsia" w:ascii="微软雅黑" w:hAnsi="微软雅黑" w:eastAsia="微软雅黑" w:cs="微软雅黑"/>
-                <w:color w:val="FF0000"/>
+                <w:color w:val="auto"/>
                 <w:kern w:val="0"/>
                 <w:sz w:val="18"/>
                 <w:szCs w:val="18"/>
@@ -26496,7 +26709,7 @@
             </w:pPr>
             <w:r>
               <w:rPr>
-                <w:color w:val="FF0000"/>
+                <w:color w:val="auto"/>
               </w:rPr>
               <w:t>随报警取值源</w:t>
             </w:r>
@@ -26529,7 +26742,7 @@
                 <w:rFonts w:hint="eastAsia" w:ascii="微软雅黑" w:hAnsi="微软雅黑" w:eastAsia="微软雅黑" w:cs="微软雅黑"/>
                 <w:b/>
                 <w:bCs/>
-                <w:color w:val="FF0000"/>
+                <w:color w:val="auto"/>
                 <w:sz w:val="18"/>
                 <w:szCs w:val="18"/>
               </w:rPr>
@@ -26583,7 +26796,7 @@
             </w:pPr>
             <w:r>
               <w:rPr>
-                <w:color w:val="FF0000"/>
+                <w:color w:val="auto"/>
               </w:rPr>
               <w:t>0x0045～0x0046</w:t>
             </w:r>
@@ -26614,7 +26827,7 @@
             <w:r>
               <w:rPr>
                 <w:rFonts w:hint="eastAsia" w:ascii="微软雅黑" w:hAnsi="微软雅黑" w:eastAsia="微软雅黑" w:cs="微软雅黑"/>
-                <w:color w:val="FF0000"/>
+                <w:color w:val="auto"/>
                 <w:kern w:val="0"/>
                 <w:sz w:val="18"/>
                 <w:szCs w:val="18"/>
@@ -26649,7 +26862,7 @@
             <w:r>
               <w:rPr>
                 <w:rFonts w:hint="eastAsia" w:ascii="微软雅黑" w:hAnsi="微软雅黑" w:eastAsia="微软雅黑" w:cs="微软雅黑"/>
-                <w:color w:val="FF0000"/>
+                <w:color w:val="auto"/>
                 <w:kern w:val="0"/>
                 <w:sz w:val="18"/>
                 <w:szCs w:val="18"/>
@@ -26683,7 +26896,7 @@
             </w:pPr>
             <w:r>
               <w:rPr>
-                <w:color w:val="FF0000"/>
+                <w:color w:val="auto"/>
               </w:rPr>
               <w:t>随报警取值源</w:t>
             </w:r>
@@ -26716,7 +26929,7 @@
                 <w:rFonts w:hint="eastAsia" w:ascii="微软雅黑" w:hAnsi="微软雅黑" w:eastAsia="微软雅黑" w:cs="微软雅黑"/>
                 <w:b/>
                 <w:bCs/>
-                <w:color w:val="FF0000"/>
+                <w:color w:val="auto"/>
                 <w:sz w:val="18"/>
                 <w:szCs w:val="18"/>
               </w:rPr>
@@ -26770,7 +26983,7 @@
             </w:pPr>
             <w:r>
               <w:rPr>
-                <w:color w:val="FF0000"/>
+                <w:color w:val="auto"/>
               </w:rPr>
               <w:t>0x0047～0x0048</w:t>
             </w:r>
@@ -26801,7 +27014,7 @@
             <w:r>
               <w:rPr>
                 <w:rFonts w:hint="eastAsia" w:ascii="微软雅黑" w:hAnsi="微软雅黑" w:eastAsia="微软雅黑" w:cs="微软雅黑"/>
-                <w:color w:val="FF0000"/>
+                <w:color w:val="auto"/>
                 <w:kern w:val="0"/>
                 <w:sz w:val="18"/>
                 <w:szCs w:val="18"/>
@@ -26836,7 +27049,7 @@
             <w:r>
               <w:rPr>
                 <w:rFonts w:hint="eastAsia" w:ascii="微软雅黑" w:hAnsi="微软雅黑" w:eastAsia="微软雅黑" w:cs="微软雅黑"/>
-                <w:color w:val="FF0000"/>
+                <w:color w:val="auto"/>
                 <w:kern w:val="0"/>
                 <w:sz w:val="18"/>
                 <w:szCs w:val="18"/>
@@ -26870,7 +27083,7 @@
             </w:pPr>
             <w:r>
               <w:rPr>
-                <w:color w:val="FF0000"/>
+                <w:color w:val="auto"/>
               </w:rPr>
               <w:t>随报警取值源</w:t>
             </w:r>
@@ -26903,7 +27116,7 @@
                 <w:rFonts w:hint="eastAsia" w:ascii="微软雅黑" w:hAnsi="微软雅黑" w:eastAsia="微软雅黑" w:cs="微软雅黑"/>
                 <w:b/>
                 <w:bCs/>
-                <w:color w:val="FF0000"/>
+                <w:color w:val="auto"/>
                 <w:sz w:val="18"/>
                 <w:szCs w:val="18"/>
               </w:rPr>
@@ -26957,7 +27170,7 @@
             </w:pPr>
             <w:r>
               <w:rPr>
-                <w:color w:val="FF0000"/>
+                <w:color w:val="auto"/>
               </w:rPr>
               <w:t>0x0049～0x004A</w:t>
             </w:r>
@@ -26988,7 +27201,7 @@
             <w:r>
               <w:rPr>
                 <w:rFonts w:hint="eastAsia" w:ascii="微软雅黑" w:hAnsi="微软雅黑" w:eastAsia="微软雅黑" w:cs="微软雅黑"/>
-                <w:color w:val="FF0000"/>
+                <w:color w:val="auto"/>
                 <w:kern w:val="0"/>
                 <w:sz w:val="18"/>
                 <w:szCs w:val="18"/>
@@ -27023,7 +27236,7 @@
             <w:r>
               <w:rPr>
                 <w:rFonts w:hint="eastAsia" w:ascii="微软雅黑" w:hAnsi="微软雅黑" w:eastAsia="微软雅黑" w:cs="微软雅黑"/>
-                <w:color w:val="FF0000"/>
+                <w:color w:val="auto"/>
                 <w:kern w:val="0"/>
                 <w:sz w:val="18"/>
                 <w:szCs w:val="18"/>
@@ -27057,7 +27270,7 @@
             </w:pPr>
             <w:r>
               <w:rPr>
-                <w:color w:val="FF0000"/>
+                <w:color w:val="auto"/>
               </w:rPr>
               <w:t>1</w:t>
             </w:r>
@@ -27090,7 +27303,7 @@
                 <w:rFonts w:hint="eastAsia" w:ascii="微软雅黑" w:hAnsi="微软雅黑" w:eastAsia="微软雅黑" w:cs="微软雅黑"/>
                 <w:b/>
                 <w:bCs/>
-                <w:color w:val="FF0000"/>
+                <w:color w:val="auto"/>
                 <w:sz w:val="18"/>
                 <w:szCs w:val="18"/>
               </w:rPr>
@@ -27144,7 +27357,7 @@
             </w:pPr>
             <w:r>
               <w:rPr>
-                <w:color w:val="FF0000"/>
+                <w:color w:val="auto"/>
               </w:rPr>
               <w:t>0x004B</w:t>
             </w:r>
@@ -27175,7 +27388,7 @@
             <w:r>
               <w:rPr>
                 <w:rFonts w:hint="eastAsia" w:ascii="微软雅黑" w:hAnsi="微软雅黑" w:eastAsia="微软雅黑" w:cs="微软雅黑"/>
-                <w:color w:val="FF0000"/>
+                <w:color w:val="auto"/>
                 <w:kern w:val="0"/>
                 <w:sz w:val="18"/>
                 <w:szCs w:val="18"/>
@@ -27210,7 +27423,7 @@
             <w:r>
               <w:rPr>
                 <w:rFonts w:hint="eastAsia" w:ascii="微软雅黑" w:hAnsi="微软雅黑" w:eastAsia="微软雅黑" w:cs="微软雅黑"/>
-                <w:color w:val="FF0000"/>
+                <w:color w:val="auto"/>
                 <w:kern w:val="0"/>
                 <w:sz w:val="18"/>
                 <w:szCs w:val="18"/>
@@ -27244,7 +27457,7 @@
             </w:pPr>
             <w:r>
               <w:rPr>
-                <w:color w:val="FF0000"/>
+                <w:color w:val="auto"/>
               </w:rPr>
               <w:t>1</w:t>
             </w:r>
@@ -27277,7 +27490,7 @@
                 <w:rFonts w:hint="eastAsia" w:ascii="微软雅黑" w:hAnsi="微软雅黑" w:eastAsia="微软雅黑" w:cs="微软雅黑"/>
                 <w:b/>
                 <w:bCs/>
-                <w:color w:val="FF0000"/>
+                <w:color w:val="auto"/>
                 <w:sz w:val="18"/>
                 <w:szCs w:val="18"/>
               </w:rPr>
@@ -27331,7 +27544,7 @@
             </w:pPr>
             <w:r>
               <w:rPr>
-                <w:color w:val="FF0000"/>
+                <w:color w:val="auto"/>
               </w:rPr>
               <w:t>0x004C</w:t>
             </w:r>
@@ -27362,7 +27575,7 @@
             <w:r>
               <w:rPr>
                 <w:rFonts w:hint="eastAsia" w:ascii="微软雅黑" w:hAnsi="微软雅黑" w:eastAsia="微软雅黑" w:cs="微软雅黑"/>
-                <w:color w:val="FF0000"/>
+                <w:color w:val="auto"/>
                 <w:kern w:val="0"/>
                 <w:sz w:val="18"/>
                 <w:szCs w:val="18"/>
@@ -27397,7 +27610,7 @@
             <w:r>
               <w:rPr>
                 <w:rFonts w:hint="eastAsia" w:ascii="微软雅黑" w:hAnsi="微软雅黑" w:eastAsia="微软雅黑" w:cs="微软雅黑"/>
-                <w:color w:val="FF0000"/>
+                <w:color w:val="auto"/>
                 <w:kern w:val="0"/>
                 <w:sz w:val="18"/>
                 <w:szCs w:val="18"/>
@@ -27431,7 +27644,7 @@
             </w:pPr>
             <w:r>
               <w:rPr>
-                <w:color w:val="FF0000"/>
+                <w:color w:val="auto"/>
               </w:rPr>
               <w:t>1</w:t>
             </w:r>
@@ -27464,7 +27677,7 @@
                 <w:rFonts w:hint="eastAsia" w:ascii="微软雅黑" w:hAnsi="微软雅黑" w:eastAsia="微软雅黑" w:cs="微软雅黑"/>
                 <w:b/>
                 <w:bCs/>
-                <w:color w:val="FF0000"/>
+                <w:color w:val="auto"/>
                 <w:sz w:val="18"/>
                 <w:szCs w:val="18"/>
               </w:rPr>
@@ -27518,7 +27731,7 @@
             </w:pPr>
             <w:r>
               <w:rPr>
-                <w:color w:val="FF0000"/>
+                <w:color w:val="auto"/>
               </w:rPr>
               <w:t>0x004D</w:t>
             </w:r>
@@ -27549,7 +27762,7 @@
             <w:r>
               <w:rPr>
                 <w:rFonts w:hint="eastAsia" w:ascii="微软雅黑" w:hAnsi="微软雅黑" w:eastAsia="微软雅黑" w:cs="微软雅黑"/>
-                <w:color w:val="FF0000"/>
+                <w:color w:val="auto"/>
                 <w:kern w:val="0"/>
                 <w:sz w:val="18"/>
                 <w:szCs w:val="18"/>
@@ -27584,7 +27797,7 @@
             <w:r>
               <w:rPr>
                 <w:rFonts w:hint="eastAsia" w:ascii="微软雅黑" w:hAnsi="微软雅黑" w:eastAsia="微软雅黑" w:cs="微软雅黑"/>
-                <w:color w:val="FF0000"/>
+                <w:color w:val="auto"/>
                 <w:kern w:val="0"/>
                 <w:sz w:val="18"/>
                 <w:szCs w:val="18"/>
@@ -27618,7 +27831,7 @@
             </w:pPr>
             <w:r>
               <w:rPr>
-                <w:color w:val="FF0000"/>
+                <w:color w:val="auto"/>
               </w:rPr>
               <w:t>1</w:t>
             </w:r>
@@ -27651,7 +27864,7 @@
                 <w:rFonts w:hint="eastAsia" w:ascii="微软雅黑" w:hAnsi="微软雅黑" w:eastAsia="微软雅黑" w:cs="微软雅黑"/>
                 <w:b/>
                 <w:bCs/>
-                <w:color w:val="FF0000"/>
+                <w:color w:val="auto"/>
                 <w:sz w:val="18"/>
                 <w:szCs w:val="18"/>
               </w:rPr>
@@ -27705,7 +27918,7 @@
             </w:pPr>
             <w:r>
               <w:rPr>
-                <w:color w:val="FF0000"/>
+                <w:color w:val="auto"/>
               </w:rPr>
               <w:t>0x004E</w:t>
             </w:r>
@@ -27736,7 +27949,7 @@
             <w:r>
               <w:rPr>
                 <w:rFonts w:hint="eastAsia" w:ascii="微软雅黑" w:hAnsi="微软雅黑" w:eastAsia="微软雅黑" w:cs="微软雅黑"/>
-                <w:color w:val="FF0000"/>
+                <w:color w:val="auto"/>
                 <w:kern w:val="0"/>
                 <w:sz w:val="18"/>
                 <w:szCs w:val="18"/>
@@ -27771,7 +27984,7 @@
             <w:r>
               <w:rPr>
                 <w:rFonts w:hint="eastAsia" w:ascii="微软雅黑" w:hAnsi="微软雅黑" w:eastAsia="微软雅黑" w:cs="微软雅黑"/>
-                <w:color w:val="FF0000"/>
+                <w:color w:val="auto"/>
                 <w:kern w:val="0"/>
                 <w:sz w:val="18"/>
                 <w:szCs w:val="18"/>
@@ -27805,7 +28018,7 @@
             </w:pPr>
             <w:r>
               <w:rPr>
-                <w:color w:val="FF0000"/>
+                <w:color w:val="auto"/>
               </w:rPr>
               <w:t>1</w:t>
             </w:r>
@@ -27838,7 +28051,7 @@
                 <w:rFonts w:hint="eastAsia" w:ascii="微软雅黑" w:hAnsi="微软雅黑" w:eastAsia="微软雅黑" w:cs="微软雅黑"/>
                 <w:b/>
                 <w:bCs/>
-                <w:color w:val="FF0000"/>
+                <w:color w:val="auto"/>
                 <w:sz w:val="18"/>
                 <w:szCs w:val="18"/>
               </w:rPr>
@@ -27892,7 +28105,7 @@
             </w:pPr>
             <w:r>
               <w:rPr>
-                <w:color w:val="FF0000"/>
+                <w:color w:val="auto"/>
               </w:rPr>
               <w:t>0x004F</w:t>
             </w:r>
@@ -27923,7 +28136,7 @@
             <w:r>
               <w:rPr>
                 <w:rFonts w:hint="eastAsia" w:ascii="微软雅黑" w:hAnsi="微软雅黑" w:eastAsia="微软雅黑" w:cs="微软雅黑"/>
-                <w:color w:val="FF0000"/>
+                <w:color w:val="auto"/>
                 <w:kern w:val="0"/>
                 <w:sz w:val="18"/>
                 <w:szCs w:val="18"/>
@@ -27958,7 +28171,7 @@
             <w:r>
               <w:rPr>
                 <w:rFonts w:hint="eastAsia" w:ascii="微软雅黑" w:hAnsi="微软雅黑" w:eastAsia="微软雅黑" w:cs="微软雅黑"/>
-                <w:color w:val="FF0000"/>
+                <w:color w:val="auto"/>
                 <w:kern w:val="0"/>
                 <w:sz w:val="18"/>
                 <w:szCs w:val="18"/>
@@ -27992,7 +28205,7 @@
             </w:pPr>
             <w:r>
               <w:rPr>
-                <w:color w:val="FF0000"/>
+                <w:color w:val="auto"/>
               </w:rPr>
               <w:t>1</w:t>
             </w:r>
@@ -28025,7 +28238,7 @@
                 <w:rFonts w:hint="eastAsia" w:ascii="微软雅黑" w:hAnsi="微软雅黑" w:eastAsia="微软雅黑" w:cs="微软雅黑"/>
                 <w:b/>
                 <w:bCs/>
-                <w:color w:val="FF0000"/>
+                <w:color w:val="auto"/>
                 <w:sz w:val="18"/>
                 <w:szCs w:val="18"/>
               </w:rPr>
@@ -28079,7 +28292,7 @@
             </w:pPr>
             <w:r>
               <w:rPr>
-                <w:color w:val="FF0000"/>
+                <w:color w:val="auto"/>
               </w:rPr>
               <w:t>0x0050</w:t>
             </w:r>
@@ -28110,7 +28323,7 @@
             <w:r>
               <w:rPr>
                 <w:rFonts w:hint="eastAsia" w:ascii="微软雅黑" w:hAnsi="微软雅黑" w:eastAsia="微软雅黑" w:cs="微软雅黑"/>
-                <w:color w:val="FF0000"/>
+                <w:color w:val="auto"/>
                 <w:kern w:val="0"/>
                 <w:sz w:val="18"/>
                 <w:szCs w:val="18"/>
@@ -28145,7 +28358,7 @@
             <w:r>
               <w:rPr>
                 <w:rFonts w:hint="eastAsia" w:ascii="微软雅黑" w:hAnsi="微软雅黑" w:eastAsia="微软雅黑" w:cs="微软雅黑"/>
-                <w:color w:val="FF0000"/>
+                <w:color w:val="auto"/>
                 <w:kern w:val="0"/>
                 <w:sz w:val="18"/>
                 <w:szCs w:val="18"/>
@@ -28179,7 +28392,7 @@
             </w:pPr>
             <w:r>
               <w:rPr>
-                <w:color w:val="FF0000"/>
+                <w:color w:val="auto"/>
               </w:rPr>
               <w:t>1</w:t>
             </w:r>
@@ -28212,7 +28425,7 @@
                 <w:rFonts w:hint="eastAsia" w:ascii="微软雅黑" w:hAnsi="微软雅黑" w:eastAsia="微软雅黑" w:cs="微软雅黑"/>
                 <w:b/>
                 <w:bCs/>
-                <w:color w:val="FF0000"/>
+                <w:color w:val="auto"/>
                 <w:sz w:val="18"/>
                 <w:szCs w:val="18"/>
               </w:rPr>
@@ -28266,7 +28479,7 @@
             </w:pPr>
             <w:r>
               <w:rPr>
-                <w:color w:val="FF0000"/>
+                <w:color w:val="auto"/>
               </w:rPr>
               <w:t>0x0051～0x0052</w:t>
             </w:r>
@@ -28297,7 +28510,7 @@
             <w:r>
               <w:rPr>
                 <w:rFonts w:hint="eastAsia" w:ascii="微软雅黑" w:hAnsi="微软雅黑" w:eastAsia="微软雅黑" w:cs="微软雅黑"/>
-                <w:color w:val="FF0000"/>
+                <w:color w:val="auto"/>
                 <w:kern w:val="0"/>
                 <w:sz w:val="18"/>
                 <w:szCs w:val="18"/>
@@ -28332,7 +28545,7 @@
             <w:r>
               <w:rPr>
                 <w:rFonts w:hint="eastAsia" w:ascii="微软雅黑" w:hAnsi="微软雅黑" w:eastAsia="微软雅黑" w:cs="微软雅黑"/>
-                <w:color w:val="FF0000"/>
+                <w:color w:val="auto"/>
                 <w:kern w:val="0"/>
                 <w:sz w:val="18"/>
                 <w:szCs w:val="18"/>
@@ -28366,7 +28579,7 @@
             </w:pPr>
             <w:r>
               <w:rPr>
-                <w:color w:val="FF0000"/>
+                <w:color w:val="auto"/>
               </w:rPr>
               <w:t>随报警取值源</w:t>
             </w:r>
@@ -28399,7 +28612,7 @@
                 <w:rFonts w:hint="eastAsia" w:ascii="微软雅黑" w:hAnsi="微软雅黑" w:eastAsia="微软雅黑" w:cs="微软雅黑"/>
                 <w:b/>
                 <w:bCs/>
-                <w:color w:val="FF0000"/>
+                <w:color w:val="auto"/>
                 <w:sz w:val="18"/>
                 <w:szCs w:val="18"/>
               </w:rPr>
@@ -28453,7 +28666,7 @@
             </w:pPr>
             <w:r>
               <w:rPr>
-                <w:color w:val="FF0000"/>
+                <w:color w:val="auto"/>
               </w:rPr>
               <w:t>0x0053～0x0054</w:t>
             </w:r>
@@ -28484,7 +28697,7 @@
             <w:r>
               <w:rPr>
                 <w:rFonts w:hint="eastAsia" w:ascii="微软雅黑" w:hAnsi="微软雅黑" w:eastAsia="微软雅黑" w:cs="微软雅黑"/>
-                <w:color w:val="FF0000"/>
+                <w:color w:val="auto"/>
                 <w:kern w:val="0"/>
                 <w:sz w:val="18"/>
                 <w:szCs w:val="18"/>
@@ -28519,7 +28732,7 @@
             <w:r>
               <w:rPr>
                 <w:rFonts w:hint="eastAsia" w:ascii="微软雅黑" w:hAnsi="微软雅黑" w:eastAsia="微软雅黑" w:cs="微软雅黑"/>
-                <w:color w:val="FF0000"/>
+                <w:color w:val="auto"/>
                 <w:kern w:val="0"/>
                 <w:sz w:val="18"/>
                 <w:szCs w:val="18"/>
@@ -28553,7 +28766,7 @@
             </w:pPr>
             <w:r>
               <w:rPr>
-                <w:color w:val="FF0000"/>
+                <w:color w:val="auto"/>
               </w:rPr>
               <w:t>随报警取值源</w:t>
             </w:r>
@@ -28586,7 +28799,7 @@
                 <w:rFonts w:hint="eastAsia" w:ascii="微软雅黑" w:hAnsi="微软雅黑" w:eastAsia="微软雅黑" w:cs="微软雅黑"/>
                 <w:b/>
                 <w:bCs/>
-                <w:color w:val="FF0000"/>
+                <w:color w:val="auto"/>
                 <w:sz w:val="18"/>
                 <w:szCs w:val="18"/>
               </w:rPr>
@@ -28640,7 +28853,7 @@
             </w:pPr>
             <w:r>
               <w:rPr>
-                <w:color w:val="FF0000"/>
+                <w:color w:val="auto"/>
               </w:rPr>
               <w:t>0x0055～0x0056</w:t>
             </w:r>
@@ -28671,7 +28884,7 @@
             <w:r>
               <w:rPr>
                 <w:rFonts w:hint="eastAsia" w:ascii="微软雅黑" w:hAnsi="微软雅黑" w:eastAsia="微软雅黑" w:cs="微软雅黑"/>
-                <w:color w:val="FF0000"/>
+                <w:color w:val="auto"/>
                 <w:kern w:val="0"/>
                 <w:sz w:val="18"/>
                 <w:szCs w:val="18"/>
@@ -28706,7 +28919,7 @@
             <w:r>
               <w:rPr>
                 <w:rFonts w:hint="eastAsia" w:ascii="微软雅黑" w:hAnsi="微软雅黑" w:eastAsia="微软雅黑" w:cs="微软雅黑"/>
-                <w:color w:val="FF0000"/>
+                <w:color w:val="auto"/>
                 <w:kern w:val="0"/>
                 <w:sz w:val="18"/>
                 <w:szCs w:val="18"/>
@@ -28740,7 +28953,7 @@
             </w:pPr>
             <w:r>
               <w:rPr>
-                <w:color w:val="FF0000"/>
+                <w:color w:val="auto"/>
               </w:rPr>
               <w:t>随报警取值源</w:t>
             </w:r>
@@ -28773,7 +28986,7 @@
                 <w:rFonts w:hint="eastAsia" w:ascii="微软雅黑" w:hAnsi="微软雅黑" w:eastAsia="微软雅黑" w:cs="微软雅黑"/>
                 <w:b/>
                 <w:bCs/>
-                <w:color w:val="FF0000"/>
+                <w:color w:val="auto"/>
                 <w:sz w:val="18"/>
                 <w:szCs w:val="18"/>
               </w:rPr>
@@ -28827,7 +29040,7 @@
             </w:pPr>
             <w:r>
               <w:rPr>
-                <w:color w:val="FF0000"/>
+                <w:color w:val="auto"/>
               </w:rPr>
               <w:t>0x0057～0x0058</w:t>
             </w:r>
@@ -28858,7 +29071,7 @@
             <w:r>
               <w:rPr>
                 <w:rFonts w:hint="eastAsia" w:ascii="微软雅黑" w:hAnsi="微软雅黑" w:eastAsia="微软雅黑" w:cs="微软雅黑"/>
-                <w:color w:val="FF0000"/>
+                <w:color w:val="auto"/>
                 <w:kern w:val="0"/>
                 <w:sz w:val="18"/>
                 <w:szCs w:val="18"/>
@@ -28893,7 +29106,7 @@
             <w:r>
               <w:rPr>
                 <w:rFonts w:hint="eastAsia" w:ascii="微软雅黑" w:hAnsi="微软雅黑" w:eastAsia="微软雅黑" w:cs="微软雅黑"/>
-                <w:color w:val="FF0000"/>
+                <w:color w:val="auto"/>
                 <w:kern w:val="0"/>
                 <w:sz w:val="18"/>
                 <w:szCs w:val="18"/>
@@ -28927,7 +29140,7 @@
             </w:pPr>
             <w:r>
               <w:rPr>
-                <w:color w:val="FF0000"/>
+                <w:color w:val="auto"/>
               </w:rPr>
               <w:t>随报警取值源</w:t>
             </w:r>
@@ -28960,7 +29173,7 @@
                 <w:rFonts w:hint="eastAsia" w:ascii="微软雅黑" w:hAnsi="微软雅黑" w:eastAsia="微软雅黑" w:cs="微软雅黑"/>
                 <w:b/>
                 <w:bCs/>
-                <w:color w:val="FF0000"/>
+                <w:color w:val="auto"/>
                 <w:sz w:val="18"/>
                 <w:szCs w:val="18"/>
               </w:rPr>
@@ -29014,7 +29227,7 @@
             </w:pPr>
             <w:r>
               <w:rPr>
-                <w:color w:val="FF0000"/>
+                <w:color w:val="auto"/>
               </w:rPr>
               <w:t>0x0059～0x005A</w:t>
             </w:r>
@@ -29045,7 +29258,7 @@
             <w:r>
               <w:rPr>
                 <w:rFonts w:hint="eastAsia" w:ascii="微软雅黑" w:hAnsi="微软雅黑" w:eastAsia="微软雅黑" w:cs="微软雅黑"/>
-                <w:color w:val="FF0000"/>
+                <w:color w:val="auto"/>
                 <w:kern w:val="0"/>
                 <w:sz w:val="18"/>
                 <w:szCs w:val="18"/>
@@ -29080,7 +29293,7 @@
             <w:r>
               <w:rPr>
                 <w:rFonts w:hint="eastAsia" w:ascii="微软雅黑" w:hAnsi="微软雅黑" w:eastAsia="微软雅黑" w:cs="微软雅黑"/>
-                <w:color w:val="FF0000"/>
+                <w:color w:val="auto"/>
                 <w:kern w:val="0"/>
                 <w:sz w:val="18"/>
                 <w:szCs w:val="18"/>
@@ -29114,7 +29327,7 @@
             </w:pPr>
             <w:r>
               <w:rPr>
-                <w:color w:val="FF0000"/>
+                <w:color w:val="auto"/>
               </w:rPr>
               <w:t>随报警取值源</w:t>
             </w:r>
@@ -29147,7 +29360,7 @@
                 <w:rFonts w:hint="eastAsia" w:ascii="微软雅黑" w:hAnsi="微软雅黑" w:eastAsia="微软雅黑" w:cs="微软雅黑"/>
                 <w:b/>
                 <w:bCs/>
-                <w:color w:val="FF0000"/>
+                <w:color w:val="auto"/>
                 <w:sz w:val="18"/>
                 <w:szCs w:val="18"/>
               </w:rPr>
@@ -29201,7 +29414,7 @@
             </w:pPr>
             <w:r>
               <w:rPr>
-                <w:color w:val="FF0000"/>
+                <w:color w:val="auto"/>
               </w:rPr>
               <w:t>0x005B～0x005C</w:t>
             </w:r>
@@ -29232,7 +29445,7 @@
             <w:r>
               <w:rPr>
                 <w:rFonts w:hint="eastAsia" w:ascii="微软雅黑" w:hAnsi="微软雅黑" w:eastAsia="微软雅黑" w:cs="微软雅黑"/>
-                <w:color w:val="FF0000"/>
+                <w:color w:val="auto"/>
                 <w:kern w:val="0"/>
                 <w:sz w:val="18"/>
                 <w:szCs w:val="18"/>
@@ -29267,7 +29480,7 @@
             <w:r>
               <w:rPr>
                 <w:rFonts w:hint="eastAsia" w:ascii="微软雅黑" w:hAnsi="微软雅黑" w:eastAsia="微软雅黑" w:cs="微软雅黑"/>
-                <w:color w:val="FF0000"/>
+                <w:color w:val="auto"/>
                 <w:kern w:val="0"/>
                 <w:sz w:val="18"/>
                 <w:szCs w:val="18"/>
@@ -29301,7 +29514,7 @@
             </w:pPr>
             <w:r>
               <w:rPr>
-                <w:color w:val="FF0000"/>
+                <w:color w:val="auto"/>
               </w:rPr>
               <w:t>1</w:t>
             </w:r>
@@ -29334,7 +29547,7 @@
                 <w:rFonts w:hint="eastAsia" w:ascii="微软雅黑" w:hAnsi="微软雅黑" w:eastAsia="微软雅黑" w:cs="微软雅黑"/>
                 <w:b/>
                 <w:bCs/>
-                <w:color w:val="FF0000"/>
+                <w:color w:val="auto"/>
                 <w:sz w:val="18"/>
                 <w:szCs w:val="18"/>
               </w:rPr>
@@ -29743,7 +29956,7 @@
             <w:r>
               <w:rPr>
                 <w:rFonts w:hint="eastAsia"/>
-                <w:color w:val="FF0000"/>
+                <w:color w:val="auto"/>
                 <w:vertAlign w:val="baseline"/>
                 <w:lang w:val="en-US" w:eastAsia="zh-CN"/>
               </w:rPr>
@@ -29772,12 +29985,28 @@
             <w:r>
               <w:rPr>
                 <w:rFonts w:hint="eastAsia"/>
-                <w:color w:val="FF0000"/>
+                <w:color w:val="auto"/>
                 <w:vertAlign w:val="baseline"/>
                 <w:lang w:val="en-US" w:eastAsia="zh-CN"/>
               </w:rPr>
               <w:t>请求：01 04 00 00 00 03 B0 0B</w:t>
-              <w:br/>
+            </w:r>
+            <w:r>
+              <w:rPr>
+                <w:rFonts w:hint="eastAsia"/>
+                <w:color w:val="auto"/>
+                <w:vertAlign w:val="baseline"/>
+                <w:lang w:val="en-US" w:eastAsia="zh-CN"/>
+              </w:rPr>
+              <w:br w:type="textWrapping"/>
+            </w:r>
+            <w:r>
+              <w:rPr>
+                <w:rFonts w:hint="eastAsia"/>
+                <w:color w:val="auto"/>
+                <w:vertAlign w:val="baseline"/>
+                <w:lang w:val="en-US" w:eastAsia="zh-CN"/>
+              </w:rPr>
               <w:t>响应（待机、无故障）：01 04 06 00 00 00 00 00 00 60 93</w:t>
             </w:r>
           </w:p>
@@ -29802,7 +30031,7 @@
             </w:pPr>
             <w:r>
               <w:rPr>
-                <w:color w:val="FF0000"/>
+                <w:color w:val="auto"/>
               </w:rPr>
               <w:t>FC04；读取0x0000～0x0002</w:t>
             </w:r>
@@ -29852,7 +30081,7 @@
             <w:r>
               <w:rPr>
                 <w:rFonts w:hint="eastAsia"/>
-                <w:color w:val="FF0000"/>
+                <w:color w:val="auto"/>
                 <w:vertAlign w:val="baseline"/>
                 <w:lang w:val="en-US" w:eastAsia="zh-CN"/>
               </w:rPr>
@@ -29881,7 +30110,7 @@
             <w:r>
               <w:rPr>
                 <w:rFonts w:hint="eastAsia"/>
-                <w:color w:val="FF0000"/>
+                <w:color w:val="auto"/>
                 <w:vertAlign w:val="baseline"/>
                 <w:lang w:val="en-US" w:eastAsia="zh-CN"/>
               </w:rPr>
@@ -29909,7 +30138,7 @@
             </w:pPr>
             <w:r>
               <w:rPr>
-                <w:color w:val="FF0000"/>
+                <w:color w:val="auto"/>
               </w:rPr>
               <w:t>FC05；线圈0x0001置ON</w:t>
             </w:r>
@@ -29959,7 +30188,7 @@
             <w:r>
               <w:rPr>
                 <w:rFonts w:hint="eastAsia"/>
-                <w:color w:val="FF0000"/>
+                <w:color w:val="auto"/>
                 <w:vertAlign w:val="baseline"/>
                 <w:lang w:val="en-US" w:eastAsia="zh-CN"/>
               </w:rPr>
@@ -29988,12 +30217,28 @@
             <w:r>
               <w:rPr>
                 <w:rFonts w:hint="eastAsia"/>
-                <w:color w:val="FF0000"/>
+                <w:color w:val="auto"/>
                 <w:vertAlign w:val="baseline"/>
                 <w:lang w:val="en-US" w:eastAsia="zh-CN"/>
               </w:rPr>
               <w:t>请求：01 04 00 03 00 02 81 CB</w:t>
-              <w:br/>
+            </w:r>
+            <w:r>
+              <w:rPr>
+                <w:rFonts w:hint="eastAsia"/>
+                <w:color w:val="auto"/>
+                <w:vertAlign w:val="baseline"/>
+                <w:lang w:val="en-US" w:eastAsia="zh-CN"/>
+              </w:rPr>
+              <w:br w:type="textWrapping"/>
+            </w:r>
+            <w:r>
+              <w:rPr>
+                <w:rFonts w:hint="eastAsia"/>
+                <w:color w:val="auto"/>
+                <w:vertAlign w:val="baseline"/>
+                <w:lang w:val="en-US" w:eastAsia="zh-CN"/>
+              </w:rPr>
               <w:t>响应：01 04 04 00 00 13 88 F6 D2</w:t>
             </w:r>
           </w:p>
@@ -30018,7 +30263,7 @@
             </w:pPr>
             <w:r>
               <w:rPr>
-                <w:color w:val="FF0000"/>
+                <w:color w:val="auto"/>
               </w:rPr>
               <w:t>FC04；Raw=5000，缩放0.1 mm</w:t>
             </w:r>
@@ -30068,7 +30313,7 @@
             <w:r>
               <w:rPr>
                 <w:rFonts w:hint="eastAsia"/>
-                <w:color w:val="FF0000"/>
+                <w:color w:val="auto"/>
                 <w:vertAlign w:val="baseline"/>
                 <w:lang w:val="en-US" w:eastAsia="zh-CN"/>
               </w:rPr>
@@ -30097,7 +30342,7 @@
             <w:r>
               <w:rPr>
                 <w:rFonts w:hint="eastAsia"/>
-                <w:color w:val="FF0000"/>
+                <w:color w:val="auto"/>
                 <w:vertAlign w:val="baseline"/>
                 <w:lang w:val="en-US" w:eastAsia="zh-CN"/>
               </w:rPr>
@@ -30125,7 +30370,7 @@
             </w:pPr>
             <w:r>
               <w:rPr>
-                <w:color w:val="FF0000"/>
+                <w:color w:val="auto"/>
               </w:rPr>
               <w:t>FC05；复用取消测量，不另设急停</w:t>
             </w:r>
@@ -30175,7 +30420,7 @@
             <w:r>
               <w:rPr>
                 <w:rFonts w:hint="eastAsia"/>
-                <w:color w:val="FF0000"/>
+                <w:color w:val="auto"/>
                 <w:vertAlign w:val="baseline"/>
                 <w:lang w:val="en-US" w:eastAsia="zh-CN"/>
               </w:rPr>
@@ -30204,12 +30449,28 @@
             <w:r>
               <w:rPr>
                 <w:rFonts w:hint="eastAsia"/>
-                <w:color w:val="FF0000"/>
+                <w:color w:val="auto"/>
                 <w:vertAlign w:val="baseline"/>
                 <w:lang w:val="en-US" w:eastAsia="zh-CN"/>
               </w:rPr>
               <w:t>开启：01 05 00 06 FF 00 6C 3B</w:t>
-              <w:br/>
+            </w:r>
+            <w:r>
+              <w:rPr>
+                <w:rFonts w:hint="eastAsia"/>
+                <w:color w:val="auto"/>
+                <w:vertAlign w:val="baseline"/>
+                <w:lang w:val="en-US" w:eastAsia="zh-CN"/>
+              </w:rPr>
+              <w:br w:type="textWrapping"/>
+            </w:r>
+            <w:r>
+              <w:rPr>
+                <w:rFonts w:hint="eastAsia"/>
+                <w:color w:val="auto"/>
+                <w:vertAlign w:val="baseline"/>
+                <w:lang w:val="en-US" w:eastAsia="zh-CN"/>
+              </w:rPr>
               <w:t>退出：01 05 00 07 FF 00 3D FB</w:t>
             </w:r>
           </w:p>
@@ -30234,7 +30495,7 @@
             </w:pPr>
             <w:r>
               <w:rPr>
-                <w:color w:val="FF0000"/>
+                <w:color w:val="auto"/>
               </w:rPr>
               <w:t>维护不阻塞测量和指令；正常过程电流继续输出</w:t>
             </w:r>
@@ -30284,7 +30545,7 @@
             <w:r>
               <w:rPr>
                 <w:rFonts w:hint="eastAsia"/>
-                <w:color w:val="FF0000"/>
+                <w:color w:val="auto"/>
                 <w:vertAlign w:val="baseline"/>
                 <w:lang w:val="en-US" w:eastAsia="zh-CN"/>
               </w:rPr>
@@ -30313,17 +30574,65 @@
             <w:r>
               <w:rPr>
                 <w:rFonts w:hint="eastAsia"/>
-                <w:color w:val="FF0000"/>
+                <w:color w:val="auto"/>
                 <w:vertAlign w:val="baseline"/>
                 <w:lang w:val="en-US" w:eastAsia="zh-CN"/>
               </w:rPr>
-              <w:t>写请求：01 10 00 18 00 02 04 FF FF FF E7 F2 9B</w:t>
-              <w:br/>
+              <w:t>写请求：01 10 00 18 00 02 04 FF FF FF 06 32 D3</w:t>
+            </w:r>
+            <w:r>
+              <w:rPr>
+                <w:rFonts w:hint="eastAsia"/>
+                <w:color w:val="auto"/>
+                <w:vertAlign w:val="baseline"/>
+                <w:lang w:val="en-US" w:eastAsia="zh-CN"/>
+              </w:rPr>
+              <w:br w:type="textWrapping"/>
+            </w:r>
+            <w:r>
+              <w:rPr>
+                <w:rFonts w:hint="eastAsia"/>
+                <w:color w:val="auto"/>
+                <w:vertAlign w:val="baseline"/>
+                <w:lang w:val="en-US" w:eastAsia="zh-CN"/>
+              </w:rPr>
               <w:t>写响应：01 10 00 18 00 02 C1 CF</w:t>
-              <w:br/>
+            </w:r>
+            <w:r>
+              <w:rPr>
+                <w:rFonts w:hint="eastAsia"/>
+                <w:color w:val="auto"/>
+                <w:vertAlign w:val="baseline"/>
+                <w:lang w:val="en-US" w:eastAsia="zh-CN"/>
+              </w:rPr>
+              <w:br w:type="textWrapping"/>
+            </w:r>
+            <w:r>
+              <w:rPr>
+                <w:rFonts w:hint="eastAsia"/>
+                <w:color w:val="auto"/>
+                <w:vertAlign w:val="baseline"/>
+                <w:lang w:val="en-US" w:eastAsia="zh-CN"/>
+              </w:rPr>
               <w:t>读请求：01 03 00 18 00 02 44 0C</w:t>
-              <w:br/>
-              <w:t>读响应：01 03 04 FF FF FF E7 FB AD</w:t>
+            </w:r>
+            <w:r>
+              <w:rPr>
+                <w:rFonts w:hint="eastAsia"/>
+                <w:color w:val="auto"/>
+                <w:vertAlign w:val="baseline"/>
+                <w:lang w:val="en-US" w:eastAsia="zh-CN"/>
+              </w:rPr>
+              <w:br w:type="textWrapping"/>
+            </w:r>
+            <w:r>
+              <w:rPr>
+                <w:rFonts w:hint="eastAsia"/>
+                <w:color w:val="auto"/>
+                <w:vertAlign w:val="baseline"/>
+                <w:lang w:val="en-US" w:eastAsia="zh-CN"/>
+              </w:rPr>
+              <w:t>读响应：01 03 04 FF FF FF 06 3B E5</w:t>
             </w:r>
           </w:p>
         </w:tc>
@@ -30347,10 +30656,20 @@
             </w:pPr>
             <w:r>
               <w:rPr>
-                <w:color w:val="FF0000"/>
-              </w:rPr>
-              <w:t>FC10/FC03；AO电流修正位于0x0018～0x0019；int32=-25，单位0.01 mA；成功响应在持久化校验并补读一致后返回，同值写入相同。</w:t>
-              <w:br/>
+                <w:color w:val="auto"/>
+              </w:rPr>
+              <w:t>FC10/FC03；AO电流修正位于0x0018～0x0019；协议33中int32=-250，单位0.001 mA；成功响应在持久化校验并补读一致后返回，同值写入相同。</w:t>
+            </w:r>
+            <w:r>
+              <w:rPr>
+                <w:color w:val="auto"/>
+              </w:rPr>
+              <w:br w:type="textWrapping"/>
+            </w:r>
+            <w:r>
+              <w:rPr>
+                <w:color w:val="auto"/>
+              </w:rPr>
               <w:t>只读/非完整字段：01 90 03 0C 01；超时/校验失败：01 90 04 4D C3</w:t>
             </w:r>
           </w:p>
@@ -30527,7 +30846,7 @@
       <w:r>
         <w:rPr>
           <w:rFonts w:ascii="宋体" w:hAnsi="宋体" w:eastAsia="宋体"/>
-          <w:color w:val="FF0000"/>
+          <w:color w:val="auto"/>
           <w:sz w:val="22"/>
         </w:rPr>
         <w:t>设备状态位于输入寄存器0x0000（uint16，高字节在前）。维护模式为独立叠加状态，绝不覆盖或改变0x0000中的当前测量或运行状态；维护状态读取输入寄存器0x000E。</w:t>
@@ -30822,7 +31141,7 @@
             <w:r>
               <w:rPr>
                 <w:rFonts w:ascii="宋体" w:hAnsi="宋体" w:eastAsia="宋体"/>
-                <w:color w:val="FF0000"/>
+                <w:color w:val="auto"/>
                 <w:sz w:val="22"/>
               </w:rPr>
               <w:t>待机中</w:t>
@@ -30855,7 +31174,7 @@
             <w:r>
               <w:rPr>
                 <w:rFonts w:ascii="宋体" w:hAnsi="宋体" w:eastAsia="宋体"/>
-                <w:color w:val="FF0000"/>
+                <w:color w:val="auto"/>
                 <w:sz w:val="22"/>
               </w:rPr>
               <w:t>00</w:t>
@@ -30887,7 +31206,7 @@
             <w:r>
               <w:rPr>
                 <w:rFonts w:ascii="宋体" w:hAnsi="宋体" w:eastAsia="宋体"/>
-                <w:color w:val="FF0000"/>
+                <w:color w:val="auto"/>
                 <w:sz w:val="22"/>
               </w:rPr>
               <w:t>00</w:t>
@@ -30942,7 +31261,7 @@
             <w:r>
               <w:rPr>
                 <w:rFonts w:ascii="宋体" w:hAnsi="宋体" w:eastAsia="宋体"/>
-                <w:color w:val="FF0000"/>
+                <w:color w:val="auto"/>
                 <w:sz w:val="22"/>
               </w:rPr>
               <w:t>初始化</w:t>
@@ -30975,7 +31294,7 @@
             <w:r>
               <w:rPr>
                 <w:rFonts w:ascii="宋体" w:hAnsi="宋体" w:eastAsia="宋体"/>
-                <w:color w:val="FF0000"/>
+                <w:color w:val="auto"/>
                 <w:sz w:val="22"/>
               </w:rPr>
               <w:t>00</w:t>
@@ -31007,7 +31326,7 @@
             <w:r>
               <w:rPr>
                 <w:rFonts w:ascii="宋体" w:hAnsi="宋体" w:eastAsia="宋体"/>
-                <w:color w:val="FF0000"/>
+                <w:color w:val="auto"/>
                 <w:sz w:val="22"/>
               </w:rPr>
               <w:t>01</w:t>
@@ -31062,7 +31381,7 @@
             <w:r>
               <w:rPr>
                 <w:rFonts w:ascii="宋体" w:hAnsi="宋体" w:eastAsia="宋体"/>
-                <w:color w:val="FF0000"/>
+                <w:color w:val="auto"/>
                 <w:sz w:val="22"/>
               </w:rPr>
               <w:t>回零点中</w:t>
@@ -31095,7 +31414,7 @@
             <w:r>
               <w:rPr>
                 <w:rFonts w:ascii="宋体" w:hAnsi="宋体" w:eastAsia="宋体"/>
-                <w:color w:val="FF0000"/>
+                <w:color w:val="auto"/>
                 <w:sz w:val="22"/>
               </w:rPr>
               <w:t>00</w:t>
@@ -31127,7 +31446,7 @@
             <w:r>
               <w:rPr>
                 <w:rFonts w:ascii="宋体" w:hAnsi="宋体" w:eastAsia="宋体"/>
-                <w:color w:val="FF0000"/>
+                <w:color w:val="auto"/>
                 <w:sz w:val="22"/>
               </w:rPr>
               <w:t>02</w:t>
@@ -31182,7 +31501,7 @@
             <w:r>
               <w:rPr>
                 <w:rFonts w:ascii="宋体" w:hAnsi="宋体" w:eastAsia="宋体"/>
-                <w:color w:val="FF0000"/>
+                <w:color w:val="auto"/>
                 <w:sz w:val="22"/>
               </w:rPr>
               <w:t>标定零点中</w:t>
@@ -31215,7 +31534,7 @@
             <w:r>
               <w:rPr>
                 <w:rFonts w:ascii="宋体" w:hAnsi="宋体" w:eastAsia="宋体"/>
-                <w:color w:val="FF0000"/>
+                <w:color w:val="auto"/>
                 <w:sz w:val="22"/>
               </w:rPr>
               <w:t>00</w:t>
@@ -31247,7 +31566,7 @@
             <w:r>
               <w:rPr>
                 <w:rFonts w:ascii="宋体" w:hAnsi="宋体" w:eastAsia="宋体"/>
-                <w:color w:val="FF0000"/>
+                <w:color w:val="auto"/>
                 <w:sz w:val="22"/>
               </w:rPr>
               <w:t>10</w:t>
@@ -31302,7 +31621,7 @@
             <w:r>
               <w:rPr>
                 <w:rFonts w:ascii="宋体" w:hAnsi="宋体" w:eastAsia="宋体"/>
-                <w:color w:val="FF0000"/>
+                <w:color w:val="auto"/>
                 <w:sz w:val="22"/>
               </w:rPr>
               <w:t>标定液位中</w:t>
@@ -31335,7 +31654,7 @@
             <w:r>
               <w:rPr>
                 <w:rFonts w:ascii="宋体" w:hAnsi="宋体" w:eastAsia="宋体"/>
-                <w:color w:val="FF0000"/>
+                <w:color w:val="auto"/>
                 <w:sz w:val="22"/>
               </w:rPr>
               <w:t>00</w:t>
@@ -31367,7 +31686,7 @@
             <w:r>
               <w:rPr>
                 <w:rFonts w:ascii="宋体" w:hAnsi="宋体" w:eastAsia="宋体"/>
-                <w:color w:val="FF0000"/>
+                <w:color w:val="auto"/>
                 <w:sz w:val="22"/>
               </w:rPr>
               <w:t>15</w:t>
@@ -31422,7 +31741,7 @@
             <w:r>
               <w:rPr>
                 <w:rFonts w:ascii="宋体" w:hAnsi="宋体" w:eastAsia="宋体"/>
-                <w:color w:val="FF0000"/>
+                <w:color w:val="auto"/>
                 <w:sz w:val="22"/>
               </w:rPr>
               <w:t>读取部件参数中</w:t>
@@ -31455,7 +31774,7 @@
             <w:r>
               <w:rPr>
                 <w:rFonts w:ascii="宋体" w:hAnsi="宋体" w:eastAsia="宋体"/>
-                <w:color w:val="FF0000"/>
+                <w:color w:val="auto"/>
                 <w:sz w:val="22"/>
               </w:rPr>
               <w:t>00</w:t>
@@ -31487,7 +31806,7 @@
             <w:r>
               <w:rPr>
                 <w:rFonts w:ascii="宋体" w:hAnsi="宋体" w:eastAsia="宋体"/>
-                <w:color w:val="FF0000"/>
+                <w:color w:val="auto"/>
                 <w:sz w:val="22"/>
               </w:rPr>
               <w:t>16</w:t>
@@ -31542,7 +31861,7 @@
             <w:r>
               <w:rPr>
                 <w:rFonts w:ascii="宋体" w:hAnsi="宋体" w:eastAsia="宋体"/>
-                <w:color w:val="FF0000"/>
+                <w:color w:val="auto"/>
                 <w:sz w:val="22"/>
               </w:rPr>
               <w:t>向上运行中</w:t>
@@ -31575,7 +31894,7 @@
             <w:r>
               <w:rPr>
                 <w:rFonts w:ascii="宋体" w:hAnsi="宋体" w:eastAsia="宋体"/>
-                <w:color w:val="FF0000"/>
+                <w:color w:val="auto"/>
                 <w:sz w:val="22"/>
               </w:rPr>
               <w:t>00</w:t>
@@ -31607,7 +31926,7 @@
             <w:r>
               <w:rPr>
                 <w:rFonts w:ascii="宋体" w:hAnsi="宋体" w:eastAsia="宋体"/>
-                <w:color w:val="FF0000"/>
+                <w:color w:val="auto"/>
                 <w:sz w:val="22"/>
               </w:rPr>
               <w:t>17</w:t>
@@ -31662,7 +31981,7 @@
             <w:r>
               <w:rPr>
                 <w:rFonts w:ascii="宋体" w:hAnsi="宋体" w:eastAsia="宋体"/>
-                <w:color w:val="FF0000"/>
+                <w:color w:val="auto"/>
                 <w:sz w:val="22"/>
               </w:rPr>
               <w:t>向下运行中</w:t>
@@ -31695,7 +32014,7 @@
             <w:r>
               <w:rPr>
                 <w:rFonts w:ascii="宋体" w:hAnsi="宋体" w:eastAsia="宋体"/>
-                <w:color w:val="FF0000"/>
+                <w:color w:val="auto"/>
                 <w:sz w:val="22"/>
               </w:rPr>
               <w:t>00</w:t>
@@ -31727,7 +32046,7 @@
             <w:r>
               <w:rPr>
                 <w:rFonts w:ascii="宋体" w:hAnsi="宋体" w:eastAsia="宋体"/>
-                <w:color w:val="FF0000"/>
+                <w:color w:val="auto"/>
                 <w:sz w:val="22"/>
               </w:rPr>
               <w:t>18</w:t>
@@ -31782,7 +32101,7 @@
             <w:r>
               <w:rPr>
                 <w:rFonts w:ascii="宋体" w:hAnsi="宋体" w:eastAsia="宋体"/>
-                <w:color w:val="FF0000"/>
+                <w:color w:val="auto"/>
                 <w:sz w:val="22"/>
               </w:rPr>
               <w:t>寻找液位中</w:t>
@@ -31815,7 +32134,7 @@
             <w:r>
               <w:rPr>
                 <w:rFonts w:ascii="宋体" w:hAnsi="宋体" w:eastAsia="宋体"/>
-                <w:color w:val="FF0000"/>
+                <w:color w:val="auto"/>
                 <w:sz w:val="22"/>
               </w:rPr>
               <w:t>00</w:t>
@@ -31847,7 +32166,7 @@
             <w:r>
               <w:rPr>
                 <w:rFonts w:ascii="宋体" w:hAnsi="宋体" w:eastAsia="宋体"/>
-                <w:color w:val="FF0000"/>
+                <w:color w:val="auto"/>
                 <w:sz w:val="22"/>
               </w:rPr>
               <w:t>1E</w:t>
@@ -31902,7 +32221,7 @@
             <w:r>
               <w:rPr>
                 <w:rFonts w:ascii="宋体" w:hAnsi="宋体" w:eastAsia="宋体"/>
-                <w:color w:val="FF0000"/>
+                <w:color w:val="auto"/>
                 <w:sz w:val="22"/>
               </w:rPr>
               <w:t>寻找水位中</w:t>
@@ -31935,7 +32254,7 @@
             <w:r>
               <w:rPr>
                 <w:rFonts w:ascii="宋体" w:hAnsi="宋体" w:eastAsia="宋体"/>
-                <w:color w:val="FF0000"/>
+                <w:color w:val="auto"/>
                 <w:sz w:val="22"/>
               </w:rPr>
               <w:t>00</w:t>
@@ -31967,7 +32286,7 @@
             <w:r>
               <w:rPr>
                 <w:rFonts w:ascii="宋体" w:hAnsi="宋体" w:eastAsia="宋体"/>
-                <w:color w:val="FF0000"/>
+                <w:color w:val="auto"/>
                 <w:sz w:val="22"/>
               </w:rPr>
               <w:t>1F</w:t>
@@ -32022,7 +32341,7 @@
             <w:r>
               <w:rPr>
                 <w:rFonts w:ascii="宋体" w:hAnsi="宋体" w:eastAsia="宋体"/>
-                <w:color w:val="FF0000"/>
+                <w:color w:val="auto"/>
                 <w:sz w:val="22"/>
               </w:rPr>
               <w:t>寻找罐底中</w:t>
@@ -32055,7 +32374,7 @@
             <w:r>
               <w:rPr>
                 <w:rFonts w:ascii="宋体" w:hAnsi="宋体" w:eastAsia="宋体"/>
-                <w:color w:val="FF0000"/>
+                <w:color w:val="auto"/>
                 <w:sz w:val="22"/>
               </w:rPr>
               <w:t>00</w:t>
@@ -32087,7 +32406,7 @@
             <w:r>
               <w:rPr>
                 <w:rFonts w:ascii="宋体" w:hAnsi="宋体" w:eastAsia="宋体"/>
-                <w:color w:val="FF0000"/>
+                <w:color w:val="auto"/>
                 <w:sz w:val="22"/>
               </w:rPr>
               <w:t>20</w:t>
@@ -32142,7 +32461,7 @@
             <w:r>
               <w:rPr>
                 <w:rFonts w:ascii="宋体" w:hAnsi="宋体" w:eastAsia="宋体"/>
-                <w:color w:val="FF0000"/>
+                <w:color w:val="auto"/>
                 <w:sz w:val="22"/>
               </w:rPr>
               <w:t>寻找水位跟随点中</w:t>
@@ -32175,7 +32494,7 @@
             <w:r>
               <w:rPr>
                 <w:rFonts w:ascii="宋体" w:hAnsi="宋体" w:eastAsia="宋体"/>
-                <w:color w:val="FF0000"/>
+                <w:color w:val="auto"/>
                 <w:sz w:val="22"/>
               </w:rPr>
               <w:t>00</w:t>
@@ -32207,7 +32526,7 @@
             <w:r>
               <w:rPr>
                 <w:rFonts w:ascii="宋体" w:hAnsi="宋体" w:eastAsia="宋体"/>
-                <w:color w:val="FF0000"/>
+                <w:color w:val="auto"/>
                 <w:sz w:val="22"/>
               </w:rPr>
               <w:t>24</w:t>
@@ -32262,7 +32581,7 @@
             <w:r>
               <w:rPr>
                 <w:rFonts w:ascii="宋体" w:hAnsi="宋体" w:eastAsia="宋体"/>
-                <w:color w:val="FF0000"/>
+                <w:color w:val="auto"/>
                 <w:sz w:val="22"/>
               </w:rPr>
               <w:t>水位标定中</w:t>
@@ -32295,7 +32614,7 @@
             <w:r>
               <w:rPr>
                 <w:rFonts w:ascii="宋体" w:hAnsi="宋体" w:eastAsia="宋体"/>
-                <w:color w:val="FF0000"/>
+                <w:color w:val="auto"/>
                 <w:sz w:val="22"/>
               </w:rPr>
               <w:t>00</w:t>
@@ -32327,7 +32646,7 @@
             <w:r>
               <w:rPr>
                 <w:rFonts w:ascii="宋体" w:hAnsi="宋体" w:eastAsia="宋体"/>
-                <w:color w:val="FF0000"/>
+                <w:color w:val="auto"/>
                 <w:sz w:val="22"/>
               </w:rPr>
               <w:t>26</w:t>
@@ -32382,7 +32701,7 @@
             <w:r>
               <w:rPr>
                 <w:rFonts w:ascii="宋体" w:hAnsi="宋体" w:eastAsia="宋体"/>
-                <w:color w:val="FF0000"/>
+                <w:color w:val="auto"/>
                 <w:sz w:val="22"/>
               </w:rPr>
               <w:t>标定罐高中</w:t>
@@ -32415,7 +32734,7 @@
             <w:r>
               <w:rPr>
                 <w:rFonts w:ascii="宋体" w:hAnsi="宋体" w:eastAsia="宋体"/>
-                <w:color w:val="FF0000"/>
+                <w:color w:val="auto"/>
                 <w:sz w:val="22"/>
               </w:rPr>
               <w:t>00</w:t>
@@ -32447,7 +32766,7 @@
             <w:r>
               <w:rPr>
                 <w:rFonts w:ascii="宋体" w:hAnsi="宋体" w:eastAsia="宋体"/>
-                <w:color w:val="FF0000"/>
+                <w:color w:val="auto"/>
                 <w:sz w:val="22"/>
               </w:rPr>
               <w:t>28</w:t>
@@ -32502,7 +32821,7 @@
             <w:r>
               <w:rPr>
                 <w:rFonts w:ascii="宋体" w:hAnsi="宋体" w:eastAsia="宋体"/>
-                <w:color w:val="FF0000"/>
+                <w:color w:val="auto"/>
                 <w:sz w:val="22"/>
               </w:rPr>
               <w:t>标定零点完成</w:t>
@@ -32535,7 +32854,7 @@
             <w:r>
               <w:rPr>
                 <w:rFonts w:ascii="宋体" w:hAnsi="宋体" w:eastAsia="宋体"/>
-                <w:color w:val="FF0000"/>
+                <w:color w:val="auto"/>
                 <w:sz w:val="22"/>
               </w:rPr>
               <w:t>80</w:t>
@@ -32567,7 +32886,7 @@
             <w:r>
               <w:rPr>
                 <w:rFonts w:ascii="宋体" w:hAnsi="宋体" w:eastAsia="宋体"/>
-                <w:color w:val="FF0000"/>
+                <w:color w:val="auto"/>
                 <w:sz w:val="22"/>
               </w:rPr>
               <w:t>10</w:t>
@@ -32622,7 +32941,7 @@
             <w:r>
               <w:rPr>
                 <w:rFonts w:ascii="宋体" w:hAnsi="宋体" w:eastAsia="宋体"/>
-                <w:color w:val="FF0000"/>
+                <w:color w:val="auto"/>
                 <w:sz w:val="22"/>
               </w:rPr>
               <w:t>标定液位完成</w:t>
@@ -32655,7 +32974,7 @@
             <w:r>
               <w:rPr>
                 <w:rFonts w:ascii="宋体" w:hAnsi="宋体" w:eastAsia="宋体"/>
-                <w:color w:val="FF0000"/>
+                <w:color w:val="auto"/>
                 <w:sz w:val="22"/>
               </w:rPr>
               <w:t>80</w:t>
@@ -32687,7 +33006,7 @@
             <w:r>
               <w:rPr>
                 <w:rFonts w:ascii="宋体" w:hAnsi="宋体" w:eastAsia="宋体"/>
-                <w:color w:val="FF0000"/>
+                <w:color w:val="auto"/>
                 <w:sz w:val="22"/>
               </w:rPr>
               <w:t>15</w:t>
@@ -32742,7 +33061,7 @@
             <w:r>
               <w:rPr>
                 <w:rFonts w:ascii="宋体" w:hAnsi="宋体" w:eastAsia="宋体"/>
-                <w:color w:val="FF0000"/>
+                <w:color w:val="auto"/>
                 <w:sz w:val="22"/>
               </w:rPr>
               <w:t>读取部件参数完成</w:t>
@@ -32775,7 +33094,7 @@
             <w:r>
               <w:rPr>
                 <w:rFonts w:ascii="宋体" w:hAnsi="宋体" w:eastAsia="宋体"/>
-                <w:color w:val="FF0000"/>
+                <w:color w:val="auto"/>
                 <w:sz w:val="22"/>
               </w:rPr>
               <w:t>80</w:t>
@@ -32807,7 +33126,7 @@
             <w:r>
               <w:rPr>
                 <w:rFonts w:ascii="宋体" w:hAnsi="宋体" w:eastAsia="宋体"/>
-                <w:color w:val="FF0000"/>
+                <w:color w:val="auto"/>
                 <w:sz w:val="22"/>
               </w:rPr>
               <w:t>16</w:t>
@@ -32862,7 +33181,7 @@
             <w:r>
               <w:rPr>
                 <w:rFonts w:ascii="宋体" w:hAnsi="宋体" w:eastAsia="宋体"/>
-                <w:color w:val="FF0000"/>
+                <w:color w:val="auto"/>
                 <w:sz w:val="22"/>
               </w:rPr>
               <w:t>向上运行完成</w:t>
@@ -32895,7 +33214,7 @@
             <w:r>
               <w:rPr>
                 <w:rFonts w:ascii="宋体" w:hAnsi="宋体" w:eastAsia="宋体"/>
-                <w:color w:val="FF0000"/>
+                <w:color w:val="auto"/>
                 <w:sz w:val="22"/>
               </w:rPr>
               <w:t>80</w:t>
@@ -32927,7 +33246,7 @@
             <w:r>
               <w:rPr>
                 <w:rFonts w:ascii="宋体" w:hAnsi="宋体" w:eastAsia="宋体"/>
-                <w:color w:val="FF0000"/>
+                <w:color w:val="auto"/>
                 <w:sz w:val="22"/>
               </w:rPr>
               <w:t>17</w:t>
@@ -32982,7 +33301,7 @@
             <w:r>
               <w:rPr>
                 <w:rFonts w:ascii="宋体" w:hAnsi="宋体" w:eastAsia="宋体"/>
-                <w:color w:val="FF0000"/>
+                <w:color w:val="auto"/>
                 <w:sz w:val="22"/>
               </w:rPr>
               <w:t>向下运行完成</w:t>
@@ -33015,7 +33334,7 @@
             <w:r>
               <w:rPr>
                 <w:rFonts w:ascii="宋体" w:hAnsi="宋体" w:eastAsia="宋体"/>
-                <w:color w:val="FF0000"/>
+                <w:color w:val="auto"/>
                 <w:sz w:val="22"/>
               </w:rPr>
               <w:t>80</w:t>
@@ -33047,7 +33366,7 @@
             <w:r>
               <w:rPr>
                 <w:rFonts w:ascii="宋体" w:hAnsi="宋体" w:eastAsia="宋体"/>
-                <w:color w:val="FF0000"/>
+                <w:color w:val="auto"/>
                 <w:sz w:val="22"/>
               </w:rPr>
               <w:t>18</w:t>
@@ -33102,7 +33421,7 @@
             <w:r>
               <w:rPr>
                 <w:rFonts w:ascii="宋体" w:hAnsi="宋体" w:eastAsia="宋体"/>
-                <w:color w:val="FF0000"/>
+                <w:color w:val="auto"/>
                 <w:sz w:val="22"/>
               </w:rPr>
               <w:t>液位跟随中</w:t>
@@ -33135,7 +33454,7 @@
             <w:r>
               <w:rPr>
                 <w:rFonts w:ascii="宋体" w:hAnsi="宋体" w:eastAsia="宋体"/>
-                <w:color w:val="FF0000"/>
+                <w:color w:val="auto"/>
                 <w:sz w:val="22"/>
               </w:rPr>
               <w:t>80</w:t>
@@ -33167,7 +33486,7 @@
             <w:r>
               <w:rPr>
                 <w:rFonts w:ascii="宋体" w:hAnsi="宋体" w:eastAsia="宋体"/>
-                <w:color w:val="FF0000"/>
+                <w:color w:val="auto"/>
                 <w:sz w:val="22"/>
               </w:rPr>
               <w:t>1E</w:t>
@@ -33222,7 +33541,7 @@
             <w:r>
               <w:rPr>
                 <w:rFonts w:ascii="宋体" w:hAnsi="宋体" w:eastAsia="宋体"/>
-                <w:color w:val="FF0000"/>
+                <w:color w:val="auto"/>
                 <w:sz w:val="22"/>
               </w:rPr>
               <w:t>寻找水位完成</w:t>
@@ -33255,7 +33574,7 @@
             <w:r>
               <w:rPr>
                 <w:rFonts w:ascii="宋体" w:hAnsi="宋体" w:eastAsia="宋体"/>
-                <w:color w:val="FF0000"/>
+                <w:color w:val="auto"/>
                 <w:sz w:val="22"/>
               </w:rPr>
               <w:t>80</w:t>
@@ -33287,7 +33606,7 @@
             <w:r>
               <w:rPr>
                 <w:rFonts w:ascii="宋体" w:hAnsi="宋体" w:eastAsia="宋体"/>
-                <w:color w:val="FF0000"/>
+                <w:color w:val="auto"/>
                 <w:sz w:val="22"/>
               </w:rPr>
               <w:t>1F</w:t>
@@ -33342,7 +33661,7 @@
             <w:r>
               <w:rPr>
                 <w:rFonts w:ascii="宋体" w:hAnsi="宋体" w:eastAsia="宋体"/>
-                <w:color w:val="FF0000"/>
+                <w:color w:val="auto"/>
                 <w:sz w:val="22"/>
               </w:rPr>
               <w:t>寻找罐底完成</w:t>
@@ -33375,7 +33694,7 @@
             <w:r>
               <w:rPr>
                 <w:rFonts w:ascii="宋体" w:hAnsi="宋体" w:eastAsia="宋体"/>
-                <w:color w:val="FF0000"/>
+                <w:color w:val="auto"/>
                 <w:sz w:val="22"/>
               </w:rPr>
               <w:t>80</w:t>
@@ -33407,7 +33726,7 @@
             <w:r>
               <w:rPr>
                 <w:rFonts w:ascii="宋体" w:hAnsi="宋体" w:eastAsia="宋体"/>
-                <w:color w:val="FF0000"/>
+                <w:color w:val="auto"/>
                 <w:sz w:val="22"/>
               </w:rPr>
               <w:t>20</w:t>
@@ -33462,7 +33781,7 @@
             <w:r>
               <w:rPr>
                 <w:rFonts w:ascii="宋体" w:hAnsi="宋体" w:eastAsia="宋体"/>
-                <w:color w:val="FF0000"/>
+                <w:color w:val="auto"/>
                 <w:sz w:val="22"/>
               </w:rPr>
               <w:t>水位跟随中</w:t>
@@ -33495,7 +33814,7 @@
             <w:r>
               <w:rPr>
                 <w:rFonts w:ascii="宋体" w:hAnsi="宋体" w:eastAsia="宋体"/>
-                <w:color w:val="FF0000"/>
+                <w:color w:val="auto"/>
                 <w:sz w:val="22"/>
               </w:rPr>
               <w:t>80</w:t>
@@ -33527,7 +33846,7 @@
             <w:r>
               <w:rPr>
                 <w:rFonts w:ascii="宋体" w:hAnsi="宋体" w:eastAsia="宋体"/>
-                <w:color w:val="FF0000"/>
+                <w:color w:val="auto"/>
                 <w:sz w:val="22"/>
               </w:rPr>
               <w:t>24</w:t>
@@ -33582,7 +33901,7 @@
             <w:r>
               <w:rPr>
                 <w:rFonts w:ascii="宋体" w:hAnsi="宋体" w:eastAsia="宋体"/>
-                <w:color w:val="FF0000"/>
+                <w:color w:val="auto"/>
                 <w:sz w:val="22"/>
               </w:rPr>
               <w:t>水位标定完成</w:t>
@@ -33615,7 +33934,7 @@
             <w:r>
               <w:rPr>
                 <w:rFonts w:ascii="宋体" w:hAnsi="宋体" w:eastAsia="宋体"/>
-                <w:color w:val="FF0000"/>
+                <w:color w:val="auto"/>
                 <w:sz w:val="22"/>
               </w:rPr>
               <w:t>80</w:t>
@@ -33647,7 +33966,7 @@
             <w:r>
               <w:rPr>
                 <w:rFonts w:ascii="宋体" w:hAnsi="宋体" w:eastAsia="宋体"/>
-                <w:color w:val="FF0000"/>
+                <w:color w:val="auto"/>
                 <w:sz w:val="22"/>
               </w:rPr>
               <w:t>26</w:t>
@@ -33702,7 +34021,7 @@
             <w:r>
               <w:rPr>
                 <w:rFonts w:ascii="宋体" w:hAnsi="宋体" w:eastAsia="宋体"/>
-                <w:color w:val="FF0000"/>
+                <w:color w:val="auto"/>
                 <w:sz w:val="22"/>
               </w:rPr>
               <w:t>标定罐高完成</w:t>
@@ -33735,7 +34054,7 @@
             <w:r>
               <w:rPr>
                 <w:rFonts w:ascii="宋体" w:hAnsi="宋体" w:eastAsia="宋体"/>
-                <w:color w:val="FF0000"/>
+                <w:color w:val="auto"/>
                 <w:sz w:val="22"/>
               </w:rPr>
               <w:t>80</w:t>
@@ -33767,7 +34086,7 @@
             <w:r>
               <w:rPr>
                 <w:rFonts w:ascii="宋体" w:hAnsi="宋体" w:eastAsia="宋体"/>
-                <w:color w:val="FF0000"/>
+                <w:color w:val="auto"/>
                 <w:sz w:val="22"/>
               </w:rPr>
               <w:t>28</w:t>
@@ -33822,7 +34141,7 @@
             <w:r>
               <w:rPr>
                 <w:rFonts w:ascii="宋体" w:hAnsi="宋体" w:eastAsia="宋体"/>
-                <w:color w:val="FF0000"/>
+                <w:color w:val="auto"/>
                 <w:sz w:val="22"/>
               </w:rPr>
               <w:t>故障</w:t>
@@ -33855,7 +34174,7 @@
             <w:r>
               <w:rPr>
                 <w:rFonts w:ascii="宋体" w:hAnsi="宋体" w:eastAsia="宋体"/>
-                <w:color w:val="FF0000"/>
+                <w:color w:val="auto"/>
                 <w:sz w:val="22"/>
               </w:rPr>
               <w:t>FF</w:t>
@@ -33887,7 +34206,7 @@
             <w:r>
               <w:rPr>
                 <w:rFonts w:ascii="宋体" w:hAnsi="宋体" w:eastAsia="宋体"/>
-                <w:color w:val="FF0000"/>
+                <w:color w:val="auto"/>
                 <w:sz w:val="22"/>
               </w:rPr>
               <w:t>FF</w:t>
